--- a/downloads/student/bridge-week-06.docx
+++ b/downloads/student/bridge-week-06.docx
@@ -1124,6 +1124,16 @@
     <w:p>
       <w:r>
         <w:t>This bounded loop does not train an AI model; other loop conditions may require separate termination checks.</w:t>
+      </w:r>
+    </w:p>
+    <w:p>
+      <w:r>
+        <w:t>Read the labelled picture: List the four visited values and their running totals. Explain why 5 is absent and what prints for range(1,1).</w:t>
+      </w:r>
+    </w:p>
+    <w:p>
+      <w:r>
+        <w:t>Change one thing: Replace range(1,5) with range(1,1). Predict the result before checking the explanation. What remains the same?</w:t>
       </w:r>
     </w:p>
     <w:p>
@@ -2318,6 +2328,187 @@
         <w:t>Attempt the independent case before hints. Record whether you worked alone, used a hint or followed a model. After feedback, fix the first unsupported step and explain why it changed. A later check uses a changed case, not a copied answer.</w:t>
       </w:r>
     </w:p>
+    <w:p>
+      <w:pPr>
+        <w:pStyle w:val="Heading1"/>
+      </w:pPr>
+      <w:r>
+        <w:t>15. Your lesson route</w:t>
+      </w:r>
+    </w:p>
+    <w:p>
+      <w:r>
+        <w:t>Start with this question: Accumulate a short range. A running total adds the integers visited by range(1,5).</w:t>
+      </w:r>
+    </w:p>
+    <w:tbl>
+      <w:tblPr>
+        <w:tblStyle w:val="LightShading-Accent1"/>
+        <w:tblW w:type="auto" w:w="0"/>
+        <w:tblLook w:firstColumn="1" w:firstRow="1" w:lastColumn="0" w:lastRow="0" w:noHBand="0" w:noVBand="1" w:val="04A0"/>
+      </w:tblPr>
+      <w:tblGrid>
+        <w:gridCol w:w="5112"/>
+        <w:gridCol w:w="5112"/>
+      </w:tblGrid>
+      <w:tr>
+        <w:trPr>
+          <w:tblHeader/>
+        </w:trPr>
+        <w:tc>
+          <w:tcPr>
+            <w:tcW w:type="dxa" w:w="5112"/>
+          </w:tcPr>
+          <w:p>
+            <w:r>
+              <w:t>By the end, I can</w:t>
+            </w:r>
+          </w:p>
+        </w:tc>
+        <w:tc>
+          <w:tcPr>
+            <w:tcW w:type="dxa" w:w="5112"/>
+          </w:tcPr>
+          <w:p>
+            <w:r>
+              <w:t>How I will show it</w:t>
+            </w:r>
+          </w:p>
+        </w:tc>
+      </w:tr>
+      <w:tr>
+        <w:tc>
+          <w:tcPr>
+            <w:tcW w:type="dxa" w:w="5112"/>
+          </w:tcPr>
+          <w:p>
+            <w:r>
+              <w:t>Trace variable values before and after each loop iteration</w:t>
+            </w:r>
+          </w:p>
+        </w:tc>
+        <w:tc>
+          <w:tcPr>
+            <w:tcW w:type="dxa" w:w="5112"/>
+          </w:tcPr>
+          <w:p>
+            <w:r>
+              <w:t>Explain the deciding step, show a trace or test, and state one limit.</w:t>
+            </w:r>
+          </w:p>
+        </w:tc>
+      </w:tr>
+      <w:tr>
+        <w:tc>
+          <w:tcPr>
+            <w:tcW w:type="dxa" w:w="5112"/>
+          </w:tcPr>
+          <w:p>
+            <w:r>
+              <w:t>Use the excluded stop value in range correctly</w:t>
+            </w:r>
+          </w:p>
+        </w:tc>
+        <w:tc>
+          <w:tcPr>
+            <w:tcW w:type="dxa" w:w="5112"/>
+          </w:tcPr>
+          <w:p>
+            <w:r>
+              <w:t>Explain the deciding step, show a trace or test, and state one limit.</w:t>
+            </w:r>
+          </w:p>
+        </w:tc>
+      </w:tr>
+      <w:tr>
+        <w:tc>
+          <w:tcPr>
+            <w:tcW w:type="dxa" w:w="5112"/>
+          </w:tcPr>
+          <w:p>
+            <w:r>
+              <w:t>Explain initialization and test zero one and several iterations</w:t>
+            </w:r>
+          </w:p>
+        </w:tc>
+        <w:tc>
+          <w:tcPr>
+            <w:tcW w:type="dxa" w:w="5112"/>
+          </w:tcPr>
+          <w:p>
+            <w:r>
+              <w:t>Explain the deciding step, show a trace or test, and state one limit.</w:t>
+            </w:r>
+          </w:p>
+        </w:tc>
+      </w:tr>
+    </w:tbl>
+    <w:p>
+      <w:r>
+        <w:t>Remember → watch and explain → try with help → investigate → try independently → keep project evidence. Your teacher may spread this lesson across several classes.</w:t>
+      </w:r>
+    </w:p>
+    <w:p>
+      <w:r>
+        <w:t>Keep your first prediction. Compare it with what the evidence shows and explain any change.</w:t>
+      </w:r>
+    </w:p>
+    <w:p>
+      <w:pPr>
+        <w:pStyle w:val="Heading1"/>
+      </w:pPr>
+      <w:r>
+        <w:t>16. Finish and return</w:t>
+      </w:r>
+    </w:p>
+    <w:p>
+      <w:r>
+        <w:t>Close your notes. Explain this goal in your own words: Trace variable values before and after each loop iteration</w:t>
+      </w:r>
+    </w:p>
+    <w:p>
+      <w:pPr>
+        <w:pStyle w:val="Heading3"/>
+      </w:pPr>
+      <w:r>
+        <w:t>My deciding step, evidence and one remaining question</w:t>
+      </w:r>
+    </w:p>
+    <w:p>
+      <w:r>
+        <w:t>________________________________________________________________</w:t>
+      </w:r>
+    </w:p>
+    <w:p>
+      <w:r>
+        <w:t>________________________________________________________________</w:t>
+      </w:r>
+    </w:p>
+    <w:p>
+      <w:r>
+        <w:t>________________________________________________________________</w:t>
+      </w:r>
+    </w:p>
+    <w:p>
+      <w:r>
+        <w:t>________________________________________________________________</w:t>
+      </w:r>
+    </w:p>
+    <w:p>
+      <w:r>
+        <w:t>________________________________________________________________</w:t>
+      </w:r>
+    </w:p>
+    <w:p>
+      <w:r>
+        <w:t>If you are unsure, return to the worked picture and explain one arrow. If you are ready, change an input or assumption and justify your prediction.</w:t>
+      </w:r>
+    </w:p>
+    <w:p>
+      <w:r>
+        <w:t>Save your workbook evidence. At the next review, try a different case before opening your old answer.</w:t>
+      </w:r>
+    </w:p>
     <w:sectPr>
       <w:pgSz w:w="12240" w:h="15840"/>
       <w:pgMar w:top="936" w:right="1008" w:bottom="936" w:left="1008" w:header="720" w:footer="720" w:gutter="0"/>

--- a/downloads/student/bridge-week-06.docx
+++ b/downloads/student/bridge-week-06.docx
@@ -2509,6 +2509,210 @@
         <w:t>Save your workbook evidence. At the next review, try a different case before opening your old answer.</w:t>
       </w:r>
     </w:p>
+    <w:p>
+      <w:pPr>
+        <w:pStyle w:val="Heading1"/>
+      </w:pPr>
+      <w:r>
+        <w:t>17. Supported practice, repair and portfolio</w:t>
+      </w:r>
+    </w:p>
+    <w:p>
+      <w:r>
+        <w:t>Use this supported practice once, in the browser or on paper. Keep the reserved independent assessment for a separate first attempt before teacher feedback.</w:t>
+      </w:r>
+    </w:p>
+    <w:p>
+      <w:r>
+        <w:t>Accumulate a short range. A running total adds the integers visited by range(1,5).</w:t>
+      </w:r>
+    </w:p>
+    <w:p>
+      <w:pPr>
+        <w:pStyle w:val="Heading3"/>
+      </w:pPr>
+      <w:r>
+        <w:t>Practice 1: explain the deciding evidence</w:t>
+      </w:r>
+    </w:p>
+    <w:p>
+      <w:r>
+        <w:t>Which labelled step matches this detail? The final displayed value is 10.</w:t>
+      </w:r>
+    </w:p>
+    <w:p>
+      <w:r>
+        <w:t>1. Trace running total</w:t>
+      </w:r>
+    </w:p>
+    <w:p>
+      <w:r>
+        <w:t>2. Print after the loop</w:t>
+      </w:r>
+    </w:p>
+    <w:p>
+      <w:r>
+        <w:t>3. Visit the range</w:t>
+      </w:r>
+    </w:p>
+    <w:p>
+      <w:pPr>
+        <w:pStyle w:val="Heading3"/>
+      </w:pPr>
+      <w:r>
+        <w:t>My selected conclusion, deciding fact and explanation</w:t>
+      </w:r>
+    </w:p>
+    <w:p>
+      <w:r>
+        <w:t>________________________________________________________________</w:t>
+      </w:r>
+    </w:p>
+    <w:p>
+      <w:r>
+        <w:t>________________________________________________________________</w:t>
+      </w:r>
+    </w:p>
+    <w:p>
+      <w:r>
+        <w:t>________________________________________________________________</w:t>
+      </w:r>
+    </w:p>
+    <w:p>
+      <w:r>
+        <w:t>________________________________________________________________</w:t>
+      </w:r>
+    </w:p>
+    <w:p>
+      <w:r>
+        <w:t>________________________________________________________________</w:t>
+      </w:r>
+    </w:p>
+    <w:p>
+      <w:r>
+        <w:t>Hint if needed: Read the steps in the pictorial case. Match the supplied detail to the stage that performs or records it.</w:t>
+      </w:r>
+    </w:p>
+    <w:p>
+      <w:r>
+        <w:t>After your attempt, compare with the supported explanation: Print after the loop The final displayed value is 10. A loop repeats an operation for each visited value. A trace table distinguishes the current value from the accumulator; the range stop is not included.</w:t>
+      </w:r>
+    </w:p>
+    <w:p>
+      <w:pPr>
+        <w:pStyle w:val="Heading3"/>
+      </w:pPr>
+      <w:r>
+        <w:t>Practice 2: explain the deciding evidence</w:t>
+      </w:r>
+    </w:p>
+    <w:p>
+      <w:r>
+        <w:t>Changed-case practice: Replace range(1,5) with range(1,1). Which conclusion is supported by the supplied facts?</w:t>
+      </w:r>
+    </w:p>
+    <w:p>
+      <w:r>
+        <w:t>1. We can decide the result without examining the changed input or the procedure.</w:t>
+      </w:r>
+    </w:p>
+    <w:p>
+      <w:r>
+        <w:t>2. No values are visited and the final output is 0.</w:t>
+      </w:r>
+    </w:p>
+    <w:p>
+      <w:r>
+        <w:t>3. This one example guarantees correct results for every future input.</w:t>
+      </w:r>
+    </w:p>
+    <w:p>
+      <w:pPr>
+        <w:pStyle w:val="Heading3"/>
+      </w:pPr>
+      <w:r>
+        <w:t>My selected conclusion, deciding fact and explanation</w:t>
+      </w:r>
+    </w:p>
+    <w:p>
+      <w:r>
+        <w:t>________________________________________________________________</w:t>
+      </w:r>
+    </w:p>
+    <w:p>
+      <w:r>
+        <w:t>________________________________________________________________</w:t>
+      </w:r>
+    </w:p>
+    <w:p>
+      <w:r>
+        <w:t>________________________________________________________________</w:t>
+      </w:r>
+    </w:p>
+    <w:p>
+      <w:r>
+        <w:t>________________________________________________________________</w:t>
+      </w:r>
+    </w:p>
+    <w:p>
+      <w:r>
+        <w:t>________________________________________________________________</w:t>
+      </w:r>
+    </w:p>
+    <w:p>
+      <w:r>
+        <w:t>Hint if needed: Use the changed condition and the deciding step in the pictorial trace. The answer must say what follows from those facts.</w:t>
+      </w:r>
+    </w:p>
+    <w:p>
+      <w:r>
+        <w:t>After your attempt, compare with the supported explanation: No values are visited and the final output is 0. The accumulator starts at zero and an empty loop never changes it.</w:t>
+      </w:r>
+    </w:p>
+    <w:p>
+      <w:pPr>
+        <w:pStyle w:val="Heading3"/>
+      </w:pPr>
+      <w:r>
+        <w:t>Repair a missing building block</w:t>
+      </w:r>
+    </w:p>
+    <w:p>
+      <w:r>
+        <w:t>Review Branching and boundary tests (python-bridge/5). Goal: Trace the selected branch in an if elif else chain. Short practice: Trace -2, 4 and 5 through the branches. Explain why the negative check comes first and what label -2 gets if it is removed.. Return to this week and explain what you changed.</w:t>
+      </w:r>
+    </w:p>
+    <w:p>
+      <w:r>
+        <w:t>Review Expressions and operator order (python-bridge/3). Goal: Evaluate numeric expressions using Python’s grouping rules. Short practice: Trace the operation order in both expressions. Identify which picture step changes with parentheses and predict both results when the multiplier becomes four.. Return to this week and explain what you changed.</w:t>
+      </w:r>
+    </w:p>
+    <w:p>
+      <w:pPr>
+        <w:pStyle w:val="Heading3"/>
+      </w:pPr>
+      <w:r>
+        <w:t>Predict, run and debug</w:t>
+      </w:r>
+    </w:p>
+    <w:p>
+      <w:r>
+        <w:t>The browser lab lets you edit the supported Python examples already included in this lesson. Predict first, run, inspect the actual output or error, change one input, then run again. Keep code, predictions, actual results and a reasoned revision together. On paper, label your result as a trace rather than an execution.</w:t>
+      </w:r>
+    </w:p>
+    <w:p>
+      <w:pPr>
+        <w:pStyle w:val="Heading3"/>
+      </w:pPr>
+      <w:r>
+        <w:t>Keep your completed work</w:t>
+      </w:r>
+    </w:p>
+    <w:p>
+      <w:r>
+        <w:t>Use Download completed work in the hosted lesson to export your answers, reflections, practice feedback and code-run evidence. Open the HTML copy to read or print it. Drafts stay in this browser when storage is available; clear drafts on a shared device.</w:t>
+      </w:r>
+    </w:p>
     <w:sectPr>
       <w:pgSz w:w="12240" w:h="15840"/>
       <w:pgMar w:top="936" w:right="1008" w:bottom="936" w:left="1008" w:header="720" w:footer="720" w:gutter="0"/>

--- a/downloads/student/bridge-week-06.docx
+++ b/downloads/student/bridge-week-06.docx
@@ -42,6 +42,11 @@
       </w:r>
     </w:p>
     <w:p>
+      <w:r>
+        <w:t>Start with the target: Trace variable values before and after each loop iteration. Try the recall before opening notes.</w:t>
+      </w:r>
+    </w:p>
+    <w:p>
       <w:pPr>
         <w:pStyle w:val="Heading3"/>
       </w:pPr>
@@ -50,18 +55,84 @@
       </w:r>
     </w:p>
     <w:p>
-      <w:r>
-        <w:t>I can trace variable values before and after each loop iteration.</w:t>
-      </w:r>
-    </w:p>
-    <w:p>
-      <w:r>
+      <w:pPr>
+        <w:spacing w:line="336" w:lineRule="auto" w:after="180"/>
+      </w:pPr>
+      <w:r>
+        <w:rPr>
+          <w:b w:val="0"/>
+        </w:rPr>
+        <w:t xml:space="preserve">I can trace variable values before and after each </w:t>
+      </w:r>
+      <w:r>
+        <w:rPr>
+          <w:b/>
+        </w:rPr>
+        <w:t>loop</w:t>
+      </w:r>
+      <w:r>
+        <w:rPr>
+          <w:b w:val="0"/>
+        </w:rPr>
+        <w:t xml:space="preserve"> </w:t>
+      </w:r>
+      <w:r>
+        <w:rPr>
+          <w:b/>
+        </w:rPr>
+        <w:t>iteration</w:t>
+      </w:r>
+      <w:r>
+        <w:rPr>
+          <w:b w:val="0"/>
+        </w:rPr>
+        <w:t>.</w:t>
+      </w:r>
+    </w:p>
+    <w:p>
+      <w:pPr>
+        <w:spacing w:line="336" w:lineRule="auto" w:after="180"/>
+      </w:pPr>
+      <w:r>
+        <w:rPr>
+          <w:b w:val="0"/>
+        </w:rPr>
         <w:t>I can use the excluded stop value in range correctly.</w:t>
       </w:r>
     </w:p>
     <w:p>
-      <w:r>
-        <w:t>I can explain initialization and test zero one and several iterations.</w:t>
+      <w:pPr>
+        <w:spacing w:line="336" w:lineRule="auto" w:after="180"/>
+      </w:pPr>
+      <w:r>
+        <w:rPr>
+          <w:b w:val="0"/>
+        </w:rPr>
+        <w:t xml:space="preserve">I can explain </w:t>
+      </w:r>
+      <w:r>
+        <w:rPr>
+          <w:b/>
+        </w:rPr>
+        <w:t>initialization</w:t>
+      </w:r>
+      <w:r>
+        <w:rPr>
+          <w:b w:val="0"/>
+        </w:rPr>
+        <w:t xml:space="preserve"> and test zero one and several </w:t>
+      </w:r>
+      <w:r>
+        <w:rPr>
+          <w:b/>
+        </w:rPr>
+        <w:t>iteration</w:t>
+      </w:r>
+      <w:r>
+        <w:rPr>
+          <w:b w:val="0"/>
+        </w:rPr>
+        <w:t>s.</w:t>
       </w:r>
     </w:p>
     <w:p>
@@ -73,43 +144,145 @@
       </w:r>
     </w:p>
     <w:p>
-      <w:r>
+      <w:pPr>
+        <w:spacing w:line="336" w:lineRule="auto" w:after="180"/>
+      </w:pPr>
+      <w:r>
+        <w:rPr>
+          <w:b w:val="0"/>
+        </w:rPr>
         <w:t>Close your notes first. A rough first answer helps us choose the right starting point; it is not a score for your ability.</w:t>
       </w:r>
     </w:p>
     <w:p>
-      <w:r>
+      <w:pPr>
+        <w:spacing w:line="336" w:lineRule="auto" w:after="180"/>
+      </w:pPr>
+      <w:r>
+        <w:rPr>
+          <w:b w:val="0"/>
+        </w:rPr>
         <w:t>Without opening the old lesson, explain one key idea from Branching and boundary tests. Give an example and a mistake that the idea helps you avoid.</w:t>
       </w:r>
     </w:p>
     <w:p>
-      <w:r>
+      <w:pPr>
+        <w:spacing w:line="336" w:lineRule="auto" w:after="180"/>
+      </w:pPr>
+      <w:r>
+        <w:rPr>
+          <w:b w:val="0"/>
+        </w:rPr>
         <w:t>Without opening the old lesson, explain one key idea from Expressions and operator order. Give an example and a mistake that the idea helps you avoid.</w:t>
       </w:r>
     </w:p>
     <w:p>
-      <w:r>
-        <w:t>After trying, check the relevant lesson or ask your teacher. Change the part of your explanation that the evidence shows was wrong.</w:t>
-      </w:r>
-    </w:p>
-    <w:p>
-      <w:r>
+      <w:pPr>
+        <w:spacing w:line="336" w:lineRule="auto" w:after="180"/>
+      </w:pPr>
+      <w:r>
+        <w:rPr>
+          <w:b w:val="0"/>
+        </w:rPr>
+        <w:t xml:space="preserve">After trying, check the relevant lesson or ask your teacher. Change the part of your explanation that the </w:t>
+      </w:r>
+      <w:r>
+        <w:rPr>
+          <w:b/>
+        </w:rPr>
+        <w:t>evidence</w:t>
+      </w:r>
+      <w:r>
+        <w:rPr>
+          <w:b w:val="0"/>
+        </w:rPr>
+        <w:t xml:space="preserve"> shows was wrong.</w:t>
+      </w:r>
+    </w:p>
+    <w:p>
+      <w:pPr>
+        <w:spacing w:line="336" w:lineRule="auto" w:after="180"/>
+      </w:pPr>
+      <w:r>
+        <w:rPr>
+          <w:b w:val="0"/>
+        </w:rPr>
         <w:t>This week you will practise:</w:t>
       </w:r>
     </w:p>
     <w:p>
-      <w:r>
-        <w:t>Trace variable values before and after each loop iteration</w:t>
-      </w:r>
-    </w:p>
-    <w:p>
-      <w:r>
+      <w:pPr>
+        <w:spacing w:line="336" w:lineRule="auto" w:after="180"/>
+      </w:pPr>
+      <w:r>
+        <w:rPr>
+          <w:b w:val="0"/>
+        </w:rPr>
+        <w:t xml:space="preserve">Trace variable values before and after each </w:t>
+      </w:r>
+      <w:r>
+        <w:rPr>
+          <w:b/>
+        </w:rPr>
+        <w:t>loop</w:t>
+      </w:r>
+      <w:r>
+        <w:rPr>
+          <w:b w:val="0"/>
+        </w:rPr>
+        <w:t xml:space="preserve"> </w:t>
+      </w:r>
+      <w:r>
+        <w:rPr>
+          <w:b/>
+        </w:rPr>
+        <w:t>iteration</w:t>
+      </w:r>
+    </w:p>
+    <w:p>
+      <w:pPr>
+        <w:spacing w:line="336" w:lineRule="auto" w:after="180"/>
+      </w:pPr>
+      <w:r>
+        <w:rPr>
+          <w:b w:val="0"/>
+        </w:rPr>
         <w:t>Use the excluded stop value in range correctly</w:t>
       </w:r>
     </w:p>
     <w:p>
-      <w:r>
-        <w:t>Explain initialization and test zero one and several iterations</w:t>
+      <w:pPr>
+        <w:spacing w:line="336" w:lineRule="auto" w:after="180"/>
+      </w:pPr>
+      <w:r>
+        <w:rPr>
+          <w:b w:val="0"/>
+        </w:rPr>
+        <w:t xml:space="preserve">Explain </w:t>
+      </w:r>
+      <w:r>
+        <w:rPr>
+          <w:b/>
+        </w:rPr>
+        <w:t>initialization</w:t>
+      </w:r>
+      <w:r>
+        <w:rPr>
+          <w:b w:val="0"/>
+        </w:rPr>
+        <w:t xml:space="preserve"> and test zero one and several </w:t>
+      </w:r>
+      <w:r>
+        <w:rPr>
+          <w:b/>
+        </w:rPr>
+        <w:t>iteration</w:t>
+      </w:r>
+      <w:r>
+        <w:rPr>
+          <w:b w:val="0"/>
+        </w:rPr>
+        <w:t>s</w:t>
       </w:r>
     </w:p>
     <w:p>
@@ -121,7 +294,14 @@
       </w:r>
     </w:p>
     <w:p>
-      <w:r>
+      <w:pPr>
+        <w:spacing w:line="336" w:lineRule="auto" w:after="180"/>
+        <w:shd w:fill="F5F1FB"/>
+      </w:pPr>
+      <w:r>
+        <w:rPr>
+          <w:b w:val="0"/>
+        </w:rPr>
         <w:t>Starting with total = 2, what does total = total + 3 store?</w:t>
       </w:r>
     </w:p>
@@ -157,8 +337,38 @@
       </w:r>
     </w:p>
     <w:p>
-      <w:r>
-        <w:t>Trace loops and trace tables and explain the changed program before running it.</w:t>
+      <w:pPr>
+        <w:spacing w:line="336" w:lineRule="auto" w:after="180"/>
+      </w:pPr>
+      <w:r>
+        <w:rPr>
+          <w:b w:val="0"/>
+        </w:rPr>
+        <w:t xml:space="preserve">Trace </w:t>
+      </w:r>
+      <w:r>
+        <w:rPr>
+          <w:b/>
+        </w:rPr>
+        <w:t>loop</w:t>
+      </w:r>
+      <w:r>
+        <w:rPr>
+          <w:b w:val="0"/>
+        </w:rPr>
+        <w:t xml:space="preserve">s and </w:t>
+      </w:r>
+      <w:r>
+        <w:rPr>
+          <w:b/>
+        </w:rPr>
+        <w:t>trace table</w:t>
+      </w:r>
+      <w:r>
+        <w:rPr>
+          <w:b w:val="0"/>
+        </w:rPr>
+        <w:t>s and explain the changed program before running it.</w:t>
       </w:r>
     </w:p>
     <w:p>
@@ -171,12 +381,75 @@
     </w:p>
     <w:p>
       <w:r>
-        <w:t>Imagine adding numbered counters: first 1, then 2, then 3. A loop can repeat the same addition with a different number each time. This week you will predict each change before running a short Python script. Tracing repeated calculations prepares you to inspect the data processing used in larger AI applications.</w:t>
-      </w:r>
-    </w:p>
-    <w:p>
-      <w:r>
-        <w:t>In for turn in range(1, 4), Python supplies 1, 2 and 3 in order. The start is included and the stop is excluded. The indented body runs once for each supplied value. The colon and four-space indentation mark that body. This lesson uses integer range values with the default positive step of 1.</w:t>
+        <w:t>Investigate the supplied Loops and trace tables case. Separate observations, given facts and assumptions before choosing an explanation.</w:t>
+      </w:r>
+    </w:p>
+    <w:p>
+      <w:pPr>
+        <w:spacing w:line="336" w:lineRule="auto" w:after="180"/>
+      </w:pPr>
+      <w:r>
+        <w:rPr>
+          <w:b w:val="0"/>
+        </w:rPr>
+        <w:t xml:space="preserve">Imagine adding numbered counters: first 1, then 2, then 3. A </w:t>
+      </w:r>
+      <w:r>
+        <w:rPr>
+          <w:b/>
+        </w:rPr>
+        <w:t>loop</w:t>
+      </w:r>
+      <w:r>
+        <w:rPr>
+          <w:b w:val="0"/>
+        </w:rPr>
+        <w:t xml:space="preserve"> can repeat the same addition with a different number each time. This week you will predict each change before running a short Python script.</w:t>
+      </w:r>
+    </w:p>
+    <w:p>
+      <w:pPr>
+        <w:spacing w:line="336" w:lineRule="auto" w:after="180"/>
+      </w:pPr>
+      <w:r>
+        <w:rPr>
+          <w:b w:val="0"/>
+        </w:rPr>
+        <w:t xml:space="preserve">Tracing repeated calculations prepares you to inspect the data </w:t>
+      </w:r>
+      <w:r>
+        <w:rPr>
+          <w:b/>
+        </w:rPr>
+        <w:t>process</w:t>
+      </w:r>
+      <w:r>
+        <w:rPr>
+          <w:b w:val="0"/>
+        </w:rPr>
+        <w:t>ing used in larger AI applications.</w:t>
+      </w:r>
+    </w:p>
+    <w:p>
+      <w:pPr>
+        <w:spacing w:line="336" w:lineRule="auto" w:after="180"/>
+      </w:pPr>
+      <w:r>
+        <w:rPr>
+          <w:b w:val="0"/>
+        </w:rPr>
+        <w:t>In for turn in range(1, 4), Python supplies 1, 2 and 3 in order. The start is included and the stop is excluded. The indented body runs once for each supplied value. The colon and four-space indentation mark that body.</w:t>
+      </w:r>
+    </w:p>
+    <w:p>
+      <w:pPr>
+        <w:spacing w:line="336" w:lineRule="auto" w:after="180"/>
+      </w:pPr>
+      <w:r>
+        <w:rPr>
+          <w:b w:val="0"/>
+        </w:rPr>
+        <w:t>This lesson uses integer range values with the default positive step of 1.</w:t>
       </w:r>
     </w:p>
     <w:p>
@@ -208,6 +481,11 @@
       </w:pPr>
       <w:r>
         <w:t>03. See how it works</w:t>
+      </w:r>
+    </w:p>
+    <w:p>
+      <w:r>
+        <w:t>Follow the mechanism for Loops and trace tables. Connect each labelled input, deciding step and result.</w:t>
       </w:r>
     </w:p>
     <w:p>
@@ -382,8 +660,61 @@
       </w:r>
     </w:p>
     <w:p>
-      <w:r>
-        <w:t>The output is 6. Before the first iteration, total is 0. Each assignment reads the previous total and adds the current turn. After turn 3, the range is exhausted, so execution continues after the loop. The table records state; it does not create extra instructions.</w:t>
+      <w:pPr>
+        <w:spacing w:line="336" w:lineRule="auto" w:after="180"/>
+      </w:pPr>
+      <w:r>
+        <w:rPr>
+          <w:b w:val="0"/>
+        </w:rPr>
+        <w:t xml:space="preserve">The </w:t>
+      </w:r>
+      <w:r>
+        <w:rPr>
+          <w:b/>
+        </w:rPr>
+        <w:t>output</w:t>
+      </w:r>
+      <w:r>
+        <w:rPr>
+          <w:b w:val="0"/>
+        </w:rPr>
+        <w:t xml:space="preserve"> is 6. Before the first </w:t>
+      </w:r>
+      <w:r>
+        <w:rPr>
+          <w:b/>
+        </w:rPr>
+        <w:t>iteration</w:t>
+      </w:r>
+      <w:r>
+        <w:rPr>
+          <w:b w:val="0"/>
+        </w:rPr>
+        <w:t xml:space="preserve">, total is 0. Each assignment reads the previous total and adds the current turn. After turn 3, the range is exhausted, so execution continues after the </w:t>
+      </w:r>
+      <w:r>
+        <w:rPr>
+          <w:b/>
+        </w:rPr>
+        <w:t>loop</w:t>
+      </w:r>
+      <w:r>
+        <w:rPr>
+          <w:b w:val="0"/>
+        </w:rPr>
+        <w:t>.</w:t>
+      </w:r>
+    </w:p>
+    <w:p>
+      <w:pPr>
+        <w:spacing w:line="336" w:lineRule="auto" w:after="180"/>
+      </w:pPr>
+      <w:r>
+        <w:rPr>
+          <w:b w:val="0"/>
+        </w:rPr>
+        <w:t>The table records state; it does not create extra instructions.</w:t>
       </w:r>
     </w:p>
     <w:p>
@@ -395,8 +726,26 @@
       </w:r>
     </w:p>
     <w:p>
-      <w:r>
-        <w:t>Point to the input, the deciding step and the result in this week’s visual. Explain the same step in ordinary words. A picture helps when you can say what each part represents.</w:t>
+      <w:pPr>
+        <w:spacing w:line="336" w:lineRule="auto" w:after="180"/>
+      </w:pPr>
+      <w:r>
+        <w:rPr>
+          <w:b w:val="0"/>
+        </w:rPr>
+        <w:t xml:space="preserve">Point to the </w:t>
+      </w:r>
+      <w:r>
+        <w:rPr>
+          <w:b/>
+        </w:rPr>
+        <w:t>input</w:t>
+      </w:r>
+      <w:r>
+        <w:rPr>
+          <w:b w:val="0"/>
+        </w:rPr>
+        <w:t>, the deciding step and the result in this week’s visual. Explain the same step in ordinary words. A picture helps when you can say what each part represents.</w:t>
       </w:r>
     </w:p>
     <w:p>
@@ -408,6 +757,11 @@
       </w:r>
     </w:p>
     <w:p>
+      <w:r>
+        <w:t>Compare the supplied cases for Loops and trace tables. Identify the detail that changes the conclusion.</w:t>
+      </w:r>
+    </w:p>
+    <w:p>
       <w:pPr>
         <w:pStyle w:val="Heading3"/>
       </w:pPr>
@@ -416,8 +770,38 @@
       </w:r>
     </w:p>
     <w:p>
-      <w:r>
-        <w:t>Copy the worked script. Change the range to range(2, 5). Record turn, total before and total after each iteration. Predict the single output, then run and compare.</w:t>
+      <w:pPr>
+        <w:spacing w:line="336" w:lineRule="auto" w:after="180"/>
+      </w:pPr>
+      <w:r>
+        <w:rPr>
+          <w:b w:val="0"/>
+        </w:rPr>
+        <w:t xml:space="preserve">Copy the worked script. Change the range to range(2, 5). Record turn, total before and total after each </w:t>
+      </w:r>
+      <w:r>
+        <w:rPr>
+          <w:b/>
+        </w:rPr>
+        <w:t>iteration</w:t>
+      </w:r>
+      <w:r>
+        <w:rPr>
+          <w:b w:val="0"/>
+        </w:rPr>
+        <w:t xml:space="preserve">. Predict the single </w:t>
+      </w:r>
+      <w:r>
+        <w:rPr>
+          <w:b/>
+        </w:rPr>
+        <w:t>output</w:t>
+      </w:r>
+      <w:r>
+        <w:rPr>
+          <w:b w:val="0"/>
+        </w:rPr>
+        <w:t>, then run and compare.</w:t>
       </w:r>
     </w:p>
     <w:p>
@@ -462,18 +846,105 @@
       </w:r>
     </w:p>
     <w:p>
-      <w:r>
+      <w:pPr>
+        <w:pStyle w:val="Heading3"/>
+      </w:pPr>
+      <w:r>
+        <w:t>Change one thing</w:t>
+      </w:r>
+    </w:p>
+    <w:p>
+      <w:pPr>
+        <w:spacing w:line="336" w:lineRule="auto" w:after="180"/>
+        <w:shd w:fill="F5F1FB"/>
+      </w:pPr>
+      <w:r>
+        <w:rPr>
+          <w:b w:val="0"/>
+        </w:rPr>
         <w:t>Change: Replace range(1,5) with range(1,1).</w:t>
       </w:r>
     </w:p>
     <w:p>
-      <w:r>
-        <w:t>Prediction: No values are visited and the final output is 0.</w:t>
-      </w:r>
-    </w:p>
-    <w:p>
-      <w:r>
-        <w:t>Reason: The accumulator starts at zero and an empty loop never changes it.</w:t>
+      <w:pPr>
+        <w:pStyle w:val="Heading3"/>
+      </w:pPr>
+      <w:r>
+        <w:t>Predicted result</w:t>
+      </w:r>
+    </w:p>
+    <w:p>
+      <w:pPr>
+        <w:spacing w:line="336" w:lineRule="auto" w:after="180"/>
+        <w:shd w:fill="F1F6FC"/>
+      </w:pPr>
+      <w:r>
+        <w:rPr>
+          <w:b/>
+        </w:rPr>
+        <w:t>Prediction</w:t>
+      </w:r>
+      <w:r>
+        <w:rPr>
+          <w:b w:val="0"/>
+        </w:rPr>
+        <w:t xml:space="preserve">: No values are visited and the final </w:t>
+      </w:r>
+      <w:r>
+        <w:rPr>
+          <w:b/>
+        </w:rPr>
+        <w:t>output</w:t>
+      </w:r>
+      <w:r>
+        <w:rPr>
+          <w:b w:val="0"/>
+        </w:rPr>
+        <w:t xml:space="preserve"> is 0.</w:t>
+      </w:r>
+    </w:p>
+    <w:p>
+      <w:pPr>
+        <w:pStyle w:val="Heading3"/>
+      </w:pPr>
+      <w:r>
+        <w:t>Why the result follows</w:t>
+      </w:r>
+    </w:p>
+    <w:p>
+      <w:pPr>
+        <w:spacing w:line="336" w:lineRule="auto" w:after="180"/>
+        <w:shd w:fill="F1F6FC"/>
+      </w:pPr>
+      <w:r>
+        <w:rPr>
+          <w:b w:val="0"/>
+        </w:rPr>
+        <w:t xml:space="preserve">Reason: The </w:t>
+      </w:r>
+      <w:r>
+        <w:rPr>
+          <w:b/>
+        </w:rPr>
+        <w:t>accumulator</w:t>
+      </w:r>
+      <w:r>
+        <w:rPr>
+          <w:b w:val="0"/>
+        </w:rPr>
+        <w:t xml:space="preserve"> starts at zero and an empty </w:t>
+      </w:r>
+      <w:r>
+        <w:rPr>
+          <w:b/>
+        </w:rPr>
+        <w:t>loop</w:t>
+      </w:r>
+      <w:r>
+        <w:rPr>
+          <w:b w:val="0"/>
+        </w:rPr>
+        <w:t xml:space="preserve"> never changes it.</w:t>
       </w:r>
     </w:p>
     <w:p>
@@ -482,6 +953,11 @@
       </w:pPr>
       <w:r>
         <w:t>05. Words that unlock the idea</w:t>
+      </w:r>
+    </w:p>
+    <w:p>
+      <w:r>
+        <w:t>Use the vocabulary of Loops and trace tables to explain a concrete decision, rather than only memorising definitions.</w:t>
       </w:r>
     </w:p>
     <w:tbl>
@@ -659,6 +1135,11 @@
       </w:pPr>
       <w:r>
         <w:t>06. Follow a worked example</w:t>
+      </w:r>
+    </w:p>
+    <w:p>
+      <w:r>
+        <w:t>Follow the worked trace for Loops and trace tables, predict a step, then compare with its explanation.</w:t>
       </w:r>
     </w:p>
     <w:tbl>
@@ -837,15 +1318,66 @@
       </w:tr>
     </w:tbl>
     <w:p>
-      <w:r>
-        <w:t>With one argument, range starts at zero. range(4) supplies four values but none is 4. If the worked script uses range(1, 1), the body never runs and the initialized total remains 0. Do not rely on a variable first assigned inside a loop: a zero-iteration run might never assign it.</w:t>
-      </w:r>
-    </w:p>
-    <w:p>
       <w:pPr>
         <w:pStyle w:val="Heading3"/>
       </w:pPr>
       <w:r>
+        <w:t>Worked explanation · Loops and trace tables</w:t>
+      </w:r>
+    </w:p>
+    <w:p>
+      <w:pPr>
+        <w:spacing w:line="336" w:lineRule="auto" w:after="180"/>
+        <w:shd w:fill="F1F6FC"/>
+      </w:pPr>
+      <w:r>
+        <w:rPr>
+          <w:b w:val="0"/>
+        </w:rPr>
+        <w:t>With one argument, range starts at zero. range(4) supplies four values but none is 4. If the worked script uses range(1, 1), the body never runs and the initialized total remains 0.</w:t>
+      </w:r>
+    </w:p>
+    <w:p>
+      <w:pPr>
+        <w:spacing w:line="336" w:lineRule="auto" w:after="180"/>
+        <w:shd w:fill="F1F6FC"/>
+      </w:pPr>
+      <w:r>
+        <w:rPr>
+          <w:b w:val="0"/>
+        </w:rPr>
+        <w:t xml:space="preserve">Do not rely on a variable first assigned inside a </w:t>
+      </w:r>
+      <w:r>
+        <w:rPr>
+          <w:b/>
+        </w:rPr>
+        <w:t>loop</w:t>
+      </w:r>
+      <w:r>
+        <w:rPr>
+          <w:b w:val="0"/>
+        </w:rPr>
+        <w:t>: a zero-</w:t>
+      </w:r>
+      <w:r>
+        <w:rPr>
+          <w:b/>
+        </w:rPr>
+        <w:t>iteration</w:t>
+      </w:r>
+      <w:r>
+        <w:rPr>
+          <w:b w:val="0"/>
+        </w:rPr>
+        <w:t xml:space="preserve"> run might never assign it.</w:t>
+      </w:r>
+    </w:p>
+    <w:p>
+      <w:pPr>
+        <w:pStyle w:val="Heading3"/>
+      </w:pPr>
+      <w:r>
         <w:t>Replace range(1, 4) with range(1, 3) in the worked script. Predict the supplied values and final total. What stop value is needed to include 3?</w:t>
       </w:r>
     </w:p>
@@ -883,7 +1415,13 @@
       </w:r>
     </w:p>
     <w:p>
-      <w:r>
+      <w:pPr>
+        <w:spacing w:line="336" w:lineRule="auto" w:after="180"/>
+      </w:pPr>
+      <w:r>
+        <w:rPr>
+          <w:b w:val="0"/>
+        </w:rPr>
         <w:t>Cover the result before checking it. Say what is given, choose the procedure, and follow one step at a time. Then uncover the result and explain your first mismatch. Ask why a step is allowed, not only what number it produces.</w:t>
       </w:r>
     </w:p>
@@ -896,7 +1434,13 @@
       </w:r>
     </w:p>
     <w:p>
-      <w:r>
+      <w:pPr>
+        <w:spacing w:line="336" w:lineRule="auto" w:after="180"/>
+      </w:pPr>
+      <w:r>
+        <w:rPr>
+          <w:b w:val="0"/>
+        </w:rPr>
         <w:t>Accumulate a short range. A running total adds the integers visited by range(1,5).</w:t>
       </w:r>
     </w:p>
@@ -909,8 +1453,35 @@
       </w:r>
     </w:p>
     <w:p>
-      <w:r>
-        <w:t>Python 3: total=0; for value in range(1,5): total+=value; print(total). The print is after the loop.</w:t>
+      <w:pPr>
+        <w:pStyle w:val="Heading3"/>
+      </w:pPr>
+      <w:r>
+        <w:t>Supplied facts</w:t>
+      </w:r>
+    </w:p>
+    <w:p>
+      <w:pPr>
+        <w:spacing w:line="336" w:lineRule="auto" w:after="180"/>
+        <w:shd w:fill="F1F6FC"/>
+      </w:pPr>
+      <w:r>
+        <w:rPr>
+          <w:b w:val="0"/>
+        </w:rPr>
+        <w:t xml:space="preserve">Python 3: total=0; for value in range(1,5): total+=value; print(total). The print is after the </w:t>
+      </w:r>
+      <w:r>
+        <w:rPr>
+          <w:b/>
+        </w:rPr>
+        <w:t>loop</w:t>
+      </w:r>
+      <w:r>
+        <w:rPr>
+          <w:b w:val="0"/>
+        </w:rPr>
+        <w:t>.</w:t>
       </w:r>
     </w:p>
     <w:p>
@@ -1109,30 +1680,150 @@
       </w:r>
     </w:p>
     <w:p>
-      <w:r>
-        <w:t>A loop repeats an operation for each visited value. A trace table distinguishes the current value from the accumulator; the range stop is not included.</w:t>
-      </w:r>
-    </w:p>
-    <w:p>
       <w:pPr>
         <w:pStyle w:val="Heading3"/>
       </w:pPr>
       <w:r>
+        <w:t>Why the result follows</w:t>
+      </w:r>
+    </w:p>
+    <w:p>
+      <w:pPr>
+        <w:spacing w:line="336" w:lineRule="auto" w:after="180"/>
+        <w:shd w:fill="F1F6FC"/>
+      </w:pPr>
+      <w:r>
+        <w:rPr>
+          <w:b w:val="0"/>
+        </w:rPr>
+        <w:t xml:space="preserve">A </w:t>
+      </w:r>
+      <w:r>
+        <w:rPr>
+          <w:b/>
+        </w:rPr>
+        <w:t>loop</w:t>
+      </w:r>
+      <w:r>
+        <w:rPr>
+          <w:b w:val="0"/>
+        </w:rPr>
+        <w:t xml:space="preserve"> repeats an operation for each visited value. A </w:t>
+      </w:r>
+      <w:r>
+        <w:rPr>
+          <w:b/>
+        </w:rPr>
+        <w:t>trace table</w:t>
+      </w:r>
+      <w:r>
+        <w:rPr>
+          <w:b w:val="0"/>
+        </w:rPr>
+        <w:t xml:space="preserve"> distinguishes the current value from the </w:t>
+      </w:r>
+      <w:r>
+        <w:rPr>
+          <w:b/>
+        </w:rPr>
+        <w:t>accumulator</w:t>
+      </w:r>
+      <w:r>
+        <w:rPr>
+          <w:b w:val="0"/>
+        </w:rPr>
+        <w:t>; the range stop is not included.</w:t>
+      </w:r>
+    </w:p>
+    <w:p>
+      <w:pPr>
+        <w:pStyle w:val="Heading3"/>
+      </w:pPr>
+      <w:r>
         <w:t>What this example does not establish</w:t>
       </w:r>
     </w:p>
     <w:p>
-      <w:r>
-        <w:t>This bounded loop does not train an AI model; other loop conditions may require separate termination checks.</w:t>
-      </w:r>
-    </w:p>
-    <w:p>
-      <w:r>
+      <w:pPr>
+        <w:pStyle w:val="Heading3"/>
+      </w:pPr>
+      <w:r>
+        <w:t>Keep the stated limit</w:t>
+      </w:r>
+    </w:p>
+    <w:p>
+      <w:pPr>
+        <w:spacing w:line="336" w:lineRule="auto" w:after="180"/>
+        <w:shd w:fill="FFF5E6"/>
+      </w:pPr>
+      <w:r>
+        <w:rPr>
+          <w:b w:val="0"/>
+        </w:rPr>
+        <w:t xml:space="preserve">This bounded </w:t>
+      </w:r>
+      <w:r>
+        <w:rPr>
+          <w:b/>
+        </w:rPr>
+        <w:t>loop</w:t>
+      </w:r>
+      <w:r>
+        <w:rPr>
+          <w:b w:val="0"/>
+        </w:rPr>
+        <w:t xml:space="preserve"> does not train an AI model; other </w:t>
+      </w:r>
+      <w:r>
+        <w:rPr>
+          <w:b/>
+        </w:rPr>
+        <w:t>loop</w:t>
+      </w:r>
+      <w:r>
+        <w:rPr>
+          <w:b w:val="0"/>
+        </w:rPr>
+        <w:t xml:space="preserve"> conditions may require separate termination checks.</w:t>
+      </w:r>
+    </w:p>
+    <w:p>
+      <w:pPr>
+        <w:pStyle w:val="Heading3"/>
+      </w:pPr>
+      <w:r>
+        <w:t>Keep the stated limit</w:t>
+      </w:r>
+    </w:p>
+    <w:p>
+      <w:pPr>
+        <w:spacing w:line="336" w:lineRule="auto" w:after="180"/>
+        <w:shd w:fill="FFF5E6"/>
+      </w:pPr>
+      <w:r>
+        <w:rPr>
+          <w:b w:val="0"/>
+        </w:rPr>
         <w:t>Read the labelled picture: List the four visited values and their running totals. Explain why 5 is absent and what prints for range(1,1).</w:t>
       </w:r>
     </w:p>
     <w:p>
-      <w:r>
+      <w:pPr>
+        <w:pStyle w:val="Heading3"/>
+      </w:pPr>
+      <w:r>
+        <w:t>Keep the stated limit</w:t>
+      </w:r>
+    </w:p>
+    <w:p>
+      <w:pPr>
+        <w:spacing w:line="336" w:lineRule="auto" w:after="180"/>
+        <w:shd w:fill="FFF5E6"/>
+      </w:pPr>
+      <w:r>
+        <w:rPr>
+          <w:b w:val="0"/>
+        </w:rPr>
         <w:t>Change one thing: Replace range(1,5) with range(1,1). Predict the result before checking the explanation. What remains the same?</w:t>
       </w:r>
     </w:p>
@@ -1142,6 +1833,11 @@
       </w:pPr>
       <w:r>
         <w:t>07. Find and repair a mistake</w:t>
+      </w:r>
+    </w:p>
+    <w:p>
+      <w:r>
+        <w:t>Find the unsupported step in the Loops and trace tables claim and explain a repair using the supplied evidence.</w:t>
       </w:r>
     </w:p>
     <w:p>
@@ -1162,13 +1858,143 @@
       </w:r>
     </w:p>
     <w:p>
-      <w:r>
-        <w:t>This faulty version prints 3. The extra reset discards earlier additions on every iteration. Remove the indented reset while keeping initialization before the loop. Then test zero, one and several iterations: the one-iteration case alone cannot reveal this reset bug.</w:t>
-      </w:r>
-    </w:p>
-    <w:p>
-      <w:r>
-        <w:t>Moving print(total) into the correct loop produces three lines, 1 then 3 then 6. Moving it out produces only the final 6. Trace both values and output events. A loop follows written instructions; repeating them does not make the program learn.</w:t>
+      <w:pPr>
+        <w:spacing w:line="336" w:lineRule="auto" w:after="180"/>
+      </w:pPr>
+      <w:r>
+        <w:rPr>
+          <w:b w:val="0"/>
+        </w:rPr>
+        <w:t xml:space="preserve">This faulty version prints 3. The extra reset discards earlier additions on every </w:t>
+      </w:r>
+      <w:r>
+        <w:rPr>
+          <w:b/>
+        </w:rPr>
+        <w:t>iteration</w:t>
+      </w:r>
+      <w:r>
+        <w:rPr>
+          <w:b w:val="0"/>
+        </w:rPr>
+        <w:t xml:space="preserve">. Remove the indented reset while keeping </w:t>
+      </w:r>
+      <w:r>
+        <w:rPr>
+          <w:b/>
+        </w:rPr>
+        <w:t>initialization</w:t>
+      </w:r>
+      <w:r>
+        <w:rPr>
+          <w:b w:val="0"/>
+        </w:rPr>
+        <w:t xml:space="preserve"> before the </w:t>
+      </w:r>
+      <w:r>
+        <w:rPr>
+          <w:b/>
+        </w:rPr>
+        <w:t>loop</w:t>
+      </w:r>
+      <w:r>
+        <w:rPr>
+          <w:b w:val="0"/>
+        </w:rPr>
+        <w:t>.</w:t>
+      </w:r>
+    </w:p>
+    <w:p>
+      <w:pPr>
+        <w:spacing w:line="336" w:lineRule="auto" w:after="180"/>
+      </w:pPr>
+      <w:r>
+        <w:rPr>
+          <w:b w:val="0"/>
+        </w:rPr>
+        <w:t xml:space="preserve">Then test zero, one and several </w:t>
+      </w:r>
+      <w:r>
+        <w:rPr>
+          <w:b/>
+        </w:rPr>
+        <w:t>iteration</w:t>
+      </w:r>
+      <w:r>
+        <w:rPr>
+          <w:b w:val="0"/>
+        </w:rPr>
+        <w:t>s: the one-</w:t>
+      </w:r>
+      <w:r>
+        <w:rPr>
+          <w:b/>
+        </w:rPr>
+        <w:t>iteration</w:t>
+      </w:r>
+      <w:r>
+        <w:rPr>
+          <w:b w:val="0"/>
+        </w:rPr>
+        <w:t xml:space="preserve"> case alone cannot reveal this reset bug.</w:t>
+      </w:r>
+    </w:p>
+    <w:p>
+      <w:pPr>
+        <w:spacing w:line="336" w:lineRule="auto" w:after="180"/>
+      </w:pPr>
+      <w:r>
+        <w:rPr>
+          <w:b w:val="0"/>
+        </w:rPr>
+        <w:t xml:space="preserve">Moving print(total) into the correct </w:t>
+      </w:r>
+      <w:r>
+        <w:rPr>
+          <w:b/>
+        </w:rPr>
+        <w:t>loop</w:t>
+      </w:r>
+      <w:r>
+        <w:rPr>
+          <w:b w:val="0"/>
+        </w:rPr>
+        <w:t xml:space="preserve"> produces three lines, 1 then 3 then 6. Moving it out produces only the final 6. Trace both values and </w:t>
+      </w:r>
+      <w:r>
+        <w:rPr>
+          <w:b/>
+        </w:rPr>
+        <w:t>output</w:t>
+      </w:r>
+      <w:r>
+        <w:rPr>
+          <w:b w:val="0"/>
+        </w:rPr>
+        <w:t xml:space="preserve"> events.</w:t>
+      </w:r>
+    </w:p>
+    <w:p>
+      <w:pPr>
+        <w:spacing w:line="336" w:lineRule="auto" w:after="180"/>
+      </w:pPr>
+      <w:r>
+        <w:rPr>
+          <w:b w:val="0"/>
+        </w:rPr>
+        <w:t xml:space="preserve">A </w:t>
+      </w:r>
+      <w:r>
+        <w:rPr>
+          <w:b/>
+        </w:rPr>
+        <w:t>loop</w:t>
+      </w:r>
+      <w:r>
+        <w:rPr>
+          <w:b w:val="0"/>
+        </w:rPr>
+        <w:t xml:space="preserve"> follows written instructions; repeating them does not make the program learn.</w:t>
       </w:r>
     </w:p>
     <w:p>
@@ -1180,8 +2006,26 @@
       </w:r>
     </w:p>
     <w:p>
-      <w:r>
-        <w:t>For the faulty script with range(1, 4), record total after each addition. Explain the wrong final output and remove only the faulty reset.</w:t>
+      <w:pPr>
+        <w:spacing w:line="336" w:lineRule="auto" w:after="180"/>
+      </w:pPr>
+      <w:r>
+        <w:rPr>
+          <w:b w:val="0"/>
+        </w:rPr>
+        <w:t xml:space="preserve">For the faulty script with range(1, 4), record total after each addition. Explain the wrong final </w:t>
+      </w:r>
+      <w:r>
+        <w:rPr>
+          <w:b/>
+        </w:rPr>
+        <w:t>output</w:t>
+      </w:r>
+      <w:r>
+        <w:rPr>
+          <w:b w:val="0"/>
+        </w:rPr>
+        <w:t xml:space="preserve"> and remove only the faulty reset.</w:t>
       </w:r>
     </w:p>
     <w:p>
@@ -1232,6 +2076,18 @@
     </w:p>
     <w:p>
       <w:r>
+        <w:t>Practise Loops and trace tables with support, then explain the deciding step in your own words.</w:t>
+      </w:r>
+    </w:p>
+    <w:p>
+      <w:pPr>
+        <w:spacing w:line="336" w:lineRule="auto" w:after="180"/>
+        <w:shd w:fill="F5F1FB"/>
+      </w:pPr>
+      <w:r>
+        <w:rPr>
+          <w:b w:val="0"/>
+        </w:rPr>
         <w:t>List the values supplied by range(2, 5) and explain why 5 is absent. How many times does its body run?</w:t>
       </w:r>
     </w:p>
@@ -1305,8 +2161,50 @@
       </w:r>
     </w:p>
     <w:p>
-      <w:r>
-        <w:t>Use workbook W2 for the connected example “Loops and trace tables”. First fill the input and rule boxes. Try the middle steps before asking for a hint. After a hint, try the next step yourself.</w:t>
+      <w:pPr>
+        <w:spacing w:line="336" w:lineRule="auto" w:after="180"/>
+      </w:pPr>
+      <w:r>
+        <w:rPr>
+          <w:b w:val="0"/>
+        </w:rPr>
+        <w:t>Use workbook W2 for the connected example “</w:t>
+      </w:r>
+      <w:r>
+        <w:rPr>
+          <w:b/>
+        </w:rPr>
+        <w:t>Loop</w:t>
+      </w:r>
+      <w:r>
+        <w:rPr>
+          <w:b w:val="0"/>
+        </w:rPr>
+        <w:t xml:space="preserve">s and </w:t>
+      </w:r>
+      <w:r>
+        <w:rPr>
+          <w:b/>
+        </w:rPr>
+        <w:t>trace table</w:t>
+      </w:r>
+      <w:r>
+        <w:rPr>
+          <w:b w:val="0"/>
+        </w:rPr>
+        <w:t xml:space="preserve">s”. First fill the </w:t>
+      </w:r>
+      <w:r>
+        <w:rPr>
+          <w:b/>
+        </w:rPr>
+        <w:t>input</w:t>
+      </w:r>
+      <w:r>
+        <w:rPr>
+          <w:b w:val="0"/>
+        </w:rPr>
+        <w:t xml:space="preserve"> and rule boxes. Try the middle steps before asking for a hint. After a hint, try the next step yourself.</w:t>
       </w:r>
     </w:p>
     <w:tbl>
@@ -1389,7 +2287,13 @@
       </w:tr>
     </w:tbl>
     <w:p>
-      <w:r>
+      <w:pPr>
+        <w:spacing w:line="336" w:lineRule="auto" w:after="180"/>
+      </w:pPr>
+      <w:r>
+        <w:rPr>
+          <w:b w:val="0"/>
+        </w:rPr>
         <w:t>Explain your trace to a partner. Your partner points to one step to check. Swap roles on the next case. Each person writes their own explanation.</w:t>
       </w:r>
     </w:p>
@@ -1402,12 +2306,48 @@
       </w:r>
     </w:p>
     <w:p>
-      <w:r>
-        <w:t>Use the worked case for Loops and trace tables. Proposed explanation: “The stop value is included”. Decide whether this explanation is supported. Point to the step or supplied fact that decides; explain your repair if needed.</w:t>
-      </w:r>
-    </w:p>
-    <w:p>
-      <w:r>
+      <w:pPr>
+        <w:spacing w:line="336" w:lineRule="auto" w:after="180"/>
+      </w:pPr>
+      <w:r>
+        <w:rPr>
+          <w:b w:val="0"/>
+        </w:rPr>
+        <w:t xml:space="preserve">Use the worked case for </w:t>
+      </w:r>
+      <w:r>
+        <w:rPr>
+          <w:b/>
+        </w:rPr>
+        <w:t>Loop</w:t>
+      </w:r>
+      <w:r>
+        <w:rPr>
+          <w:b w:val="0"/>
+        </w:rPr>
+        <w:t xml:space="preserve">s and </w:t>
+      </w:r>
+      <w:r>
+        <w:rPr>
+          <w:b/>
+        </w:rPr>
+        <w:t>trace table</w:t>
+      </w:r>
+      <w:r>
+        <w:rPr>
+          <w:b w:val="0"/>
+        </w:rPr>
+        <w:t>s. Proposed explanation: “The stop value is included”. Decide whether this explanation is supported. Point to the step or supplied fact that decides; explain your repair if needed.</w:t>
+      </w:r>
+    </w:p>
+    <w:p>
+      <w:pPr>
+        <w:spacing w:line="336" w:lineRule="auto" w:after="180"/>
+      </w:pPr>
+      <w:r>
+        <w:rPr>
+          <w:b w:val="0"/>
+        </w:rPr>
         <w:t>Answer on your own before discussion. If you are unsure, say which step you need help with.</w:t>
       </w:r>
     </w:p>
@@ -1420,7 +2360,13 @@
       </w:r>
     </w:p>
     <w:p>
-      <w:r>
+      <w:pPr>
+        <w:spacing w:line="336" w:lineRule="auto" w:after="180"/>
+      </w:pPr>
+      <w:r>
+        <w:rPr>
+          <w:b w:val="0"/>
+        </w:rPr>
         <w:t>List the four visited values and their running totals. Explain why 5 is absent and what prints for range(1,1).</w:t>
       </w:r>
     </w:p>
@@ -1453,7 +2399,13 @@
       </w:r>
     </w:p>
     <w:p>
-      <w:r>
+      <w:pPr>
+        <w:spacing w:line="336" w:lineRule="auto" w:after="180"/>
+      </w:pPr>
+      <w:r>
+        <w:rPr>
+          <w:b w:val="0"/>
+        </w:rPr>
         <w:t>This is supported practice. Keep the separately named independent case for an attempt before feedback.</w:t>
       </w:r>
     </w:p>
@@ -1466,6 +2418,11 @@
       </w:r>
     </w:p>
     <w:p>
+      <w:r>
+        <w:t>Investigate Loops and trace tables. Record the prediction, actual observation or labelled paper trace, explanation and next test separately.</w:t>
+      </w:r>
+    </w:p>
+    <w:p>
       <w:pPr>
         <w:pStyle w:val="Heading3"/>
       </w:pPr>
@@ -1474,8 +2431,38 @@
       </w:r>
     </w:p>
     <w:p>
-      <w:r>
-        <w:t>Copy the worked script. Change the range to range(2, 5). Record turn, total before and total after each iteration. Predict the single output, then run and compare.</w:t>
+      <w:pPr>
+        <w:spacing w:line="336" w:lineRule="auto" w:after="180"/>
+      </w:pPr>
+      <w:r>
+        <w:rPr>
+          <w:b w:val="0"/>
+        </w:rPr>
+        <w:t xml:space="preserve">Copy the worked script. Change the range to range(2, 5). Record turn, total before and total after each </w:t>
+      </w:r>
+      <w:r>
+        <w:rPr>
+          <w:b/>
+        </w:rPr>
+        <w:t>iteration</w:t>
+      </w:r>
+      <w:r>
+        <w:rPr>
+          <w:b w:val="0"/>
+        </w:rPr>
+        <w:t xml:space="preserve">. Predict the single </w:t>
+      </w:r>
+      <w:r>
+        <w:rPr>
+          <w:b/>
+        </w:rPr>
+        <w:t>output</w:t>
+      </w:r>
+      <w:r>
+        <w:rPr>
+          <w:b w:val="0"/>
+        </w:rPr>
+        <w:t>, then run and compare.</w:t>
       </w:r>
     </w:p>
     <w:p>
@@ -1647,7 +2634,13 @@
       </w:tr>
     </w:tbl>
     <w:p>
-      <w:r>
+      <w:pPr>
+        <w:spacing w:line="336" w:lineRule="auto" w:after="180"/>
+      </w:pPr>
+      <w:r>
+        <w:rPr>
+          <w:b w:val="0"/>
+        </w:rPr>
         <w:t>On paper, trace the supplied procedure. If code is provided, predict before running it in a local practice file. Never write an expected answer as though it were an observed run.</w:t>
       </w:r>
     </w:p>
@@ -1660,7 +2653,13 @@
       </w:r>
     </w:p>
     <w:p>
-      <w:r>
+      <w:pPr>
+        <w:spacing w:line="336" w:lineRule="auto" w:after="180"/>
+      </w:pPr>
+      <w:r>
+        <w:rPr>
+          <w:b w:val="0"/>
+        </w:rPr>
         <w:t>Before trying: what do I expect, and why? While trying: which step could first go wrong? Afterwards: what did I actually observe, and what should change? Keep “not run” if you only traced the procedure.</w:t>
       </w:r>
     </w:p>
@@ -1673,6 +2672,11 @@
       </w:r>
     </w:p>
     <w:p>
+      <w:r>
+        <w:t>Move from recall to tracing, diagnosis and transfer in Loops and trace tables. Explain why each step is justified.</w:t>
+      </w:r>
+    </w:p>
+    <w:p>
       <w:pPr>
         <w:pStyle w:val="Heading3"/>
       </w:pPr>
@@ -1681,18 +2685,61 @@
       </w:r>
     </w:p>
     <w:p>
-      <w:r>
+      <w:pPr>
+        <w:spacing w:line="336" w:lineRule="auto" w:after="180"/>
+        <w:shd w:fill="F5F1FB"/>
+      </w:pPr>
+      <w:r>
+        <w:rPr>
+          <w:b w:val="0"/>
+        </w:rPr>
         <w:t>List the values supplied by range(2, 5) and explain why 5 is absent. How many times does its body run?</w:t>
       </w:r>
     </w:p>
     <w:p>
-      <w:r>
-        <w:t>For the faulty script with range(1, 4), record total after each addition. Explain the wrong final output and remove only the faulty reset.</w:t>
-      </w:r>
-    </w:p>
-    <w:p>
-      <w:r>
-        <w:t>In your counter script, range(-2) performs no iterations. Does returning the initial 5 make negative rounds valid? Explain what the script checks and what it assumes.</w:t>
+      <w:pPr>
+        <w:spacing w:line="336" w:lineRule="auto" w:after="180"/>
+      </w:pPr>
+      <w:r>
+        <w:rPr>
+          <w:b w:val="0"/>
+        </w:rPr>
+        <w:t xml:space="preserve">For the faulty script with range(1, 4), record total after each addition. Explain the wrong final </w:t>
+      </w:r>
+      <w:r>
+        <w:rPr>
+          <w:b/>
+        </w:rPr>
+        <w:t>output</w:t>
+      </w:r>
+      <w:r>
+        <w:rPr>
+          <w:b w:val="0"/>
+        </w:rPr>
+        <w:t xml:space="preserve"> and remove only the faulty reset.</w:t>
+      </w:r>
+    </w:p>
+    <w:p>
+      <w:pPr>
+        <w:spacing w:line="336" w:lineRule="auto" w:after="180"/>
+      </w:pPr>
+      <w:r>
+        <w:rPr>
+          <w:b w:val="0"/>
+        </w:rPr>
+        <w:t xml:space="preserve">In your counter script, range(-2) performs no </w:t>
+      </w:r>
+      <w:r>
+        <w:rPr>
+          <w:b/>
+        </w:rPr>
+        <w:t>iteration</w:t>
+      </w:r>
+      <w:r>
+        <w:rPr>
+          <w:b w:val="0"/>
+        </w:rPr>
+        <w:t>s. Does returning the initial 5 make negative rounds valid? Explain what the script checks and what it assumes.</w:t>
       </w:r>
     </w:p>
     <w:p>
@@ -1738,7 +2785,113 @@
     </w:p>
     <w:p>
       <w:r>
-        <w:t>Add a labelled loops and trace tables evidence sheet to Python readiness portfolio. Show how you can trace variable values before and after each loop iteration. Use the supplied fictional case and keep its inputs, intermediate steps, calculation or prediction, and limitation. Connect this record to last week’s record; a matching answer without a trace is insufficient.</w:t>
+        <w:t>Apply this week’s idea to Python readiness portfolio. Keep an annotated decision and the evidence supporting it.</w:t>
+      </w:r>
+    </w:p>
+    <w:p>
+      <w:pPr>
+        <w:spacing w:line="336" w:lineRule="auto" w:after="180"/>
+      </w:pPr>
+      <w:r>
+        <w:rPr>
+          <w:b w:val="0"/>
+        </w:rPr>
+        <w:t xml:space="preserve">Add a labelled </w:t>
+      </w:r>
+      <w:r>
+        <w:rPr>
+          <w:b/>
+        </w:rPr>
+        <w:t>loop</w:t>
+      </w:r>
+      <w:r>
+        <w:rPr>
+          <w:b w:val="0"/>
+        </w:rPr>
+        <w:t xml:space="preserve">s and </w:t>
+      </w:r>
+      <w:r>
+        <w:rPr>
+          <w:b/>
+        </w:rPr>
+        <w:t>trace table</w:t>
+      </w:r>
+      <w:r>
+        <w:rPr>
+          <w:b w:val="0"/>
+        </w:rPr>
+        <w:t xml:space="preserve">s </w:t>
+      </w:r>
+      <w:r>
+        <w:rPr>
+          <w:b/>
+        </w:rPr>
+        <w:t>evidence</w:t>
+      </w:r>
+      <w:r>
+        <w:rPr>
+          <w:b w:val="0"/>
+        </w:rPr>
+        <w:t xml:space="preserve"> sheet to Python readiness portfolio. Show how you can trace variable values before and after each </w:t>
+      </w:r>
+      <w:r>
+        <w:rPr>
+          <w:b/>
+        </w:rPr>
+        <w:t>loop</w:t>
+      </w:r>
+      <w:r>
+        <w:rPr>
+          <w:b w:val="0"/>
+        </w:rPr>
+        <w:t xml:space="preserve"> </w:t>
+      </w:r>
+      <w:r>
+        <w:rPr>
+          <w:b/>
+        </w:rPr>
+        <w:t>iteration</w:t>
+      </w:r>
+      <w:r>
+        <w:rPr>
+          <w:b w:val="0"/>
+        </w:rPr>
+        <w:t>.</w:t>
+      </w:r>
+    </w:p>
+    <w:p>
+      <w:pPr>
+        <w:spacing w:line="336" w:lineRule="auto" w:after="180"/>
+      </w:pPr>
+      <w:r>
+        <w:rPr>
+          <w:b w:val="0"/>
+        </w:rPr>
+        <w:t xml:space="preserve">Use the supplied fictional case and keep its </w:t>
+      </w:r>
+      <w:r>
+        <w:rPr>
+          <w:b/>
+        </w:rPr>
+        <w:t>input</w:t>
+      </w:r>
+      <w:r>
+        <w:rPr>
+          <w:b w:val="0"/>
+        </w:rPr>
+        <w:t xml:space="preserve">s, intermediate steps, calculation or </w:t>
+      </w:r>
+      <w:r>
+        <w:rPr>
+          <w:b/>
+        </w:rPr>
+        <w:t>prediction</w:t>
+      </w:r>
+      <w:r>
+        <w:rPr>
+          <w:b w:val="0"/>
+        </w:rPr>
+        <w:t>, and limitation. Connect this record to last week’s record; a matching answer without a trace is insufficient.</w:t>
       </w:r>
     </w:p>
     <w:tbl>
@@ -1866,8 +3019,38 @@
       </w:r>
     </w:p>
     <w:p>
-      <w:r>
-        <w:t>For Python readiness before the Responsible Plant Classifier, retain a trace of the values, the predicted outputs and the changed-case explanation. Use actual Python 3 results to check the prediction after reasoning first.</w:t>
+      <w:pPr>
+        <w:spacing w:line="336" w:lineRule="auto" w:after="180"/>
+      </w:pPr>
+      <w:r>
+        <w:rPr>
+          <w:b w:val="0"/>
+        </w:rPr>
+        <w:t xml:space="preserve">For Python readiness before the Responsible Plant Classifier, retain a trace of the values, the predicted </w:t>
+      </w:r>
+      <w:r>
+        <w:rPr>
+          <w:b/>
+        </w:rPr>
+        <w:t>output</w:t>
+      </w:r>
+      <w:r>
+        <w:rPr>
+          <w:b w:val="0"/>
+        </w:rPr>
+        <w:t xml:space="preserve">s and the changed-case explanation. Use actual Python 3 results to check the </w:t>
+      </w:r>
+      <w:r>
+        <w:rPr>
+          <w:b/>
+        </w:rPr>
+        <w:t>prediction</w:t>
+      </w:r>
+      <w:r>
+        <w:rPr>
+          <w:b w:val="0"/>
+        </w:rPr>
+        <w:t xml:space="preserve"> after reasoning first.</w:t>
       </w:r>
     </w:p>
     <w:p>
@@ -1880,7 +3063,89 @@
     </w:p>
     <w:p>
       <w:r>
-        <w:t>Write the expected range values and trace table before running. Keep predicted and observed output separate, then explain the first row where they differ. For a loop that should add a fixed amount repeatedly, zero iterations should preserve the initial amount. One iteration checks one update; several check accumulation.</w:t>
+        <w:t>Use a genuinely new case for independent evidence. Previously discussed examples remain practice; use the separately named independent case before feedback.</w:t>
+      </w:r>
+    </w:p>
+    <w:p>
+      <w:pPr>
+        <w:spacing w:line="336" w:lineRule="auto" w:after="180"/>
+      </w:pPr>
+      <w:r>
+        <w:rPr>
+          <w:b w:val="0"/>
+        </w:rPr>
+        <w:t xml:space="preserve">Write the expected range values and </w:t>
+      </w:r>
+      <w:r>
+        <w:rPr>
+          <w:b/>
+        </w:rPr>
+        <w:t>trace table</w:t>
+      </w:r>
+      <w:r>
+        <w:rPr>
+          <w:b w:val="0"/>
+        </w:rPr>
+        <w:t xml:space="preserve"> before running. Keep predicted and observed </w:t>
+      </w:r>
+      <w:r>
+        <w:rPr>
+          <w:b/>
+        </w:rPr>
+        <w:t>output</w:t>
+      </w:r>
+      <w:r>
+        <w:rPr>
+          <w:b w:val="0"/>
+        </w:rPr>
+        <w:t xml:space="preserve"> separate, then explain the first row where they differ.</w:t>
+      </w:r>
+    </w:p>
+    <w:p>
+      <w:pPr>
+        <w:spacing w:line="336" w:lineRule="auto" w:after="180"/>
+      </w:pPr>
+      <w:r>
+        <w:rPr>
+          <w:b w:val="0"/>
+        </w:rPr>
+        <w:t xml:space="preserve">For a </w:t>
+      </w:r>
+      <w:r>
+        <w:rPr>
+          <w:b/>
+        </w:rPr>
+        <w:t>loop</w:t>
+      </w:r>
+      <w:r>
+        <w:rPr>
+          <w:b w:val="0"/>
+        </w:rPr>
+        <w:t xml:space="preserve"> that should add a fixed amount repeatedly, zero </w:t>
+      </w:r>
+      <w:r>
+        <w:rPr>
+          <w:b/>
+        </w:rPr>
+        <w:t>iteration</w:t>
+      </w:r>
+      <w:r>
+        <w:rPr>
+          <w:b w:val="0"/>
+        </w:rPr>
+        <w:t xml:space="preserve">s should preserve the initial amount. One </w:t>
+      </w:r>
+      <w:r>
+        <w:rPr>
+          <w:b/>
+        </w:rPr>
+        <w:t>iteration</w:t>
+      </w:r>
+      <w:r>
+        <w:rPr>
+          <w:b w:val="0"/>
+        </w:rPr>
+        <w:t xml:space="preserve"> checks one update; several check accumulation.</w:t>
       </w:r>
     </w:p>
     <w:p>
@@ -1917,8 +3182,26 @@
       </w:r>
     </w:p>
     <w:p>
-      <w:r>
-        <w:t>In your counter script, range(-2) performs no iterations. Does returning the initial 5 make negative rounds valid? Explain what the script checks and what it assumes.</w:t>
+      <w:pPr>
+        <w:spacing w:line="336" w:lineRule="auto" w:after="180"/>
+      </w:pPr>
+      <w:r>
+        <w:rPr>
+          <w:b w:val="0"/>
+        </w:rPr>
+        <w:t xml:space="preserve">In your counter script, range(-2) performs no </w:t>
+      </w:r>
+      <w:r>
+        <w:rPr>
+          <w:b/>
+        </w:rPr>
+        <w:t>iteration</w:t>
+      </w:r>
+      <w:r>
+        <w:rPr>
+          <w:b w:val="0"/>
+        </w:rPr>
+        <w:t>s. Does returning the initial 5 make negative rounds valid? Explain what the script checks and what it assumes.</w:t>
       </w:r>
     </w:p>
     <w:p>
@@ -1955,6 +3238,11 @@
       </w:pPr>
       <w:r>
         <w:t>13. Study a complete case</w:t>
+      </w:r>
+    </w:p>
+    <w:p>
+      <w:r>
+        <w:t>Revisit the complete Loops and trace tables case for supported practice. Repeated examples do not become fresh assessments.</w:t>
       </w:r>
     </w:p>
     <w:p>
@@ -2122,8 +3410,26 @@
       </w:r>
     </w:p>
     <w:p>
-      <w:r>
-        <w:t>Follow the input through the stated procedure to its result. Cover the result first, predict it, then explain every intermediate step. The text/table accompanies the figure so the example can be read without colour.</w:t>
+      <w:pPr>
+        <w:spacing w:line="336" w:lineRule="auto" w:after="180"/>
+      </w:pPr>
+      <w:r>
+        <w:rPr>
+          <w:b w:val="0"/>
+        </w:rPr>
+        <w:t xml:space="preserve">Follow the </w:t>
+      </w:r>
+      <w:r>
+        <w:rPr>
+          <w:b/>
+        </w:rPr>
+        <w:t>input</w:t>
+      </w:r>
+      <w:r>
+        <w:rPr>
+          <w:b w:val="0"/>
+        </w:rPr>
+        <w:t xml:space="preserve"> through the stated procedure to its result. Cover the result first, predict it, then explain every intermediate step. The text/table accompanies the figure so the example can be read without colour.</w:t>
       </w:r>
     </w:p>
     <w:p>
@@ -2173,6 +3479,11 @@
       </w:r>
     </w:p>
     <w:p>
+      <w:r>
+        <w:t>Attempt the reserved new case before feedback. Record support; the earlier examples below remain additional practice.</w:t>
+      </w:r>
+    </w:p>
+    <w:p>
       <w:pPr>
         <w:pStyle w:val="Heading3"/>
       </w:pPr>
@@ -2181,7 +3492,13 @@
       </w:r>
     </w:p>
     <w:p>
-      <w:r>
+      <w:pPr>
+        <w:spacing w:line="336" w:lineRule="auto" w:after="180"/>
+      </w:pPr>
+      <w:r>
+        <w:rPr>
+          <w:b w:val="0"/>
+        </w:rPr>
         <w:t>List every value visited and each running total. Then predict the result for range(2,2).</w:t>
       </w:r>
     </w:p>
@@ -2245,7 +3562,13 @@
       </w:r>
     </w:p>
     <w:p>
-      <w:r>
+      <w:pPr>
+        <w:spacing w:line="336" w:lineRule="auto" w:after="180"/>
+      </w:pPr>
+      <w:r>
+        <w:rPr>
+          <w:b w:val="0"/>
+        </w:rPr>
         <w:t>Attempt this case before feedback. Record any help. Earlier examples below are further practice; a case already practised with feedback cannot establish fresh transfer.</w:t>
       </w:r>
     </w:p>
@@ -2258,8 +3581,37 @@
       </w:r>
     </w:p>
     <w:p>
-      <w:r>
-        <w:t>A box starts with 5 counters. Each round adds 2 counters. Use rounds = 3, an initialized total and for turn in range(rounds). Print the final total once after the loop. Trace the totals and predict fresh runs with rounds 0, 1 and 3. Assume rounds is a nonnegative integer.</w:t>
+      <w:pPr>
+        <w:spacing w:line="336" w:lineRule="auto" w:after="180"/>
+      </w:pPr>
+      <w:r>
+        <w:rPr>
+          <w:b w:val="0"/>
+        </w:rPr>
+        <w:t xml:space="preserve">A box starts with 5 counters. Each round adds 2 counters. Use rounds = 3, an initialized total and for turn in range(rounds). Print the final total once after the </w:t>
+      </w:r>
+      <w:r>
+        <w:rPr>
+          <w:b/>
+        </w:rPr>
+        <w:t>loop</w:t>
+      </w:r>
+      <w:r>
+        <w:rPr>
+          <w:b w:val="0"/>
+        </w:rPr>
+        <w:t>.</w:t>
+      </w:r>
+    </w:p>
+    <w:p>
+      <w:pPr>
+        <w:spacing w:line="336" w:lineRule="auto" w:after="180"/>
+      </w:pPr>
+      <w:r>
+        <w:rPr>
+          <w:b w:val="0"/>
+        </w:rPr>
+        <w:t>Trace the totals and predict fresh runs with rounds 0, 1 and 3. Assume rounds is a nonnegative integer.</w:t>
       </w:r>
     </w:p>
     <w:p>
@@ -2311,7 +3663,13 @@
       </w:r>
     </w:p>
     <w:p>
-      <w:r>
+      <w:pPr>
+        <w:spacing w:line="336" w:lineRule="auto" w:after="180"/>
+      </w:pPr>
+      <w:r>
+        <w:rPr>
+          <w:b w:val="0"/>
+        </w:rPr>
         <w:t>Record support used: none, hint or teacher explanation. After feedback, a different case is needed to demonstrate independence.</w:t>
       </w:r>
     </w:p>
@@ -2324,8 +3682,25 @@
       </w:r>
     </w:p>
     <w:p>
-      <w:r>
-        <w:t>Attempt the independent case before hints. Record whether you worked alone, used a hint or followed a model. After feedback, fix the first unsupported step and explain why it changed. A later check uses a changed case, not a copied answer.</w:t>
+      <w:pPr>
+        <w:spacing w:line="336" w:lineRule="auto" w:after="180"/>
+      </w:pPr>
+      <w:r>
+        <w:rPr>
+          <w:b w:val="0"/>
+        </w:rPr>
+        <w:t>Attempt the independent case before hints. Record whether you worked alone, used a hint or followed a model. After feedback, fix the first unsupported step and explain why it changed.</w:t>
+      </w:r>
+    </w:p>
+    <w:p>
+      <w:pPr>
+        <w:spacing w:line="336" w:lineRule="auto" w:after="180"/>
+      </w:pPr>
+      <w:r>
+        <w:rPr>
+          <w:b w:val="0"/>
+        </w:rPr>
+        <w:t>A later check uses a changed case, not a copied answer.</w:t>
       </w:r>
     </w:p>
     <w:p>
@@ -2338,6 +3713,17 @@
     </w:p>
     <w:p>
       <w:r>
+        <w:t>Use this map to navigate Loops and trace tables, connect the goals to tasks and keep one evidence record for each attempt.</w:t>
+      </w:r>
+    </w:p>
+    <w:p>
+      <w:pPr>
+        <w:spacing w:line="336" w:lineRule="auto" w:after="180"/>
+      </w:pPr>
+      <w:r>
+        <w:rPr>
+          <w:b w:val="0"/>
+        </w:rPr>
         <w:t>Start with this question: Accumulate a short range. A running total adds the integers visited by range(1,5).</w:t>
       </w:r>
     </w:p>
@@ -2444,13 +3830,61 @@
       </w:tr>
     </w:tbl>
     <w:p>
-      <w:r>
-        <w:t>Remember → watch and explain → try with help → investigate → try independently → keep project evidence. Your teacher may spread this lesson across several classes.</w:t>
-      </w:r>
-    </w:p>
-    <w:p>
-      <w:r>
-        <w:t>Keep your first prediction. Compare it with what the evidence shows and explain any change.</w:t>
+      <w:pPr>
+        <w:spacing w:line="336" w:lineRule="auto" w:after="180"/>
+      </w:pPr>
+      <w:r>
+        <w:rPr>
+          <w:b w:val="0"/>
+        </w:rPr>
+        <w:t xml:space="preserve">Remember → watch and explain → try with help → investigate → try independently → keep project </w:t>
+      </w:r>
+      <w:r>
+        <w:rPr>
+          <w:b/>
+        </w:rPr>
+        <w:t>evidence</w:t>
+      </w:r>
+      <w:r>
+        <w:rPr>
+          <w:b w:val="0"/>
+        </w:rPr>
+        <w:t>. Your teacher may spread this lesson across several classes.</w:t>
+      </w:r>
+    </w:p>
+    <w:p>
+      <w:pPr>
+        <w:spacing w:line="336" w:lineRule="auto" w:after="180"/>
+      </w:pPr>
+      <w:r>
+        <w:rPr>
+          <w:b w:val="0"/>
+        </w:rPr>
+        <w:t xml:space="preserve">Keep your first </w:t>
+      </w:r>
+      <w:r>
+        <w:rPr>
+          <w:b/>
+        </w:rPr>
+        <w:t>prediction</w:t>
+      </w:r>
+      <w:r>
+        <w:rPr>
+          <w:b w:val="0"/>
+        </w:rPr>
+        <w:t xml:space="preserve">. Compare it with what the </w:t>
+      </w:r>
+      <w:r>
+        <w:rPr>
+          <w:b/>
+        </w:rPr>
+        <w:t>evidence</w:t>
+      </w:r>
+      <w:r>
+        <w:rPr>
+          <w:b w:val="0"/>
+        </w:rPr>
+        <w:t xml:space="preserve"> shows and explain any change.</w:t>
       </w:r>
     </w:p>
     <w:p>
@@ -2463,7 +3897,36 @@
     </w:p>
     <w:p>
       <w:r>
-        <w:t>Close your notes. Explain this goal in your own words: Trace variable values before and after each loop iteration</w:t>
+        <w:t>Explain Loops and trace tables without notes, identify a remaining question and plan a later check with a changed case.</w:t>
+      </w:r>
+    </w:p>
+    <w:p>
+      <w:pPr>
+        <w:spacing w:line="336" w:lineRule="auto" w:after="180"/>
+      </w:pPr>
+      <w:r>
+        <w:rPr>
+          <w:b w:val="0"/>
+        </w:rPr>
+        <w:t xml:space="preserve">Close your notes. Explain this goal in your own words: Trace variable values before and after each </w:t>
+      </w:r>
+      <w:r>
+        <w:rPr>
+          <w:b/>
+        </w:rPr>
+        <w:t>loop</w:t>
+      </w:r>
+      <w:r>
+        <w:rPr>
+          <w:b w:val="0"/>
+        </w:rPr>
+        <w:t xml:space="preserve"> </w:t>
+      </w:r>
+      <w:r>
+        <w:rPr>
+          <w:b/>
+        </w:rPr>
+        <w:t>iteration</w:t>
       </w:r>
     </w:p>
     <w:p>
@@ -2500,13 +3963,61 @@
       </w:r>
     </w:p>
     <w:p>
-      <w:r>
-        <w:t>If you are unsure, return to the worked picture and explain one arrow. If you are ready, change an input or assumption and justify your prediction.</w:t>
-      </w:r>
-    </w:p>
-    <w:p>
-      <w:r>
-        <w:t>Save your workbook evidence. At the next review, try a different case before opening your old answer.</w:t>
+      <w:pPr>
+        <w:spacing w:line="336" w:lineRule="auto" w:after="180"/>
+      </w:pPr>
+      <w:r>
+        <w:rPr>
+          <w:b w:val="0"/>
+        </w:rPr>
+        <w:t xml:space="preserve">If you are unsure, return to the worked picture and explain one arrow. If you are ready, change an </w:t>
+      </w:r>
+      <w:r>
+        <w:rPr>
+          <w:b/>
+        </w:rPr>
+        <w:t>input</w:t>
+      </w:r>
+      <w:r>
+        <w:rPr>
+          <w:b w:val="0"/>
+        </w:rPr>
+        <w:t xml:space="preserve"> or assumption and justify your </w:t>
+      </w:r>
+      <w:r>
+        <w:rPr>
+          <w:b/>
+        </w:rPr>
+        <w:t>prediction</w:t>
+      </w:r>
+      <w:r>
+        <w:rPr>
+          <w:b w:val="0"/>
+        </w:rPr>
+        <w:t>.</w:t>
+      </w:r>
+    </w:p>
+    <w:p>
+      <w:pPr>
+        <w:spacing w:line="336" w:lineRule="auto" w:after="180"/>
+      </w:pPr>
+      <w:r>
+        <w:rPr>
+          <w:b w:val="0"/>
+        </w:rPr>
+        <w:t xml:space="preserve">Save your workbook </w:t>
+      </w:r>
+      <w:r>
+        <w:rPr>
+          <w:b/>
+        </w:rPr>
+        <w:t>evidence</w:t>
+      </w:r>
+      <w:r>
+        <w:rPr>
+          <w:b w:val="0"/>
+        </w:rPr>
+        <w:t>. At the next review, try a different case before opening your old answer.</w:t>
       </w:r>
     </w:p>
     <w:p>
@@ -2519,11 +4030,28 @@
     </w:p>
     <w:p>
       <w:r>
+        <w:t>Attempt supported questions before using hints or feedback. Review a missing building block, then keep the completed work.</w:t>
+      </w:r>
+    </w:p>
+    <w:p>
+      <w:pPr>
+        <w:spacing w:line="336" w:lineRule="auto" w:after="180"/>
+      </w:pPr>
+      <w:r>
+        <w:rPr>
+          <w:b w:val="0"/>
+        </w:rPr>
         <w:t>Use this supported practice once, in the browser or on paper. Keep the reserved independent assessment for a separate first attempt before teacher feedback.</w:t>
       </w:r>
     </w:p>
     <w:p>
-      <w:r>
+      <w:pPr>
+        <w:spacing w:line="336" w:lineRule="auto" w:after="180"/>
+      </w:pPr>
+      <w:r>
+        <w:rPr>
+          <w:b w:val="0"/>
+        </w:rPr>
         <w:t>Accumulate a short range. A running total adds the integers visited by range(1,5).</w:t>
       </w:r>
     </w:p>
@@ -2536,22 +4064,55 @@
       </w:r>
     </w:p>
     <w:p>
-      <w:r>
+      <w:pPr>
+        <w:spacing w:line="336" w:lineRule="auto" w:after="180"/>
+      </w:pPr>
+      <w:r>
+        <w:rPr>
+          <w:b w:val="0"/>
+        </w:rPr>
         <w:t>Which labelled step matches this detail? The final displayed value is 10.</w:t>
       </w:r>
     </w:p>
     <w:p>
-      <w:r>
+      <w:pPr>
+        <w:spacing w:line="336" w:lineRule="auto" w:after="180"/>
+        <w:shd w:fill="F4F9FC"/>
+      </w:pPr>
+      <w:r>
+        <w:rPr>
+          <w:b w:val="0"/>
+        </w:rPr>
         <w:t>1. Trace running total</w:t>
       </w:r>
     </w:p>
     <w:p>
-      <w:r>
-        <w:t>2. Print after the loop</w:t>
-      </w:r>
-    </w:p>
-    <w:p>
-      <w:r>
+      <w:pPr>
+        <w:spacing w:line="336" w:lineRule="auto" w:after="180"/>
+        <w:shd w:fill="F4F9FC"/>
+      </w:pPr>
+      <w:r>
+        <w:rPr>
+          <w:b w:val="0"/>
+        </w:rPr>
+        <w:t xml:space="preserve">2. Print after the </w:t>
+      </w:r>
+      <w:r>
+        <w:rPr>
+          <w:b/>
+        </w:rPr>
+        <w:t>loop</w:t>
+      </w:r>
+    </w:p>
+    <w:p>
+      <w:pPr>
+        <w:spacing w:line="336" w:lineRule="auto" w:after="180"/>
+        <w:shd w:fill="F4F9FC"/>
+      </w:pPr>
+      <w:r>
+        <w:rPr>
+          <w:b w:val="0"/>
+        </w:rPr>
         <w:t>3. Visit the range</w:t>
       </w:r>
     </w:p>
@@ -2589,41 +4150,203 @@
       </w:r>
     </w:p>
     <w:p>
-      <w:r>
+      <w:pPr>
+        <w:pStyle w:val="Heading3"/>
+      </w:pPr>
+      <w:r>
+        <w:t>Hint · try first</w:t>
+      </w:r>
+    </w:p>
+    <w:p>
+      <w:pPr>
+        <w:spacing w:line="336" w:lineRule="auto" w:after="180"/>
+        <w:shd w:fill="F1F6F8"/>
+      </w:pPr>
+      <w:r>
+        <w:rPr>
+          <w:b w:val="0"/>
+        </w:rPr>
         <w:t>Hint if needed: Read the steps in the pictorial case. Match the supplied detail to the stage that performs or records it.</w:t>
       </w:r>
     </w:p>
     <w:p>
-      <w:r>
-        <w:t>After your attempt, compare with the supported explanation: Print after the loop The final displayed value is 10. A loop repeats an operation for each visited value. A trace table distinguishes the current value from the accumulator; the range stop is not included.</w:t>
-      </w:r>
-    </w:p>
-    <w:p>
       <w:pPr>
         <w:pStyle w:val="Heading3"/>
       </w:pPr>
       <w:r>
+        <w:t>Feedback · compare after trying</w:t>
+      </w:r>
+    </w:p>
+    <w:p>
+      <w:pPr>
+        <w:spacing w:line="336" w:lineRule="auto" w:after="180"/>
+        <w:shd w:fill="F1F6FC"/>
+      </w:pPr>
+      <w:r>
+        <w:rPr>
+          <w:b w:val="0"/>
+        </w:rPr>
+        <w:t xml:space="preserve">After your attempt, compare with the supported explanation: Print after the </w:t>
+      </w:r>
+      <w:r>
+        <w:rPr>
+          <w:b/>
+        </w:rPr>
+        <w:t>loop</w:t>
+      </w:r>
+      <w:r>
+        <w:rPr>
+          <w:b w:val="0"/>
+        </w:rPr>
+        <w:t xml:space="preserve"> The final displayed value is 10. A </w:t>
+      </w:r>
+      <w:r>
+        <w:rPr>
+          <w:b/>
+        </w:rPr>
+        <w:t>loop</w:t>
+      </w:r>
+      <w:r>
+        <w:rPr>
+          <w:b w:val="0"/>
+        </w:rPr>
+        <w:t xml:space="preserve"> repeats an operation for each visited value.</w:t>
+      </w:r>
+    </w:p>
+    <w:p>
+      <w:pPr>
+        <w:spacing w:line="336" w:lineRule="auto" w:after="180"/>
+        <w:shd w:fill="F1F6FC"/>
+      </w:pPr>
+      <w:r>
+        <w:rPr>
+          <w:b w:val="0"/>
+        </w:rPr>
+        <w:t xml:space="preserve">A </w:t>
+      </w:r>
+      <w:r>
+        <w:rPr>
+          <w:b/>
+        </w:rPr>
+        <w:t>trace table</w:t>
+      </w:r>
+      <w:r>
+        <w:rPr>
+          <w:b w:val="0"/>
+        </w:rPr>
+        <w:t xml:space="preserve"> distinguishes the current value from the </w:t>
+      </w:r>
+      <w:r>
+        <w:rPr>
+          <w:b/>
+        </w:rPr>
+        <w:t>accumulator</w:t>
+      </w:r>
+      <w:r>
+        <w:rPr>
+          <w:b w:val="0"/>
+        </w:rPr>
+        <w:t>; the range stop is not included.</w:t>
+      </w:r>
+    </w:p>
+    <w:p>
+      <w:pPr>
+        <w:pStyle w:val="Heading3"/>
+      </w:pPr>
+      <w:r>
         <w:t>Practice 2: explain the deciding evidence</w:t>
       </w:r>
     </w:p>
     <w:p>
-      <w:r>
+      <w:pPr>
+        <w:pStyle w:val="Heading3"/>
+      </w:pPr>
+      <w:r>
+        <w:t>Changed case · predict first</w:t>
+      </w:r>
+    </w:p>
+    <w:p>
+      <w:pPr>
+        <w:spacing w:line="336" w:lineRule="auto" w:after="180"/>
+        <w:shd w:fill="F5F1FB"/>
+      </w:pPr>
+      <w:r>
+        <w:rPr>
+          <w:b w:val="0"/>
+        </w:rPr>
         <w:t>Changed-case practice: Replace range(1,5) with range(1,1). Which conclusion is supported by the supplied facts?</w:t>
       </w:r>
     </w:p>
     <w:p>
-      <w:r>
-        <w:t>1. We can decide the result without examining the changed input or the procedure.</w:t>
-      </w:r>
-    </w:p>
-    <w:p>
-      <w:r>
-        <w:t>2. No values are visited and the final output is 0.</w:t>
-      </w:r>
-    </w:p>
-    <w:p>
-      <w:r>
-        <w:t>3. This one example guarantees correct results for every future input.</w:t>
+      <w:pPr>
+        <w:spacing w:line="336" w:lineRule="auto" w:after="180"/>
+        <w:shd w:fill="F4F9FC"/>
+      </w:pPr>
+      <w:r>
+        <w:rPr>
+          <w:b w:val="0"/>
+        </w:rPr>
+        <w:t xml:space="preserve">1. We can decide the result without examining the changed </w:t>
+      </w:r>
+      <w:r>
+        <w:rPr>
+          <w:b/>
+        </w:rPr>
+        <w:t>input</w:t>
+      </w:r>
+      <w:r>
+        <w:rPr>
+          <w:b w:val="0"/>
+        </w:rPr>
+        <w:t xml:space="preserve"> or the procedure.</w:t>
+      </w:r>
+    </w:p>
+    <w:p>
+      <w:pPr>
+        <w:spacing w:line="336" w:lineRule="auto" w:after="180"/>
+        <w:shd w:fill="F4F9FC"/>
+      </w:pPr>
+      <w:r>
+        <w:rPr>
+          <w:b w:val="0"/>
+        </w:rPr>
+        <w:t xml:space="preserve">2. No values are visited and the final </w:t>
+      </w:r>
+      <w:r>
+        <w:rPr>
+          <w:b/>
+        </w:rPr>
+        <w:t>output</w:t>
+      </w:r>
+      <w:r>
+        <w:rPr>
+          <w:b w:val="0"/>
+        </w:rPr>
+        <w:t xml:space="preserve"> is 0.</w:t>
+      </w:r>
+    </w:p>
+    <w:p>
+      <w:pPr>
+        <w:spacing w:line="336" w:lineRule="auto" w:after="180"/>
+        <w:shd w:fill="F4F9FC"/>
+      </w:pPr>
+      <w:r>
+        <w:rPr>
+          <w:b w:val="0"/>
+        </w:rPr>
+        <w:t xml:space="preserve">3. This one example guarantees correct results for every future </w:t>
+      </w:r>
+      <w:r>
+        <w:rPr>
+          <w:b/>
+        </w:rPr>
+        <w:t>input</w:t>
+      </w:r>
+      <w:r>
+        <w:rPr>
+          <w:b w:val="0"/>
+        </w:rPr>
+        <w:t>.</w:t>
       </w:r>
     </w:p>
     <w:p>
@@ -2660,31 +4383,131 @@
       </w:r>
     </w:p>
     <w:p>
-      <w:r>
+      <w:pPr>
+        <w:pStyle w:val="Heading3"/>
+      </w:pPr>
+      <w:r>
+        <w:t>Hint · try first</w:t>
+      </w:r>
+    </w:p>
+    <w:p>
+      <w:pPr>
+        <w:spacing w:line="336" w:lineRule="auto" w:after="180"/>
+        <w:shd w:fill="F1F6F8"/>
+      </w:pPr>
+      <w:r>
+        <w:rPr>
+          <w:b w:val="0"/>
+        </w:rPr>
         <w:t>Hint if needed: Use the changed condition and the deciding step in the pictorial trace. The answer must say what follows from those facts.</w:t>
       </w:r>
     </w:p>
     <w:p>
-      <w:r>
-        <w:t>After your attempt, compare with the supported explanation: No values are visited and the final output is 0. The accumulator starts at zero and an empty loop never changes it.</w:t>
-      </w:r>
-    </w:p>
-    <w:p>
       <w:pPr>
         <w:pStyle w:val="Heading3"/>
       </w:pPr>
       <w:r>
+        <w:t>Feedback · compare after trying</w:t>
+      </w:r>
+    </w:p>
+    <w:p>
+      <w:pPr>
+        <w:spacing w:line="336" w:lineRule="auto" w:after="180"/>
+        <w:shd w:fill="F1F6FC"/>
+      </w:pPr>
+      <w:r>
+        <w:rPr>
+          <w:b w:val="0"/>
+        </w:rPr>
+        <w:t xml:space="preserve">After your attempt, compare with the supported explanation: No values are visited and the final </w:t>
+      </w:r>
+      <w:r>
+        <w:rPr>
+          <w:b/>
+        </w:rPr>
+        <w:t>output</w:t>
+      </w:r>
+      <w:r>
+        <w:rPr>
+          <w:b w:val="0"/>
+        </w:rPr>
+        <w:t xml:space="preserve"> is 0. The </w:t>
+      </w:r>
+      <w:r>
+        <w:rPr>
+          <w:b/>
+        </w:rPr>
+        <w:t>accumulator</w:t>
+      </w:r>
+      <w:r>
+        <w:rPr>
+          <w:b w:val="0"/>
+        </w:rPr>
+        <w:t xml:space="preserve"> starts at zero and an empty </w:t>
+      </w:r>
+      <w:r>
+        <w:rPr>
+          <w:b/>
+        </w:rPr>
+        <w:t>loop</w:t>
+      </w:r>
+      <w:r>
+        <w:rPr>
+          <w:b w:val="0"/>
+        </w:rPr>
+        <w:t xml:space="preserve"> never changes it.</w:t>
+      </w:r>
+    </w:p>
+    <w:p>
+      <w:pPr>
+        <w:pStyle w:val="Heading3"/>
+      </w:pPr>
+      <w:r>
         <w:t>Repair a missing building block</w:t>
       </w:r>
     </w:p>
     <w:p>
-      <w:r>
-        <w:t>Review Branching and boundary tests (python-bridge/5). Goal: Trace the selected branch in an if elif else chain. Short practice: Trace -2, 4 and 5 through the branches. Explain why the negative check comes first and what label -2 gets if it is removed.. Return to this week and explain what you changed.</w:t>
-      </w:r>
-    </w:p>
-    <w:p>
-      <w:r>
-        <w:t>Review Expressions and operator order (python-bridge/3). Goal: Evaluate numeric expressions using Python’s grouping rules. Short practice: Trace the operation order in both expressions. Identify which picture step changes with parentheses and predict both results when the multiplier becomes four.. Return to this week and explain what you changed.</w:t>
+      <w:pPr>
+        <w:spacing w:line="336" w:lineRule="auto" w:after="180"/>
+      </w:pPr>
+      <w:r>
+        <w:rPr>
+          <w:b w:val="0"/>
+        </w:rPr>
+        <w:t>Review Branching and boundary tests (python-bridge/5). Goal: Trace the selected branch in an if elif else chain. Short practice: Trace -2, 4 and 5 through the branches.</w:t>
+      </w:r>
+    </w:p>
+    <w:p>
+      <w:pPr>
+        <w:spacing w:line="336" w:lineRule="auto" w:after="180"/>
+      </w:pPr>
+      <w:r>
+        <w:rPr>
+          <w:b w:val="0"/>
+        </w:rPr>
+        <w:t>Explain why the negative check comes first and what label -2 gets if it is removed.. Return to this week and explain what you changed.</w:t>
+      </w:r>
+    </w:p>
+    <w:p>
+      <w:pPr>
+        <w:spacing w:line="336" w:lineRule="auto" w:after="180"/>
+      </w:pPr>
+      <w:r>
+        <w:rPr>
+          <w:b w:val="0"/>
+        </w:rPr>
+        <w:t>Review Expressions and operator order (python-bridge/3). Goal: Evaluate numeric expressions using Python’s grouping rules. Short practice: Trace the operation order in both expressions.</w:t>
+      </w:r>
+    </w:p>
+    <w:p>
+      <w:pPr>
+        <w:spacing w:line="336" w:lineRule="auto" w:after="180"/>
+      </w:pPr>
+      <w:r>
+        <w:rPr>
+          <w:b w:val="0"/>
+        </w:rPr>
+        <w:t>Identify which picture step changes with parentheses and predict both results when the multiplier becomes four.. Return to this week and explain what you changed.</w:t>
       </w:r>
     </w:p>
     <w:p>
@@ -2696,8 +4519,61 @@
       </w:r>
     </w:p>
     <w:p>
-      <w:r>
-        <w:t>The browser lab lets you edit the supported Python examples already included in this lesson. Predict first, run, inspect the actual output or error, change one input, then run again. Keep code, predictions, actual results and a reasoned revision together. On paper, label your result as a trace rather than an execution.</w:t>
+      <w:pPr>
+        <w:spacing w:line="336" w:lineRule="auto" w:after="180"/>
+      </w:pPr>
+      <w:r>
+        <w:rPr>
+          <w:b w:val="0"/>
+        </w:rPr>
+        <w:t xml:space="preserve">The browser lab lets you edit the supported Python examples already included in this lesson. Predict first, run, inspect the actual </w:t>
+      </w:r>
+      <w:r>
+        <w:rPr>
+          <w:b/>
+        </w:rPr>
+        <w:t>output</w:t>
+      </w:r>
+      <w:r>
+        <w:rPr>
+          <w:b w:val="0"/>
+        </w:rPr>
+        <w:t xml:space="preserve"> or error, change one </w:t>
+      </w:r>
+      <w:r>
+        <w:rPr>
+          <w:b/>
+        </w:rPr>
+        <w:t>input</w:t>
+      </w:r>
+      <w:r>
+        <w:rPr>
+          <w:b w:val="0"/>
+        </w:rPr>
+        <w:t>, then run again.</w:t>
+      </w:r>
+    </w:p>
+    <w:p>
+      <w:pPr>
+        <w:spacing w:line="336" w:lineRule="auto" w:after="180"/>
+      </w:pPr>
+      <w:r>
+        <w:rPr>
+          <w:b w:val="0"/>
+        </w:rPr>
+        <w:t xml:space="preserve">Keep code, </w:t>
+      </w:r>
+      <w:r>
+        <w:rPr>
+          <w:b/>
+        </w:rPr>
+        <w:t>prediction</w:t>
+      </w:r>
+      <w:r>
+        <w:rPr>
+          <w:b w:val="0"/>
+        </w:rPr>
+        <w:t>s, actual results and a reasoned revision together. On paper, label your result as a trace rather than an execution.</w:t>
       </w:r>
     </w:p>
     <w:p>
@@ -2709,8 +4585,676 @@
       </w:r>
     </w:p>
     <w:p>
-      <w:r>
-        <w:t>Use Download completed work in the hosted lesson to export your answers, reflections, practice feedback and code-run evidence. Open the HTML copy to read or print it. Drafts stay in this browser when storage is available; clear drafts on a shared device.</w:t>
+      <w:pPr>
+        <w:spacing w:line="336" w:lineRule="auto" w:after="180"/>
+      </w:pPr>
+      <w:r>
+        <w:rPr>
+          <w:b w:val="0"/>
+        </w:rPr>
+        <w:t xml:space="preserve">Use Download completed work in the hosted lesson to export your answers, reflections, practice feedback and code-run </w:t>
+      </w:r>
+      <w:r>
+        <w:rPr>
+          <w:b/>
+        </w:rPr>
+        <w:t>evidence</w:t>
+      </w:r>
+      <w:r>
+        <w:rPr>
+          <w:b w:val="0"/>
+        </w:rPr>
+        <w:t>. Open the HTML copy to read or print it.</w:t>
+      </w:r>
+    </w:p>
+    <w:p>
+      <w:pPr>
+        <w:spacing w:line="336" w:lineRule="auto" w:after="180"/>
+      </w:pPr>
+      <w:r>
+        <w:rPr>
+          <w:b w:val="0"/>
+        </w:rPr>
+        <w:t>Drafts stay in this browser when storage is available; clear drafts on a shared device.</w:t>
+      </w:r>
+    </w:p>
+    <w:p>
+      <w:pPr>
+        <w:pStyle w:val="Heading1"/>
+      </w:pPr>
+      <w:r>
+        <w:t>18. Visual concept journey</w:t>
+      </w:r>
+    </w:p>
+    <w:p>
+      <w:r>
+        <w:t>Explain each Loops and trace tables graphic using its labels, deciding evidence and relevant limitation.</w:t>
+      </w:r>
+    </w:p>
+    <w:p>
+      <w:pPr>
+        <w:pStyle w:val="Heading3"/>
+      </w:pPr>
+      <w:r>
+        <w:t>01. Loops and trace tables: the case</w:t>
+      </w:r>
+    </w:p>
+    <w:p>
+      <w:r>
+        <w:drawing>
+          <wp:inline xmlns:a="http://schemas.openxmlformats.org/drawingml/2006/main" xmlns:pic="http://schemas.openxmlformats.org/drawingml/2006/picture">
+            <wp:extent cx="5486400" cy="2834640"/>
+            <wp:docPr id="3" name="Picture 3" descr="Accumulate a short range. A running total adds the integers visited by range(1,5). Supplied facts: Python 3: total=0; for value in range(1,5): total+=value; print(total). The print is after the loop."/>
+            <wp:cNvGraphicFramePr>
+              <a:graphicFrameLocks noChangeAspect="1"/>
+            </wp:cNvGraphicFramePr>
+            <a:graphic>
+              <a:graphicData uri="http://schemas.openxmlformats.org/drawingml/2006/picture">
+                <pic:pic>
+                  <pic:nvPicPr>
+                    <pic:cNvPr id="0" name="academy-story-python-bridge-6-01.png"/>
+                    <pic:cNvPicPr/>
+                  </pic:nvPicPr>
+                  <pic:blipFill>
+                    <a:blip r:embed="rId11"/>
+                    <a:stretch>
+                      <a:fillRect/>
+                    </a:stretch>
+                  </pic:blipFill>
+                  <pic:spPr>
+                    <a:xfrm>
+                      <a:off x="0" y="0"/>
+                      <a:ext cx="5486400" cy="2834640"/>
+                    </a:xfrm>
+                    <a:prstGeom prst="rect"/>
+                  </pic:spPr>
+                </pic:pic>
+              </a:graphicData>
+            </a:graphic>
+          </wp:inline>
+        </w:drawing>
+      </w:r>
+    </w:p>
+    <w:p>
+      <w:pPr>
+        <w:spacing w:line="336" w:lineRule="auto" w:after="180"/>
+      </w:pPr>
+      <w:r>
+        <w:rPr>
+          <w:b w:val="0"/>
+        </w:rPr>
+        <w:t xml:space="preserve">Accumulate a short range. A running total adds the integers visited by range(1,5). Supplied facts: Python 3: total=0; for value in range(1,5): total+=value; print(total). The print is after the </w:t>
+      </w:r>
+      <w:r>
+        <w:rPr>
+          <w:b/>
+        </w:rPr>
+        <w:t>loop</w:t>
+      </w:r>
+      <w:r>
+        <w:rPr>
+          <w:b w:val="0"/>
+        </w:rPr>
+        <w:t>.</w:t>
+      </w:r>
+    </w:p>
+    <w:p>
+      <w:pPr>
+        <w:spacing w:line="336" w:lineRule="auto" w:after="180"/>
+        <w:shd w:fill="F5F1FB"/>
+      </w:pPr>
+      <w:r>
+        <w:rPr>
+          <w:b w:val="0"/>
+        </w:rPr>
+        <w:t>Point to the given fact that matters most. Explain why it matters.</w:t>
+      </w:r>
+    </w:p>
+    <w:p>
+      <w:pPr>
+        <w:pStyle w:val="Heading3"/>
+      </w:pPr>
+      <w:r>
+        <w:t>02. Follow the deciding steps</w:t>
+      </w:r>
+    </w:p>
+    <w:p>
+      <w:r>
+        <w:drawing>
+          <wp:inline xmlns:a="http://schemas.openxmlformats.org/drawingml/2006/main" xmlns:pic="http://schemas.openxmlformats.org/drawingml/2006/picture">
+            <wp:extent cx="5486400" cy="3182112"/>
+            <wp:docPr id="4" name="Picture 4" descr="Visit the range: Values are 1,2,3,4; the stop value 5 is excluded. → Trace running total: Totals after each addition are 1,3,6,10. → Print after the loop: The final displayed value is 10."/>
+            <wp:cNvGraphicFramePr>
+              <a:graphicFrameLocks noChangeAspect="1"/>
+            </wp:cNvGraphicFramePr>
+            <a:graphic>
+              <a:graphicData uri="http://schemas.openxmlformats.org/drawingml/2006/picture">
+                <pic:pic>
+                  <pic:nvPicPr>
+                    <pic:cNvPr id="0" name="academy-story-python-bridge-6-02.png"/>
+                    <pic:cNvPicPr/>
+                  </pic:nvPicPr>
+                  <pic:blipFill>
+                    <a:blip r:embed="rId12"/>
+                    <a:stretch>
+                      <a:fillRect/>
+                    </a:stretch>
+                  </pic:blipFill>
+                  <pic:spPr>
+                    <a:xfrm>
+                      <a:off x="0" y="0"/>
+                      <a:ext cx="5486400" cy="3182112"/>
+                    </a:xfrm>
+                    <a:prstGeom prst="rect"/>
+                  </pic:spPr>
+                </pic:pic>
+              </a:graphicData>
+            </a:graphic>
+          </wp:inline>
+        </w:drawing>
+      </w:r>
+    </w:p>
+    <w:p>
+      <w:pPr>
+        <w:spacing w:line="336" w:lineRule="auto" w:after="180"/>
+      </w:pPr>
+      <w:r>
+        <w:rPr>
+          <w:b w:val="0"/>
+        </w:rPr>
+        <w:t xml:space="preserve">Visit the range: Values are 1,2,3,4; the stop value 5 is excluded. → Trace running total: Totals after each addition are 1,3,6,10. → Print after the </w:t>
+      </w:r>
+      <w:r>
+        <w:rPr>
+          <w:b/>
+        </w:rPr>
+        <w:t>loop</w:t>
+      </w:r>
+      <w:r>
+        <w:rPr>
+          <w:b w:val="0"/>
+        </w:rPr>
+        <w:t>: The final displayed value is 10.</w:t>
+      </w:r>
+    </w:p>
+    <w:p>
+      <w:pPr>
+        <w:spacing w:line="336" w:lineRule="auto" w:after="180"/>
+        <w:shd w:fill="F5F1FB"/>
+      </w:pPr>
+      <w:r>
+        <w:rPr>
+          <w:b w:val="0"/>
+        </w:rPr>
+        <w:t xml:space="preserve">Point to each numbered stage and explain which recorded </w:t>
+      </w:r>
+      <w:r>
+        <w:rPr>
+          <w:b/>
+        </w:rPr>
+        <w:t>input</w:t>
+      </w:r>
+      <w:r>
+        <w:rPr>
+          <w:b w:val="0"/>
+        </w:rPr>
+        <w:t xml:space="preserve"> it uses.</w:t>
+      </w:r>
+    </w:p>
+    <w:p>
+      <w:pPr>
+        <w:pStyle w:val="Heading3"/>
+      </w:pPr>
+      <w:r>
+        <w:t>03. Running total after each visited value</w:t>
+      </w:r>
+    </w:p>
+    <w:p>
+      <w:r>
+        <w:drawing>
+          <wp:inline xmlns:a="http://schemas.openxmlformats.org/drawingml/2006/main" xmlns:pic="http://schemas.openxmlformats.org/drawingml/2006/picture">
+            <wp:extent cx="5486400" cy="3938016"/>
+            <wp:docPr id="5" name="Picture 5" descr="Running total after each visited value. Visit 1: Current value = 1, Running total = 1. Visit 2: Current value = 2, Running total = 3. Visit 3: Current value = 3, Running total = 6. Visit 4: Current value = 4, Running total = 10."/>
+            <wp:cNvGraphicFramePr>
+              <a:graphicFrameLocks noChangeAspect="1"/>
+            </wp:cNvGraphicFramePr>
+            <a:graphic>
+              <a:graphicData uri="http://schemas.openxmlformats.org/drawingml/2006/picture">
+                <pic:pic>
+                  <pic:nvPicPr>
+                    <pic:cNvPr id="0" name="academy-story-python-bridge-6-03.png"/>
+                    <pic:cNvPicPr/>
+                  </pic:nvPicPr>
+                  <pic:blipFill>
+                    <a:blip r:embed="rId13"/>
+                    <a:stretch>
+                      <a:fillRect/>
+                    </a:stretch>
+                  </pic:blipFill>
+                  <pic:spPr>
+                    <a:xfrm>
+                      <a:off x="0" y="0"/>
+                      <a:ext cx="5486400" cy="3938016"/>
+                    </a:xfrm>
+                    <a:prstGeom prst="rect"/>
+                  </pic:spPr>
+                </pic:pic>
+              </a:graphicData>
+            </a:graphic>
+          </wp:inline>
+        </w:drawing>
+      </w:r>
+    </w:p>
+    <w:p>
+      <w:pPr>
+        <w:spacing w:line="336" w:lineRule="auto" w:after="180"/>
+      </w:pPr>
+      <w:r>
+        <w:rPr>
+          <w:b w:val="0"/>
+        </w:rPr>
+        <w:t>Running total after each visited value. Visit 1: Current value = 1, Running total = 1. Visit 2: Current value = 2, Running total = 3. Visit 3: Current value = 3, Running total = 6.</w:t>
+      </w:r>
+    </w:p>
+    <w:p>
+      <w:pPr>
+        <w:spacing w:line="336" w:lineRule="auto" w:after="180"/>
+      </w:pPr>
+      <w:r>
+        <w:rPr>
+          <w:b w:val="0"/>
+        </w:rPr>
+        <w:t>Visit 4: Current value = 4, Running total = 10.</w:t>
+      </w:r>
+    </w:p>
+    <w:p>
+      <w:pPr>
+        <w:spacing w:line="336" w:lineRule="auto" w:after="180"/>
+        <w:shd w:fill="F5F1FB"/>
+      </w:pPr>
+      <w:r>
+        <w:rPr>
+          <w:b w:val="0"/>
+        </w:rPr>
+        <w:t>Read the labels and values. Explain the relationship the model shows.</w:t>
+      </w:r>
+    </w:p>
+    <w:p>
+      <w:pPr>
+        <w:pStyle w:val="Heading3"/>
+      </w:pPr>
+      <w:r>
+        <w:t>04. Change one thing. Trace what follows.</w:t>
+      </w:r>
+    </w:p>
+    <w:p>
+      <w:r>
+        <w:drawing>
+          <wp:inline xmlns:a="http://schemas.openxmlformats.org/drawingml/2006/main" xmlns:pic="http://schemas.openxmlformats.org/drawingml/2006/picture">
+            <wp:extent cx="5486400" cy="3026664"/>
+            <wp:docPr id="6" name="Picture 6" descr="Original case: The final displayed value is 10. Changed condition: Replace range(1,5) with range(1,1). Expected result: No values are visited and the final output is 0. Reason: The accumulator starts at zero and an empty loop never changes it."/>
+            <wp:cNvGraphicFramePr>
+              <a:graphicFrameLocks noChangeAspect="1"/>
+            </wp:cNvGraphicFramePr>
+            <a:graphic>
+              <a:graphicData uri="http://schemas.openxmlformats.org/drawingml/2006/picture">
+                <pic:pic>
+                  <pic:nvPicPr>
+                    <pic:cNvPr id="0" name="academy-story-python-bridge-6-04.png"/>
+                    <pic:cNvPicPr/>
+                  </pic:nvPicPr>
+                  <pic:blipFill>
+                    <a:blip r:embed="rId14"/>
+                    <a:stretch>
+                      <a:fillRect/>
+                    </a:stretch>
+                  </pic:blipFill>
+                  <pic:spPr>
+                    <a:xfrm>
+                      <a:off x="0" y="0"/>
+                      <a:ext cx="5486400" cy="3026664"/>
+                    </a:xfrm>
+                    <a:prstGeom prst="rect"/>
+                  </pic:spPr>
+                </pic:pic>
+              </a:graphicData>
+            </a:graphic>
+          </wp:inline>
+        </w:drawing>
+      </w:r>
+    </w:p>
+    <w:p>
+      <w:pPr>
+        <w:spacing w:line="336" w:lineRule="auto" w:after="180"/>
+      </w:pPr>
+      <w:r>
+        <w:rPr>
+          <w:b w:val="0"/>
+        </w:rPr>
+        <w:t xml:space="preserve">Original case: The final displayed value is 10. Changed condition: Replace range(1,5) with range(1,1). Expected result: No values are visited and the final </w:t>
+      </w:r>
+      <w:r>
+        <w:rPr>
+          <w:b/>
+        </w:rPr>
+        <w:t>output</w:t>
+      </w:r>
+      <w:r>
+        <w:rPr>
+          <w:b w:val="0"/>
+        </w:rPr>
+        <w:t xml:space="preserve"> is 0.</w:t>
+      </w:r>
+    </w:p>
+    <w:p>
+      <w:pPr>
+        <w:spacing w:line="336" w:lineRule="auto" w:after="180"/>
+      </w:pPr>
+      <w:r>
+        <w:rPr>
+          <w:b w:val="0"/>
+        </w:rPr>
+        <w:t xml:space="preserve">Reason: The </w:t>
+      </w:r>
+      <w:r>
+        <w:rPr>
+          <w:b/>
+        </w:rPr>
+        <w:t>accumulator</w:t>
+      </w:r>
+      <w:r>
+        <w:rPr>
+          <w:b w:val="0"/>
+        </w:rPr>
+        <w:t xml:space="preserve"> starts at zero and an empty </w:t>
+      </w:r>
+      <w:r>
+        <w:rPr>
+          <w:b/>
+        </w:rPr>
+        <w:t>loop</w:t>
+      </w:r>
+      <w:r>
+        <w:rPr>
+          <w:b w:val="0"/>
+        </w:rPr>
+        <w:t xml:space="preserve"> never changes it.</w:t>
+      </w:r>
+    </w:p>
+    <w:p>
+      <w:pPr>
+        <w:spacing w:line="336" w:lineRule="auto" w:after="180"/>
+        <w:shd w:fill="F5F1FB"/>
+      </w:pPr>
+      <w:r>
+        <w:rPr>
+          <w:b w:val="0"/>
+        </w:rPr>
+        <w:t>Predict before checking the worked changed-case result. Name what changed and what the supplied facts allow you to conclude.</w:t>
+      </w:r>
+    </w:p>
+    <w:p>
+      <w:pPr>
+        <w:pStyle w:val="Heading3"/>
+      </w:pPr>
+      <w:r>
+        <w:t>05. Connect the explanation to its limit</w:t>
+      </w:r>
+    </w:p>
+    <w:p>
+      <w:r>
+        <w:drawing>
+          <wp:inline xmlns:a="http://schemas.openxmlformats.org/drawingml/2006/main" xmlns:pic="http://schemas.openxmlformats.org/drawingml/2006/picture">
+            <wp:extent cx="5486400" cy="2834640"/>
+            <wp:docPr id="7" name="Picture 7" descr="A loop repeats an operation for each visited value. A trace table distinguishes the current value from the accumulator; the range stop is not included. Limit: This bounded loop does not train an AI model; other loop conditions may require separate termination checks."/>
+            <wp:cNvGraphicFramePr>
+              <a:graphicFrameLocks noChangeAspect="1"/>
+            </wp:cNvGraphicFramePr>
+            <a:graphic>
+              <a:graphicData uri="http://schemas.openxmlformats.org/drawingml/2006/picture">
+                <pic:pic>
+                  <pic:nvPicPr>
+                    <pic:cNvPr id="0" name="academy-story-python-bridge-6-05.png"/>
+                    <pic:cNvPicPr/>
+                  </pic:nvPicPr>
+                  <pic:blipFill>
+                    <a:blip r:embed="rId15"/>
+                    <a:stretch>
+                      <a:fillRect/>
+                    </a:stretch>
+                  </pic:blipFill>
+                  <pic:spPr>
+                    <a:xfrm>
+                      <a:off x="0" y="0"/>
+                      <a:ext cx="5486400" cy="2834640"/>
+                    </a:xfrm>
+                    <a:prstGeom prst="rect"/>
+                  </pic:spPr>
+                </pic:pic>
+              </a:graphicData>
+            </a:graphic>
+          </wp:inline>
+        </w:drawing>
+      </w:r>
+    </w:p>
+    <w:p>
+      <w:pPr>
+        <w:spacing w:line="336" w:lineRule="auto" w:after="180"/>
+      </w:pPr>
+      <w:r>
+        <w:rPr>
+          <w:b w:val="0"/>
+        </w:rPr>
+        <w:t xml:space="preserve">A </w:t>
+      </w:r>
+      <w:r>
+        <w:rPr>
+          <w:b/>
+        </w:rPr>
+        <w:t>loop</w:t>
+      </w:r>
+      <w:r>
+        <w:rPr>
+          <w:b w:val="0"/>
+        </w:rPr>
+        <w:t xml:space="preserve"> repeats an operation for each visited value. A </w:t>
+      </w:r>
+      <w:r>
+        <w:rPr>
+          <w:b/>
+        </w:rPr>
+        <w:t>trace table</w:t>
+      </w:r>
+      <w:r>
+        <w:rPr>
+          <w:b w:val="0"/>
+        </w:rPr>
+        <w:t xml:space="preserve"> distinguishes the current value from the </w:t>
+      </w:r>
+      <w:r>
+        <w:rPr>
+          <w:b/>
+        </w:rPr>
+        <w:t>accumulator</w:t>
+      </w:r>
+      <w:r>
+        <w:rPr>
+          <w:b w:val="0"/>
+        </w:rPr>
+        <w:t>; the range stop is not included.</w:t>
+      </w:r>
+    </w:p>
+    <w:p>
+      <w:pPr>
+        <w:spacing w:line="336" w:lineRule="auto" w:after="180"/>
+      </w:pPr>
+      <w:r>
+        <w:rPr>
+          <w:b w:val="0"/>
+        </w:rPr>
+        <w:t xml:space="preserve">Limit: This bounded </w:t>
+      </w:r>
+      <w:r>
+        <w:rPr>
+          <w:b/>
+        </w:rPr>
+        <w:t>loop</w:t>
+      </w:r>
+      <w:r>
+        <w:rPr>
+          <w:b w:val="0"/>
+        </w:rPr>
+        <w:t xml:space="preserve"> does not train an AI model; other </w:t>
+      </w:r>
+      <w:r>
+        <w:rPr>
+          <w:b/>
+        </w:rPr>
+        <w:t>loop</w:t>
+      </w:r>
+      <w:r>
+        <w:rPr>
+          <w:b w:val="0"/>
+        </w:rPr>
+        <w:t xml:space="preserve"> conditions may require separate termination checks.</w:t>
+      </w:r>
+    </w:p>
+    <w:p>
+      <w:pPr>
+        <w:spacing w:line="336" w:lineRule="auto" w:after="180"/>
+        <w:shd w:fill="F5F1FB"/>
+      </w:pPr>
+      <w:r>
+        <w:rPr>
+          <w:b w:val="0"/>
+        </w:rPr>
+        <w:t>Explain the case, then point to a limit on the claim.</w:t>
+      </w:r>
+    </w:p>
+    <w:p>
+      <w:pPr>
+        <w:pStyle w:val="Heading3"/>
+      </w:pPr>
+      <w:r>
+        <w:t>06. Make the idea visible in your project</w:t>
+      </w:r>
+    </w:p>
+    <w:p>
+      <w:r>
+        <w:drawing>
+          <wp:inline xmlns:a="http://schemas.openxmlformats.org/drawingml/2006/main" xmlns:pic="http://schemas.openxmlformats.org/drawingml/2006/picture">
+            <wp:extent cx="5486400" cy="3681984"/>
+            <wp:docPr id="8" name="Picture 8" descr="For Python readiness before the Responsible Plant Classifier, retain a trace of the values, the predicted outputs and the changed-case explanation. Use actual Python 3 results to check the prediction after reasoning first. Draw your input, deciding step, result and limit. Supported question: List the four visited values and their running totals. Explain why 5 is absent and what prints for range(1,1)."/>
+            <wp:cNvGraphicFramePr>
+              <a:graphicFrameLocks noChangeAspect="1"/>
+            </wp:cNvGraphicFramePr>
+            <a:graphic>
+              <a:graphicData uri="http://schemas.openxmlformats.org/drawingml/2006/picture">
+                <pic:pic>
+                  <pic:nvPicPr>
+                    <pic:cNvPr id="0" name="academy-story-python-bridge-6-06.png"/>
+                    <pic:cNvPicPr/>
+                  </pic:nvPicPr>
+                  <pic:blipFill>
+                    <a:blip r:embed="rId16"/>
+                    <a:stretch>
+                      <a:fillRect/>
+                    </a:stretch>
+                  </pic:blipFill>
+                  <pic:spPr>
+                    <a:xfrm>
+                      <a:off x="0" y="0"/>
+                      <a:ext cx="5486400" cy="3681984"/>
+                    </a:xfrm>
+                    <a:prstGeom prst="rect"/>
+                  </pic:spPr>
+                </pic:pic>
+              </a:graphicData>
+            </a:graphic>
+          </wp:inline>
+        </w:drawing>
+      </w:r>
+    </w:p>
+    <w:p>
+      <w:pPr>
+        <w:spacing w:line="336" w:lineRule="auto" w:after="180"/>
+      </w:pPr>
+      <w:r>
+        <w:rPr>
+          <w:b w:val="0"/>
+        </w:rPr>
+        <w:t xml:space="preserve">For Python readiness before the Responsible Plant Classifier, retain a trace of the values, the predicted </w:t>
+      </w:r>
+      <w:r>
+        <w:rPr>
+          <w:b/>
+        </w:rPr>
+        <w:t>output</w:t>
+      </w:r>
+      <w:r>
+        <w:rPr>
+          <w:b w:val="0"/>
+        </w:rPr>
+        <w:t xml:space="preserve">s and the changed-case explanation. Use actual Python 3 results to check the </w:t>
+      </w:r>
+      <w:r>
+        <w:rPr>
+          <w:b/>
+        </w:rPr>
+        <w:t>prediction</w:t>
+      </w:r>
+      <w:r>
+        <w:rPr>
+          <w:b w:val="0"/>
+        </w:rPr>
+        <w:t xml:space="preserve"> after reasoning first.</w:t>
+      </w:r>
+    </w:p>
+    <w:p>
+      <w:pPr>
+        <w:spacing w:line="336" w:lineRule="auto" w:after="180"/>
+      </w:pPr>
+      <w:r>
+        <w:rPr>
+          <w:b w:val="0"/>
+        </w:rPr>
+        <w:t xml:space="preserve">Draw your </w:t>
+      </w:r>
+      <w:r>
+        <w:rPr>
+          <w:b/>
+        </w:rPr>
+        <w:t>input</w:t>
+      </w:r>
+      <w:r>
+        <w:rPr>
+          <w:b w:val="0"/>
+        </w:rPr>
+        <w:t>, deciding step, result and limit. Supported question: List the four visited values and their running totals. Explain why 5 is absent and what prints for range(1,1).</w:t>
+      </w:r>
+    </w:p>
+    <w:p>
+      <w:pPr>
+        <w:spacing w:line="336" w:lineRule="auto" w:after="180"/>
+        <w:shd w:fill="F5F1FB"/>
+      </w:pPr>
+      <w:r>
+        <w:rPr>
+          <w:b w:val="0"/>
+        </w:rPr>
+        <w:t xml:space="preserve">Draw your project trace and justify the deciding step using </w:t>
+      </w:r>
+      <w:r>
+        <w:rPr>
+          <w:b/>
+        </w:rPr>
+        <w:t>evidence</w:t>
+      </w:r>
+      <w:r>
+        <w:rPr>
+          <w:b w:val="0"/>
+        </w:rPr>
+        <w:t>.</w:t>
       </w:r>
     </w:p>
     <w:sectPr>

--- a/downloads/student/bridge-week-06.docx
+++ b/downloads/student/bridge-week-06.docx
@@ -25,12 +25,17 @@
         <w:pStyle w:val="Heading1"/>
       </w:pPr>
       <w:r>
-        <w:t>Before you start</w:t>
-      </w:r>
-    </w:p>
-    <w:p>
-      <w:r>
-        <w:t>Starting with total = 2, what does total = total + 3 store?</w:t>
+        <w:t>List the visits. Trace before and after. Place the output.</w:t>
+      </w:r>
+    </w:p>
+    <w:p>
+      <w:r>
+        <w:t>Inspect an accumulator loop without including its excluded stop or resetting past state.</w:t>
+      </w:r>
+    </w:p>
+    <w:p>
+      <w:r>
+        <w:t>Three-value warm-up → four-value graphic → six state/output cases → selected range → portfolio trace.</w:t>
       </w:r>
     </w:p>
     <w:p>
@@ -38,20 +43,20 @@
         <w:pStyle w:val="Heading1"/>
       </w:pPr>
       <w:r>
-        <w:t>01. Your mission</w:t>
-      </w:r>
-    </w:p>
-    <w:p>
-      <w:r>
-        <w:t>Start with the target: Trace variable values before and after each loop iteration. Try the recall before opening notes.</w:t>
-      </w:r>
-    </w:p>
-    <w:p>
-      <w:pPr>
-        <w:pStyle w:val="Heading3"/>
-      </w:pPr>
-      <w:r>
-        <w:t>Your learning target</w:t>
+        <w:t>01. Which value is visited, and what is the total after it?</w:t>
+      </w:r>
+    </w:p>
+    <w:p>
+      <w:r>
+        <w:t>Track the loop input, accumulator and output events separately.</w:t>
+      </w:r>
+    </w:p>
+    <w:p>
+      <w:pPr>
+        <w:pStyle w:val="Heading2"/>
+      </w:pPr>
+      <w:r>
+        <w:t>Your learning goals</w:t>
       </w:r>
     </w:p>
     <w:p>
@@ -137,10 +142,113 @@
     </w:p>
     <w:p>
       <w:pPr>
+        <w:pStyle w:val="Heading2"/>
+      </w:pPr>
+      <w:r>
+        <w:t>Recall before notes</w:t>
+      </w:r>
+    </w:p>
+    <w:p>
+      <w:pPr>
+        <w:pStyle w:val="ListBullet"/>
+      </w:pPr>
+      <w:r>
+        <w:t>Close your notes first. A rough first answer helps us choose the right starting point; it is not a score for your ability.</w:t>
+      </w:r>
+    </w:p>
+    <w:p>
+      <w:pPr>
+        <w:pStyle w:val="ListBullet"/>
+      </w:pPr>
+      <w:r>
+        <w:t>Without opening the old lesson, explain one key idea from Branching and boundary tests. Give an example and a mistake that the idea helps you avoid.</w:t>
+      </w:r>
+    </w:p>
+    <w:p>
+      <w:pPr>
+        <w:pStyle w:val="ListBullet"/>
+      </w:pPr>
+      <w:r>
+        <w:t>Without opening the old lesson, explain one key idea from Expressions and operator order. Give an example and a mistake that the idea helps you avoid.</w:t>
+      </w:r>
+    </w:p>
+    <w:p>
+      <w:pPr>
+        <w:pStyle w:val="ListBullet"/>
+      </w:pPr>
+      <w:r>
+        <w:t>After trying, check the relevant lesson or ask your teacher. Change the part of your explanation that the evidence shows was wrong.</w:t>
+      </w:r>
+    </w:p>
+    <w:p>
+      <w:pPr>
+        <w:pStyle w:val="ListBullet"/>
+      </w:pPr>
+      <w:r>
+        <w:t>This week you will practise:</w:t>
+      </w:r>
+    </w:p>
+    <w:p>
+      <w:pPr>
+        <w:pStyle w:val="ListBullet"/>
+      </w:pPr>
+      <w:r>
+        <w:t>Trace variable values before and after each loop iteration</w:t>
+      </w:r>
+    </w:p>
+    <w:p>
+      <w:pPr>
+        <w:pStyle w:val="ListBullet"/>
+      </w:pPr>
+      <w:r>
+        <w:t>Use the excluded stop value in range correctly</w:t>
+      </w:r>
+    </w:p>
+    <w:p>
+      <w:pPr>
+        <w:pStyle w:val="ListBullet"/>
+      </w:pPr>
+      <w:r>
+        <w:t>Explain initialization and test zero one and several iterations</w:t>
+      </w:r>
+    </w:p>
+    <w:p>
+      <w:pPr>
+        <w:pStyle w:val="ListBullet"/>
+      </w:pPr>
+      <w:r>
+        <w:t>Starting with total = 2, what does total = total + 3 store?</w:t>
+      </w:r>
+    </w:p>
+    <w:p>
+      <w:pPr>
         <w:pStyle w:val="Heading3"/>
       </w:pPr>
       <w:r>
-        <w:t>Remember before reading</w:t>
+        <w:t>My starting explanation</w:t>
+      </w:r>
+    </w:p>
+    <w:p>
+      <w:r>
+        <w:t>________________________________________________________________</w:t>
+      </w:r>
+    </w:p>
+    <w:p>
+      <w:r>
+        <w:t>________________________________________________________________</w:t>
+      </w:r>
+    </w:p>
+    <w:p>
+      <w:r>
+        <w:t>________________________________________________________________</w:t>
+      </w:r>
+    </w:p>
+    <w:p>
+      <w:pPr>
+        <w:pStyle w:val="Heading2"/>
+      </w:pPr>
+      <w:r>
+        <w:t>Your end goal</w:t>
       </w:r>
     </w:p>
     <w:p>
@@ -151,74 +259,7 @@
         <w:rPr>
           <w:b w:val="0"/>
         </w:rPr>
-        <w:t>Close your notes first. A rough first answer helps us choose the right starting point; it is not a score for your ability.</w:t>
-      </w:r>
-    </w:p>
-    <w:p>
-      <w:pPr>
-        <w:spacing w:line="336" w:lineRule="auto" w:after="180"/>
-      </w:pPr>
-      <w:r>
-        <w:rPr>
-          <w:b w:val="0"/>
-        </w:rPr>
-        <w:t>Without opening the old lesson, explain one key idea from Branching and boundary tests. Give an example and a mistake that the idea helps you avoid.</w:t>
-      </w:r>
-    </w:p>
-    <w:p>
-      <w:pPr>
-        <w:spacing w:line="336" w:lineRule="auto" w:after="180"/>
-      </w:pPr>
-      <w:r>
-        <w:rPr>
-          <w:b w:val="0"/>
-        </w:rPr>
-        <w:t>Without opening the old lesson, explain one key idea from Expressions and operator order. Give an example and a mistake that the idea helps you avoid.</w:t>
-      </w:r>
-    </w:p>
-    <w:p>
-      <w:pPr>
-        <w:spacing w:line="336" w:lineRule="auto" w:after="180"/>
-      </w:pPr>
-      <w:r>
-        <w:rPr>
-          <w:b w:val="0"/>
-        </w:rPr>
-        <w:t xml:space="preserve">After trying, check the relevant lesson or ask your teacher. Change the part of your explanation that the </w:t>
-      </w:r>
-      <w:r>
-        <w:rPr>
-          <w:b/>
-        </w:rPr>
-        <w:t>evidence</w:t>
-      </w:r>
-      <w:r>
-        <w:rPr>
-          <w:b w:val="0"/>
-        </w:rPr>
-        <w:t xml:space="preserve"> shows was wrong.</w:t>
-      </w:r>
-    </w:p>
-    <w:p>
-      <w:pPr>
-        <w:spacing w:line="336" w:lineRule="auto" w:after="180"/>
-      </w:pPr>
-      <w:r>
-        <w:rPr>
-          <w:b w:val="0"/>
-        </w:rPr>
-        <w:t>This week you will practise:</w:t>
-      </w:r>
-    </w:p>
-    <w:p>
-      <w:pPr>
-        <w:spacing w:line="336" w:lineRule="auto" w:after="180"/>
-      </w:pPr>
-      <w:r>
-        <w:rPr>
-          <w:b w:val="0"/>
-        </w:rPr>
-        <w:t xml:space="preserve">Trace variable values before and after each </w:t>
+        <w:t xml:space="preserve">Trace </w:t>
       </w:r>
       <w:r>
         <w:rPr>
@@ -230,24 +271,80 @@
         <w:rPr>
           <w:b w:val="0"/>
         </w:rPr>
-        <w:t xml:space="preserve"> </w:t>
+        <w:t xml:space="preserve">s and </w:t>
       </w:r>
       <w:r>
         <w:rPr>
           <w:b/>
         </w:rPr>
-        <w:t>iteration</w:t>
-      </w:r>
-    </w:p>
-    <w:p>
-      <w:pPr>
-        <w:spacing w:line="336" w:lineRule="auto" w:after="180"/>
-      </w:pPr>
+        <w:t>trace table</w:t>
+      </w:r>
       <w:r>
         <w:rPr>
           <w:b w:val="0"/>
         </w:rPr>
-        <w:t>Use the excluded stop value in range correctly</w:t>
+        <w:t>s and explain the changed program before running it.</w:t>
+      </w:r>
+    </w:p>
+    <w:p>
+      <w:pPr>
+        <w:pStyle w:val="Heading2"/>
+      </w:pPr>
+      <w:r>
+        <w:t>Earlier wording, alternatives and picture transcripts · reference / check after trying</w:t>
+      </w:r>
+    </w:p>
+    <w:p>
+      <w:pPr>
+        <w:pStyle w:val="Heading3"/>
+      </w:pPr>
+      <w:r>
+        <w:t>Your learning target</w:t>
+      </w:r>
+    </w:p>
+    <w:p>
+      <w:pPr>
+        <w:pStyle w:val="Heading3"/>
+      </w:pPr>
+      <w:r>
+        <w:t>Remember before reading</w:t>
+      </w:r>
+    </w:p>
+    <w:p>
+      <w:pPr>
+        <w:pStyle w:val="Heading3"/>
+      </w:pPr>
+      <w:r>
+        <w:t>Retrieve what you already know</w:t>
+      </w:r>
+    </w:p>
+    <w:p>
+      <w:pPr>
+        <w:pStyle w:val="Heading3"/>
+      </w:pPr>
+      <w:r>
+        <w:t>This week’s end goal</w:t>
+      </w:r>
+    </w:p>
+    <w:p>
+      <w:pPr>
+        <w:pStyle w:val="Heading1"/>
+      </w:pPr>
+      <w:r>
+        <w:t>02. Repeat an addition over a declared range</w:t>
+      </w:r>
+    </w:p>
+    <w:p>
+      <w:r>
+        <w:t>The start is included and stop excluded for this positive-step integer range.</w:t>
+      </w:r>
+    </w:p>
+    <w:p>
+      <w:pPr>
+        <w:pStyle w:val="Heading2"/>
+      </w:pPr>
+      <w:r>
+        <w:t>Read the running-total task</w:t>
       </w:r>
     </w:p>
     <w:p>
@@ -258,93 +355,7 @@
         <w:rPr>
           <w:b w:val="0"/>
         </w:rPr>
-        <w:t xml:space="preserve">Explain </w:t>
-      </w:r>
-      <w:r>
-        <w:rPr>
-          <w:b/>
-        </w:rPr>
-        <w:t>initialization</w:t>
-      </w:r>
-      <w:r>
-        <w:rPr>
-          <w:b w:val="0"/>
-        </w:rPr>
-        <w:t xml:space="preserve"> and test zero one and several </w:t>
-      </w:r>
-      <w:r>
-        <w:rPr>
-          <w:b/>
-        </w:rPr>
-        <w:t>iteration</w:t>
-      </w:r>
-      <w:r>
-        <w:rPr>
-          <w:b w:val="0"/>
-        </w:rPr>
-        <w:t>s</w:t>
-      </w:r>
-    </w:p>
-    <w:p>
-      <w:pPr>
-        <w:pStyle w:val="Heading3"/>
-      </w:pPr>
-      <w:r>
-        <w:t>Retrieve what you already know</w:t>
-      </w:r>
-    </w:p>
-    <w:p>
-      <w:pPr>
-        <w:spacing w:line="336" w:lineRule="auto" w:after="180"/>
-        <w:shd w:fill="F5F1FB"/>
-      </w:pPr>
-      <w:r>
-        <w:rPr>
-          <w:b w:val="0"/>
-        </w:rPr>
-        <w:t>Starting with total = 2, what does total = total + 3 store?</w:t>
-      </w:r>
-    </w:p>
-    <w:p>
-      <w:pPr>
-        <w:pStyle w:val="Heading3"/>
-      </w:pPr>
-      <w:r>
-        <w:t>My starting explanation</w:t>
-      </w:r>
-    </w:p>
-    <w:p>
-      <w:r>
-        <w:t>________________________________________________________________</w:t>
-      </w:r>
-    </w:p>
-    <w:p>
-      <w:r>
-        <w:t>________________________________________________________________</w:t>
-      </w:r>
-    </w:p>
-    <w:p>
-      <w:r>
-        <w:t>________________________________________________________________</w:t>
-      </w:r>
-    </w:p>
-    <w:p>
-      <w:pPr>
-        <w:pStyle w:val="Heading3"/>
-      </w:pPr>
-      <w:r>
-        <w:t>This week’s end goal</w:t>
-      </w:r>
-    </w:p>
-    <w:p>
-      <w:pPr>
-        <w:spacing w:line="336" w:lineRule="auto" w:after="180"/>
-      </w:pPr>
-      <w:r>
-        <w:rPr>
-          <w:b w:val="0"/>
-        </w:rPr>
-        <w:t xml:space="preserve">Trace </w:t>
+        <w:t xml:space="preserve">Imagine adding numbered counters: first 1, then 2, then 3. A </w:t>
       </w:r>
       <w:r>
         <w:rPr>
@@ -356,54 +367,6 @@
         <w:rPr>
           <w:b w:val="0"/>
         </w:rPr>
-        <w:t xml:space="preserve">s and </w:t>
-      </w:r>
-      <w:r>
-        <w:rPr>
-          <w:b/>
-        </w:rPr>
-        <w:t>trace table</w:t>
-      </w:r>
-      <w:r>
-        <w:rPr>
-          <w:b w:val="0"/>
-        </w:rPr>
-        <w:t>s and explain the changed program before running it.</w:t>
-      </w:r>
-    </w:p>
-    <w:p>
-      <w:pPr>
-        <w:pStyle w:val="Heading1"/>
-      </w:pPr>
-      <w:r>
-        <w:t>02. Notice the evidence</w:t>
-      </w:r>
-    </w:p>
-    <w:p>
-      <w:r>
-        <w:t>Investigate the supplied Loops and trace tables case. Separate observations, given facts and assumptions before choosing an explanation.</w:t>
-      </w:r>
-    </w:p>
-    <w:p>
-      <w:pPr>
-        <w:spacing w:line="336" w:lineRule="auto" w:after="180"/>
-      </w:pPr>
-      <w:r>
-        <w:rPr>
-          <w:b w:val="0"/>
-        </w:rPr>
-        <w:t xml:space="preserve">Imagine adding numbered counters: first 1, then 2, then 3. A </w:t>
-      </w:r>
-      <w:r>
-        <w:rPr>
-          <w:b/>
-        </w:rPr>
-        <w:t>loop</w:t>
-      </w:r>
-      <w:r>
-        <w:rPr>
-          <w:b w:val="0"/>
-        </w:rPr>
         <w:t xml:space="preserve"> can repeat the same addition with a different number each time. This week you will predict each change before running a short Python script.</w:t>
       </w:r>
     </w:p>
@@ -432,6 +395,14 @@
     </w:p>
     <w:p>
       <w:pPr>
+        <w:pStyle w:val="Heading2"/>
+      </w:pPr>
+      <w:r>
+        <w:t>Identify loop body, colon and indentation</w:t>
+      </w:r>
+    </w:p>
+    <w:p>
+      <w:pPr>
         <w:spacing w:line="336" w:lineRule="auto" w:after="180"/>
       </w:pPr>
       <w:r>
@@ -454,6 +425,14 @@
     </w:p>
     <w:p>
       <w:pPr>
+        <w:pStyle w:val="Heading2"/>
+      </w:pPr>
+      <w:r>
+        <w:t>Your first explanation</w:t>
+      </w:r>
+    </w:p>
+    <w:p>
+      <w:pPr>
         <w:pStyle w:val="Heading3"/>
       </w:pPr>
       <w:r>
@@ -480,12 +459,20 @@
         <w:pStyle w:val="Heading1"/>
       </w:pPr>
       <w:r>
-        <w:t>03. See how it works</w:t>
-      </w:r>
-    </w:p>
-    <w:p>
-      <w:r>
-        <w:t>Follow the mechanism for Loops and trace tables. Connect each labelled input, deciding step and result.</w:t>
+        <w:t>03. Initialise once, then update the existing total</w:t>
+      </w:r>
+    </w:p>
+    <w:p>
+      <w:r>
+        <w:t>The table records what the code does; it is not another instruction.</w:t>
+      </w:r>
+    </w:p>
+    <w:p>
+      <w:pPr>
+        <w:pStyle w:val="Heading2"/>
+      </w:pPr>
+      <w:r>
+        <w:t>Complete 1-through-3 accumulator script</w:t>
       </w:r>
     </w:p>
     <w:p>
@@ -501,6 +488,14 @@
         <w:t xml:space="preserve">    total = total + turn</w:t>
         <w:br/>
         <w:t>print(total)</w:t>
+      </w:r>
+    </w:p>
+    <w:p>
+      <w:pPr>
+        <w:pStyle w:val="Heading2"/>
+      </w:pPr>
+      <w:r>
+        <w:t>Trace current value and total</w:t>
       </w:r>
     </w:p>
     <w:p>
@@ -661,6 +656,14 @@
     </w:p>
     <w:p>
       <w:pPr>
+        <w:pStyle w:val="Heading2"/>
+      </w:pPr>
+      <w:r>
+        <w:t>Explain the final output and loop exit</w:t>
+      </w:r>
+    </w:p>
+    <w:p>
+      <w:pPr>
         <w:spacing w:line="336" w:lineRule="auto" w:after="180"/>
       </w:pPr>
       <w:r>
@@ -719,6 +722,30 @@
     </w:p>
     <w:p>
       <w:pPr>
+        <w:pStyle w:val="Heading2"/>
+      </w:pPr>
+      <w:r>
+        <w:t>Explain the deciding step</w:t>
+      </w:r>
+    </w:p>
+    <w:p>
+      <w:pPr>
+        <w:pStyle w:val="ListBullet"/>
+      </w:pPr>
+      <w:r>
+        <w:t>Point to the input, the deciding step and the result in this week’s visual. Explain the same step in ordinary words. A picture helps when you can say what each part represents.</w:t>
+      </w:r>
+    </w:p>
+    <w:p>
+      <w:pPr>
+        <w:pStyle w:val="Heading2"/>
+      </w:pPr>
+      <w:r>
+        <w:t>Earlier wording, alternatives and picture transcripts · reference / check after trying</w:t>
+      </w:r>
+    </w:p>
+    <w:p>
+      <w:pPr>
         <w:pStyle w:val="Heading3"/>
       </w:pPr>
       <w:r>
@@ -727,69 +754,105 @@
     </w:p>
     <w:p>
       <w:pPr>
+        <w:pStyle w:val="Heading1"/>
+      </w:pPr>
+      <w:r>
+        <w:t>04. Compare an empty range with a repeated reset</w:t>
+      </w:r>
+    </w:p>
+    <w:p>
+      <w:r>
+        <w:t>Zero, one and several iterations test different failure modes.</w:t>
+      </w:r>
+    </w:p>
+    <w:p>
+      <w:pPr>
+        <w:pStyle w:val="Heading2"/>
+      </w:pPr>
+      <w:r>
+        <w:t>Predict the supported change</w:t>
+      </w:r>
+    </w:p>
+    <w:p>
+      <w:pPr>
+        <w:pStyle w:val="ListBullet"/>
+      </w:pPr>
+      <w:r>
+        <w:t>Copy the worked script. Change the range to range(2, 5). Record turn, total before and total after each iteration. Predict the single output, then run and compare.</w:t>
+      </w:r>
+    </w:p>
+    <w:p>
+      <w:pPr>
+        <w:pStyle w:val="Heading3"/>
+      </w:pPr>
+      <w:r>
+        <w:t>Keep the procedure fixed. Explain what changed in the inputs and result.</w:t>
+      </w:r>
+    </w:p>
+    <w:p>
+      <w:r>
+        <w:t>________________________________________________________________</w:t>
+      </w:r>
+    </w:p>
+    <w:p>
+      <w:r>
+        <w:t>________________________________________________________________</w:t>
+      </w:r>
+    </w:p>
+    <w:p>
+      <w:r>
+        <w:t>________________________________________________________________</w:t>
+      </w:r>
+    </w:p>
+    <w:p>
+      <w:r>
+        <w:t>________________________________________________________________</w:t>
+      </w:r>
+    </w:p>
+    <w:p>
+      <w:r>
+        <w:t>________________________________________________________________</w:t>
+      </w:r>
+    </w:p>
+    <w:p>
+      <w:pPr>
+        <w:pStyle w:val="Heading2"/>
+      </w:pPr>
+      <w:r>
+        <w:t>Predict the pictured variant</w:t>
+      </w:r>
+    </w:p>
+    <w:p>
+      <w:pPr>
+        <w:pStyle w:val="ListBullet"/>
+      </w:pPr>
+      <w:r>
+        <w:t>Change: Replace range(1,5) with range(1,1).</w:t>
+      </w:r>
+    </w:p>
+    <w:p>
+      <w:pPr>
+        <w:pStyle w:val="Heading2"/>
+      </w:pPr>
+      <w:r>
+        <w:t>Check after predicting · reference / check after trying</w:t>
+      </w:r>
+    </w:p>
+    <w:p>
+      <w:pPr>
         <w:spacing w:line="336" w:lineRule="auto" w:after="180"/>
       </w:pPr>
+      <w:r>
+        <w:rPr>
+          <w:b/>
+        </w:rPr>
+        <w:t>Prediction</w:t>
+      </w:r>
       <w:r>
         <w:rPr>
           <w:b w:val="0"/>
         </w:rPr>
-        <w:t xml:space="preserve">Point to the </w:t>
-      </w:r>
-      <w:r>
-        <w:rPr>
-          <w:b/>
-        </w:rPr>
-        <w:t>input</w:t>
-      </w:r>
-      <w:r>
-        <w:rPr>
-          <w:b w:val="0"/>
-        </w:rPr>
-        <w:t>, the deciding step and the result in this week’s visual. Explain the same step in ordinary words. A picture helps when you can say what each part represents.</w:t>
-      </w:r>
-    </w:p>
-    <w:p>
-      <w:pPr>
-        <w:pStyle w:val="Heading1"/>
-      </w:pPr>
-      <w:r>
-        <w:t>04. Compare the cases</w:t>
-      </w:r>
-    </w:p>
-    <w:p>
-      <w:r>
-        <w:t>Compare the supplied cases for Loops and trace tables. Identify the detail that changes the conclusion.</w:t>
-      </w:r>
-    </w:p>
-    <w:p>
-      <w:pPr>
-        <w:pStyle w:val="Heading3"/>
-      </w:pPr>
-      <w:r>
-        <w:t>Compare a familiar case with a changed case</w:t>
-      </w:r>
-    </w:p>
-    <w:p>
-      <w:pPr>
-        <w:spacing w:line="336" w:lineRule="auto" w:after="180"/>
-      </w:pPr>
-      <w:r>
-        <w:rPr>
-          <w:b w:val="0"/>
-        </w:rPr>
-        <w:t xml:space="preserve">Copy the worked script. Change the range to range(2, 5). Record turn, total before and total after each </w:t>
-      </w:r>
-      <w:r>
-        <w:rPr>
-          <w:b/>
-        </w:rPr>
-        <w:t>iteration</w:t>
-      </w:r>
-      <w:r>
-        <w:rPr>
-          <w:b w:val="0"/>
-        </w:rPr>
-        <w:t xml:space="preserve">. Predict the single </w:t>
+        <w:t xml:space="preserve">: No values are visited and the final </w:t>
       </w:r>
       <w:r>
         <w:rPr>
@@ -801,120 +864,12 @@
         <w:rPr>
           <w:b w:val="0"/>
         </w:rPr>
-        <w:t>, then run and compare.</w:t>
-      </w:r>
-    </w:p>
-    <w:p>
-      <w:pPr>
-        <w:pStyle w:val="Heading3"/>
-      </w:pPr>
-      <w:r>
-        <w:t>Keep the procedure fixed. Explain what changed in the inputs and result.</w:t>
-      </w:r>
-    </w:p>
-    <w:p>
-      <w:r>
-        <w:t>________________________________________________________________</w:t>
-      </w:r>
-    </w:p>
-    <w:p>
-      <w:r>
-        <w:t>________________________________________________________________</w:t>
-      </w:r>
-    </w:p>
-    <w:p>
-      <w:r>
-        <w:t>________________________________________________________________</w:t>
-      </w:r>
-    </w:p>
-    <w:p>
-      <w:r>
-        <w:t>________________________________________________________________</w:t>
-      </w:r>
-    </w:p>
-    <w:p>
-      <w:r>
-        <w:t>________________________________________________________________</w:t>
-      </w:r>
-    </w:p>
-    <w:p>
-      <w:pPr>
-        <w:pStyle w:val="Heading3"/>
-      </w:pPr>
-      <w:r>
-        <w:t>Change one thing in the pictured case</w:t>
-      </w:r>
-    </w:p>
-    <w:p>
-      <w:pPr>
-        <w:pStyle w:val="Heading3"/>
-      </w:pPr>
-      <w:r>
-        <w:t>Change one thing</w:t>
+        <w:t xml:space="preserve"> is 0.</w:t>
       </w:r>
     </w:p>
     <w:p>
       <w:pPr>
         <w:spacing w:line="336" w:lineRule="auto" w:after="180"/>
-        <w:shd w:fill="F5F1FB"/>
-      </w:pPr>
-      <w:r>
-        <w:rPr>
-          <w:b w:val="0"/>
-        </w:rPr>
-        <w:t>Change: Replace range(1,5) with range(1,1).</w:t>
-      </w:r>
-    </w:p>
-    <w:p>
-      <w:pPr>
-        <w:pStyle w:val="Heading3"/>
-      </w:pPr>
-      <w:r>
-        <w:t>Predicted result</w:t>
-      </w:r>
-    </w:p>
-    <w:p>
-      <w:pPr>
-        <w:spacing w:line="336" w:lineRule="auto" w:after="180"/>
-        <w:shd w:fill="F1F6FC"/>
-      </w:pPr>
-      <w:r>
-        <w:rPr>
-          <w:b/>
-        </w:rPr>
-        <w:t>Prediction</w:t>
-      </w:r>
-      <w:r>
-        <w:rPr>
-          <w:b w:val="0"/>
-        </w:rPr>
-        <w:t xml:space="preserve">: No values are visited and the final </w:t>
-      </w:r>
-      <w:r>
-        <w:rPr>
-          <w:b/>
-        </w:rPr>
-        <w:t>output</w:t>
-      </w:r>
-      <w:r>
-        <w:rPr>
-          <w:b w:val="0"/>
-        </w:rPr>
-        <w:t xml:space="preserve"> is 0.</w:t>
-      </w:r>
-    </w:p>
-    <w:p>
-      <w:pPr>
-        <w:pStyle w:val="Heading3"/>
-      </w:pPr>
-      <w:r>
-        <w:t>Why the result follows</w:t>
-      </w:r>
-    </w:p>
-    <w:p>
-      <w:pPr>
-        <w:spacing w:line="336" w:lineRule="auto" w:after="180"/>
-        <w:shd w:fill="F1F6FC"/>
       </w:pPr>
       <w:r>
         <w:rPr>
@@ -949,15 +904,144 @@
     </w:p>
     <w:p>
       <w:pPr>
+        <w:pStyle w:val="Heading2"/>
+      </w:pPr>
+      <w:r>
+        <w:t>Earlier wording, alternatives and picture transcripts · reference / check after trying</w:t>
+      </w:r>
+    </w:p>
+    <w:p>
+      <w:pPr>
+        <w:pStyle w:val="Heading3"/>
+      </w:pPr>
+      <w:r>
+        <w:t>Compare a familiar case with a changed case</w:t>
+      </w:r>
+    </w:p>
+    <w:p>
+      <w:pPr>
+        <w:pStyle w:val="Heading3"/>
+      </w:pPr>
+      <w:r>
+        <w:t>Change one thing in the pictured case</w:t>
+      </w:r>
+    </w:p>
+    <w:p>
+      <w:pPr>
         <w:pStyle w:val="Heading1"/>
       </w:pPr>
       <w:r>
-        <w:t>05. Words that unlock the idea</w:t>
-      </w:r>
-    </w:p>
-    <w:p>
-      <w:r>
-        <w:t>Use the vocabulary of Loops and trace tables to explain a concrete decision, rather than only memorising definitions.</w:t>
+        <w:t>06. Trace four visits before printing the final total</w:t>
+      </w:r>
+    </w:p>
+    <w:p>
+      <w:r>
+        <w:t>Initialization before the loop makes the empty case well-defined.</w:t>
+      </w:r>
+    </w:p>
+    <w:p>
+      <w:pPr>
+        <w:pStyle w:val="Heading2"/>
+      </w:pPr>
+      <w:r>
+        <w:t>Read the pictured range and scope</w:t>
+      </w:r>
+    </w:p>
+    <w:p>
+      <w:pPr>
+        <w:spacing w:line="336" w:lineRule="auto" w:after="180"/>
+      </w:pPr>
+      <w:r>
+        <w:rPr>
+          <w:b w:val="0"/>
+        </w:rPr>
+        <w:t>Accumulate a short range. A running total adds the integers visited by range(1,5).</w:t>
+      </w:r>
+    </w:p>
+    <w:p>
+      <w:pPr>
+        <w:spacing w:line="336" w:lineRule="auto" w:after="180"/>
+      </w:pPr>
+      <w:r>
+        <w:rPr>
+          <w:b w:val="0"/>
+        </w:rPr>
+        <w:t xml:space="preserve">Python 3: total=0; for value in range(1,5): total+=value; print(total). The print is after the </w:t>
+      </w:r>
+      <w:r>
+        <w:rPr>
+          <w:b/>
+        </w:rPr>
+        <w:t>loop</w:t>
+      </w:r>
+      <w:r>
+        <w:rPr>
+          <w:b w:val="0"/>
+        </w:rPr>
+        <w:t>.</w:t>
+      </w:r>
+    </w:p>
+    <w:p>
+      <w:pPr>
+        <w:spacing w:line="336" w:lineRule="auto" w:after="180"/>
+      </w:pPr>
+      <w:r>
+        <w:rPr>
+          <w:b w:val="0"/>
+        </w:rPr>
+        <w:t>The warm-up range(1,4) visits 1,2,3 and totals 6. The pictured range(1,5) visits 1,2,3,4 and totals 10. W2 uses range(2,5), which visits 2,3,4 and totals 9. Keep these three records labelled instead of swapping final numbers. The selected independent range is different again. All supplied ranges use the default positive integer step; this lesson does not implement arbitrary range-input validation.</w:t>
+      </w:r>
+    </w:p>
+    <w:p>
+      <w:pPr>
+        <w:pStyle w:val="Heading2"/>
+      </w:pPr>
+      <w:r>
+        <w:t>Trace the deciding steps</w:t>
+      </w:r>
+    </w:p>
+    <w:p>
+      <w:r>
+        <w:drawing>
+          <wp:inline xmlns:a="http://schemas.openxmlformats.org/drawingml/2006/main" xmlns:pic="http://schemas.openxmlformats.org/drawingml/2006/picture">
+            <wp:extent cx="5486400" cy="3182112"/>
+            <wp:docPr id="1" name="Picture 1" descr="Visit the range: Values are 1,2,3,4; the stop value 5 is excluded. → Trace running total: Totals after each addition are 1,3,6,10. → Print after the loop: The final displayed value is 10."/>
+            <wp:cNvGraphicFramePr>
+              <a:graphicFrameLocks noChangeAspect="1"/>
+            </wp:cNvGraphicFramePr>
+            <a:graphic>
+              <a:graphicData uri="http://schemas.openxmlformats.org/drawingml/2006/picture">
+                <pic:pic>
+                  <pic:nvPicPr>
+                    <pic:cNvPr id="0" name="academy-story-python-bridge-6-02.png"/>
+                    <pic:cNvPicPr/>
+                  </pic:nvPicPr>
+                  <pic:blipFill>
+                    <a:blip r:embed="rId9"/>
+                    <a:stretch>
+                      <a:fillRect/>
+                    </a:stretch>
+                  </pic:blipFill>
+                  <pic:spPr>
+                    <a:xfrm>
+                      <a:off x="0" y="0"/>
+                      <a:ext cx="5486400" cy="3182112"/>
+                    </a:xfrm>
+                    <a:prstGeom prst="rect"/>
+                  </pic:spPr>
+                </pic:pic>
+              </a:graphicData>
+            </a:graphic>
+          </wp:inline>
+        </w:drawing>
+      </w:r>
+    </w:p>
+    <w:p>
+      <w:pPr>
+        <w:pStyle w:val="Heading3"/>
+      </w:pPr>
+      <w:r>
+        <w:t>Read the picture one step at a time</w:t>
       </w:r>
     </w:p>
     <w:tbl>
@@ -980,7 +1064,7 @@
           </w:tcPr>
           <w:p>
             <w:r>
-              <w:t>Word</w:t>
+              <w:t>Step</w:t>
             </w:r>
           </w:p>
         </w:tc>
@@ -990,7 +1074,7 @@
           </w:tcPr>
           <w:p>
             <w:r>
-              <w:t>Meaning</w:t>
+              <w:t>What happens and why</w:t>
             </w:r>
           </w:p>
         </w:tc>
@@ -1002,7 +1086,7 @@
           </w:tcPr>
           <w:p>
             <w:r>
-              <w:t>Loop</w:t>
+              <w:t>1. Visit the range</w:t>
             </w:r>
           </w:p>
         </w:tc>
@@ -1012,7 +1096,7 @@
           </w:tcPr>
           <w:p>
             <w:r>
-              <w:t>A block of instructions that can run repeatedly</w:t>
+              <w:t>Values are 1,2,3,4; the stop value 5 is excluded.</w:t>
             </w:r>
           </w:p>
         </w:tc>
@@ -1024,7 +1108,7 @@
           </w:tcPr>
           <w:p>
             <w:r>
-              <w:t>Iteration</w:t>
+              <w:t>2. Trace running total</w:t>
             </w:r>
           </w:p>
         </w:tc>
@@ -1034,7 +1118,7 @@
           </w:tcPr>
           <w:p>
             <w:r>
-              <w:t>One execution of a loop body</w:t>
+              <w:t>Totals after each addition are 1,3,6,10.</w:t>
             </w:r>
           </w:p>
         </w:tc>
@@ -1046,7 +1130,7 @@
           </w:tcPr>
           <w:p>
             <w:r>
-              <w:t>Accumulator</w:t>
+              <w:t>3. Print after the loop</w:t>
             </w:r>
           </w:p>
         </w:tc>
@@ -1056,7 +1140,169 @@
           </w:tcPr>
           <w:p>
             <w:r>
-              <w:t>A variable that keeps a running result</w:t>
+              <w:t>The final displayed value is 10.</w:t>
+            </w:r>
+          </w:p>
+        </w:tc>
+      </w:tr>
+    </w:tbl>
+    <w:p>
+      <w:r>
+        <w:t>Match each pictured step to the supplied facts. This is a worked teaching case, not an independent assessment.</w:t>
+      </w:r>
+    </w:p>
+    <w:p>
+      <w:pPr>
+        <w:spacing w:line="336" w:lineRule="auto" w:after="180"/>
+      </w:pPr>
+      <w:r>
+        <w:rPr>
+          <w:b w:val="0"/>
+        </w:rPr>
+        <w:t xml:space="preserve">A </w:t>
+      </w:r>
+      <w:r>
+        <w:rPr>
+          <w:b/>
+        </w:rPr>
+        <w:t>loop</w:t>
+      </w:r>
+      <w:r>
+        <w:rPr>
+          <w:b w:val="0"/>
+        </w:rPr>
+        <w:t xml:space="preserve"> repeats an operation for each visited value. A </w:t>
+      </w:r>
+      <w:r>
+        <w:rPr>
+          <w:b/>
+        </w:rPr>
+        <w:t>trace table</w:t>
+      </w:r>
+      <w:r>
+        <w:rPr>
+          <w:b w:val="0"/>
+        </w:rPr>
+        <w:t xml:space="preserve"> distinguishes the current value from the </w:t>
+      </w:r>
+      <w:r>
+        <w:rPr>
+          <w:b/>
+        </w:rPr>
+        <w:t>accumulator</w:t>
+      </w:r>
+      <w:r>
+        <w:rPr>
+          <w:b w:val="0"/>
+        </w:rPr>
+        <w:t>; the range stop is not included.</w:t>
+      </w:r>
+    </w:p>
+    <w:p>
+      <w:pPr>
+        <w:pStyle w:val="Heading2"/>
+      </w:pPr>
+      <w:r>
+        <w:t>Inspect the original current-value/running-total graphic</w:t>
+      </w:r>
+    </w:p>
+    <w:p>
+      <w:r>
+        <w:drawing>
+          <wp:inline xmlns:a="http://schemas.openxmlformats.org/drawingml/2006/main" xmlns:pic="http://schemas.openxmlformats.org/drawingml/2006/picture">
+            <wp:extent cx="5486400" cy="4234543"/>
+            <wp:docPr id="2" name="Picture 2" descr="Running total after each visited value"/>
+            <wp:cNvGraphicFramePr>
+              <a:graphicFrameLocks noChangeAspect="1"/>
+            </wp:cNvGraphicFramePr>
+            <a:graphic>
+              <a:graphicData uri="http://schemas.openxmlformats.org/drawingml/2006/picture">
+                <pic:pic>
+                  <pic:nvPicPr>
+                    <pic:cNvPr id="0" name="academy-detail-python-bridge-6.png"/>
+                    <pic:cNvPicPr/>
+                  </pic:nvPicPr>
+                  <pic:blipFill>
+                    <a:blip r:embed="rId10"/>
+                    <a:stretch>
+                      <a:fillRect/>
+                    </a:stretch>
+                  </pic:blipFill>
+                  <pic:spPr>
+                    <a:xfrm>
+                      <a:off x="0" y="0"/>
+                      <a:ext cx="5486400" cy="4234543"/>
+                    </a:xfrm>
+                    <a:prstGeom prst="rect"/>
+                  </pic:spPr>
+                </pic:pic>
+              </a:graphicData>
+            </a:graphic>
+          </wp:inline>
+        </w:drawing>
+      </w:r>
+    </w:p>
+    <w:p>
+      <w:pPr>
+        <w:pStyle w:val="Heading2"/>
+      </w:pPr>
+      <w:r>
+        <w:t>Match before/after state to complete code</w:t>
+      </w:r>
+    </w:p>
+    <w:tbl>
+      <w:tblPr>
+        <w:tblStyle w:val="LightShading-Accent1"/>
+        <w:tblW w:type="auto" w:w="0"/>
+        <w:tblLook w:firstColumn="1" w:firstRow="1" w:lastColumn="0" w:lastRow="0" w:noHBand="0" w:noVBand="1" w:val="04A0"/>
+      </w:tblPr>
+      <w:tblGrid>
+        <w:gridCol w:w="2556"/>
+        <w:gridCol w:w="2556"/>
+        <w:gridCol w:w="2556"/>
+        <w:gridCol w:w="2556"/>
+      </w:tblGrid>
+      <w:tr>
+        <w:trPr>
+          <w:tblHeader/>
+        </w:trPr>
+        <w:tc>
+          <w:tcPr>
+            <w:tcW w:type="dxa" w:w="2556"/>
+          </w:tcPr>
+          <w:p>
+            <w:r>
+              <w:t>Visited value</w:t>
+            </w:r>
+          </w:p>
+        </w:tc>
+        <w:tc>
+          <w:tcPr>
+            <w:tcW w:type="dxa" w:w="2556"/>
+          </w:tcPr>
+          <w:p>
+            <w:r>
+              <w:t>Total before</w:t>
+            </w:r>
+          </w:p>
+        </w:tc>
+        <w:tc>
+          <w:tcPr>
+            <w:tcW w:type="dxa" w:w="2556"/>
+          </w:tcPr>
+          <w:p>
+            <w:r>
+              <w:t>Total after</w:t>
+            </w:r>
+          </w:p>
+        </w:tc>
+        <w:tc>
+          <w:tcPr>
+            <w:tcW w:type="dxa" w:w="2556"/>
+          </w:tcPr>
+          <w:p>
+            <w:r>
+              <w:t>Output yet?</w:t>
             </w:r>
           </w:p>
         </w:tc>
@@ -1064,21 +1310,41 @@
       <w:tr>
         <w:tc>
           <w:tcPr>
-            <w:tcW w:type="dxa" w:w="5112"/>
+            <w:tcW w:type="dxa" w:w="2556"/>
           </w:tcPr>
           <w:p>
             <w:r>
-              <w:t>Initialization</w:t>
+              <w:t>1</w:t>
             </w:r>
           </w:p>
         </w:tc>
         <w:tc>
           <w:tcPr>
-            <w:tcW w:type="dxa" w:w="5112"/>
+            <w:tcW w:type="dxa" w:w="2556"/>
           </w:tcPr>
           <w:p>
             <w:r>
-              <w:t>Giving a variable its starting value</w:t>
+              <w:t>0</w:t>
+            </w:r>
+          </w:p>
+        </w:tc>
+        <w:tc>
+          <w:tcPr>
+            <w:tcW w:type="dxa" w:w="2556"/>
+          </w:tcPr>
+          <w:p>
+            <w:r>
+              <w:t>1</w:t>
+            </w:r>
+          </w:p>
+        </w:tc>
+        <w:tc>
+          <w:tcPr>
+            <w:tcW w:type="dxa" w:w="2556"/>
+          </w:tcPr>
+          <w:p>
+            <w:r>
+              <w:t>No</w:t>
             </w:r>
           </w:p>
         </w:tc>
@@ -1086,60 +1352,278 @@
       <w:tr>
         <w:tc>
           <w:tcPr>
-            <w:tcW w:type="dxa" w:w="5112"/>
+            <w:tcW w:type="dxa" w:w="2556"/>
           </w:tcPr>
           <w:p>
             <w:r>
-              <w:t>Trace table</w:t>
+              <w:t>2</w:t>
             </w:r>
           </w:p>
         </w:tc>
         <w:tc>
           <w:tcPr>
-            <w:tcW w:type="dxa" w:w="5112"/>
+            <w:tcW w:type="dxa" w:w="2556"/>
           </w:tcPr>
           <w:p>
             <w:r>
-              <w:t>A record of variable values as instructions execute</w:t>
+              <w:t>1</w:t>
+            </w:r>
+          </w:p>
+        </w:tc>
+        <w:tc>
+          <w:tcPr>
+            <w:tcW w:type="dxa" w:w="2556"/>
+          </w:tcPr>
+          <w:p>
+            <w:r>
+              <w:t>3</w:t>
+            </w:r>
+          </w:p>
+        </w:tc>
+        <w:tc>
+          <w:tcPr>
+            <w:tcW w:type="dxa" w:w="2556"/>
+          </w:tcPr>
+          <w:p>
+            <w:r>
+              <w:t>No</w:t>
+            </w:r>
+          </w:p>
+        </w:tc>
+      </w:tr>
+      <w:tr>
+        <w:tc>
+          <w:tcPr>
+            <w:tcW w:type="dxa" w:w="2556"/>
+          </w:tcPr>
+          <w:p>
+            <w:r>
+              <w:t>3</w:t>
+            </w:r>
+          </w:p>
+        </w:tc>
+        <w:tc>
+          <w:tcPr>
+            <w:tcW w:type="dxa" w:w="2556"/>
+          </w:tcPr>
+          <w:p>
+            <w:r>
+              <w:t>3</w:t>
+            </w:r>
+          </w:p>
+        </w:tc>
+        <w:tc>
+          <w:tcPr>
+            <w:tcW w:type="dxa" w:w="2556"/>
+          </w:tcPr>
+          <w:p>
+            <w:r>
+              <w:t>6</w:t>
+            </w:r>
+          </w:p>
+        </w:tc>
+        <w:tc>
+          <w:tcPr>
+            <w:tcW w:type="dxa" w:w="2556"/>
+          </w:tcPr>
+          <w:p>
+            <w:r>
+              <w:t>No</w:t>
+            </w:r>
+          </w:p>
+        </w:tc>
+      </w:tr>
+      <w:tr>
+        <w:tc>
+          <w:tcPr>
+            <w:tcW w:type="dxa" w:w="2556"/>
+          </w:tcPr>
+          <w:p>
+            <w:r>
+              <w:t>4</w:t>
+            </w:r>
+          </w:p>
+        </w:tc>
+        <w:tc>
+          <w:tcPr>
+            <w:tcW w:type="dxa" w:w="2556"/>
+          </w:tcPr>
+          <w:p>
+            <w:r>
+              <w:t>6</w:t>
+            </w:r>
+          </w:p>
+        </w:tc>
+        <w:tc>
+          <w:tcPr>
+            <w:tcW w:type="dxa" w:w="2556"/>
+          </w:tcPr>
+          <w:p>
+            <w:r>
+              <w:t>10</w:t>
+            </w:r>
+          </w:p>
+        </w:tc>
+        <w:tc>
+          <w:tcPr>
+            <w:tcW w:type="dxa" w:w="2556"/>
+          </w:tcPr>
+          <w:p>
+            <w:r>
+              <w:t>No</w:t>
+            </w:r>
+          </w:p>
+        </w:tc>
+      </w:tr>
+      <w:tr>
+        <w:tc>
+          <w:tcPr>
+            <w:tcW w:type="dxa" w:w="2556"/>
+          </w:tcPr>
+          <w:p>
+            <w:r>
+              <w:t>After loop</w:t>
+            </w:r>
+          </w:p>
+        </w:tc>
+        <w:tc>
+          <w:tcPr>
+            <w:tcW w:type="dxa" w:w="2556"/>
+          </w:tcPr>
+          <w:p>
+            <w:r>
+              <w:t>10</w:t>
+            </w:r>
+          </w:p>
+        </w:tc>
+        <w:tc>
+          <w:tcPr>
+            <w:tcW w:type="dxa" w:w="2556"/>
+          </w:tcPr>
+          <w:p>
+            <w:r>
+              <w:t>10</w:t>
+            </w:r>
+          </w:p>
+        </w:tc>
+        <w:tc>
+          <w:tcPr>
+            <w:tcW w:type="dxa" w:w="2556"/>
+          </w:tcPr>
+          <w:p>
+            <w:r>
+              <w:t>Print 10 once</w:t>
             </w:r>
           </w:p>
         </w:tc>
       </w:tr>
     </w:tbl>
     <w:p>
-      <w:pPr>
-        <w:pStyle w:val="Heading3"/>
-      </w:pPr>
-      <w:r>
-        <w:t>Use two terms to explain a step in this week’s example.</w:t>
-      </w:r>
-    </w:p>
-    <w:p>
-      <w:r>
-        <w:t>________________________________________________________________</w:t>
-      </w:r>
-    </w:p>
-    <w:p>
-      <w:r>
-        <w:t>________________________________________________________________</w:t>
-      </w:r>
-    </w:p>
-    <w:p>
-      <w:r>
-        <w:t>________________________________________________________________</w:t>
-      </w:r>
-    </w:p>
-    <w:p>
-      <w:pPr>
-        <w:pStyle w:val="Heading1"/>
-      </w:pPr>
-      <w:r>
-        <w:t>06. Follow a worked example</w:t>
-      </w:r>
-    </w:p>
-    <w:p>
-      <w:r>
-        <w:t>Follow the worked trace for Loops and trace tables, predict a step, then compare with its explanation.</w:t>
+      <w:r>
+        <w:rPr>
+          <w:rFonts w:ascii="Courier New" w:hAnsi="Courier New"/>
+          <w:sz w:val="18"/>
+        </w:rPr>
+        <w:t>total = 0</w:t>
+        <w:br/>
+        <w:t>for value in range(1, 5):</w:t>
+        <w:br/>
+        <w:t xml:space="preserve">    total = total + value</w:t>
+        <w:br/>
+        <w:t>print(total)</w:t>
+        <w:br/>
+      </w:r>
+    </w:p>
+    <w:p>
+      <w:pPr>
+        <w:pStyle w:val="Heading2"/>
+      </w:pPr>
+      <w:r>
+        <w:t>Predict replacing the range with an empty one</w:t>
+      </w:r>
+    </w:p>
+    <w:p>
+      <w:pPr>
+        <w:pStyle w:val="ListBullet"/>
+      </w:pPr>
+      <w:r>
+        <w:t>Change one thing: Replace range(1,5) with range(1,1). Predict the result before checking the explanation. What remains the same?</w:t>
+      </w:r>
+    </w:p>
+    <w:p>
+      <w:pPr>
+        <w:pStyle w:val="Heading2"/>
+      </w:pPr>
+      <w:r>
+        <w:t>Check after predicting · reference / check after trying</w:t>
+      </w:r>
+    </w:p>
+    <w:p>
+      <w:r>
+        <w:drawing>
+          <wp:inline xmlns:a="http://schemas.openxmlformats.org/drawingml/2006/main" xmlns:pic="http://schemas.openxmlformats.org/drawingml/2006/picture">
+            <wp:extent cx="5486400" cy="3026664"/>
+            <wp:docPr id="3" name="Picture 3" descr="Original case: The final displayed value is 10. Changed condition: Replace range(1,5) with range(1,1). Expected result: No values are visited and the final output is 0. Reason: The accumulator starts at zero and an empty loop never changes it."/>
+            <wp:cNvGraphicFramePr>
+              <a:graphicFrameLocks noChangeAspect="1"/>
+            </wp:cNvGraphicFramePr>
+            <a:graphic>
+              <a:graphicData uri="http://schemas.openxmlformats.org/drawingml/2006/picture">
+                <pic:pic>
+                  <pic:nvPicPr>
+                    <pic:cNvPr id="0" name="academy-story-python-bridge-6-04.png"/>
+                    <pic:cNvPicPr/>
+                  </pic:nvPicPr>
+                  <pic:blipFill>
+                    <a:blip r:embed="rId11"/>
+                    <a:stretch>
+                      <a:fillRect/>
+                    </a:stretch>
+                  </pic:blipFill>
+                  <pic:spPr>
+                    <a:xfrm>
+                      <a:off x="0" y="0"/>
+                      <a:ext cx="5486400" cy="3026664"/>
+                    </a:xfrm>
+                    <a:prstGeom prst="rect"/>
+                  </pic:spPr>
+                </pic:pic>
+              </a:graphicData>
+            </a:graphic>
+          </wp:inline>
+        </w:drawing>
+      </w:r>
+    </w:p>
+    <w:p>
+      <w:pPr>
+        <w:pStyle w:val="Heading2"/>
+      </w:pPr>
+      <w:r>
+        <w:t>State written-rule and termination limits</w:t>
+      </w:r>
+    </w:p>
+    <w:p>
+      <w:pPr>
+        <w:pStyle w:val="ListBullet"/>
+      </w:pPr>
+      <w:r>
+        <w:t>This bounded loop does not train an AI model; other loop conditions may require separate termination checks.</w:t>
+      </w:r>
+    </w:p>
+    <w:p>
+      <w:pPr>
+        <w:pStyle w:val="ListBullet"/>
+      </w:pPr>
+      <w:r>
+        <w:t>Read the labelled picture: List the four visited values and their running totals. Explain why 5 is absent and what prints for range(1,1).</w:t>
+      </w:r>
+    </w:p>
+    <w:p>
+      <w:pPr>
+        <w:pStyle w:val="Heading2"/>
+      </w:pPr>
+      <w:r>
+        <w:t>Reference · Zero/one/many range forms · reference / check after trying</w:t>
       </w:r>
     </w:p>
     <w:tbl>
@@ -1319,16 +1803,7 @@
     </w:tbl>
     <w:p>
       <w:pPr>
-        <w:pStyle w:val="Heading3"/>
-      </w:pPr>
-      <w:r>
-        <w:t>Worked explanation · Loops and trace tables</w:t>
-      </w:r>
-    </w:p>
-    <w:p>
-      <w:pPr>
         <w:spacing w:line="336" w:lineRule="auto" w:after="180"/>
-        <w:shd w:fill="F1F6FC"/>
       </w:pPr>
       <w:r>
         <w:rPr>
@@ -1340,7 +1815,6 @@
     <w:p>
       <w:pPr>
         <w:spacing w:line="336" w:lineRule="auto" w:after="180"/>
-        <w:shd w:fill="F1F6FC"/>
       </w:pPr>
       <w:r>
         <w:rPr>
@@ -1408,6 +1882,14 @@
     </w:p>
     <w:p>
       <w:pPr>
+        <w:pStyle w:val="Heading2"/>
+      </w:pPr>
+      <w:r>
+        <w:t>Earlier wording, alternatives and picture transcripts · reference / check after trying</w:t>
+      </w:r>
+    </w:p>
+    <w:p>
+      <w:pPr>
         <w:pStyle w:val="Heading3"/>
       </w:pPr>
       <w:r>
@@ -1435,89 +1917,10 @@
     </w:p>
     <w:p>
       <w:pPr>
-        <w:spacing w:line="336" w:lineRule="auto" w:after="180"/>
-      </w:pPr>
-      <w:r>
-        <w:rPr>
-          <w:b w:val="0"/>
-        </w:rPr>
-        <w:t>Accumulate a short range. A running total adds the integers visited by range(1,5).</w:t>
-      </w:r>
-    </w:p>
-    <w:p>
-      <w:pPr>
         <w:pStyle w:val="Heading3"/>
       </w:pPr>
       <w:r>
         <w:t>The facts we will use</w:t>
-      </w:r>
-    </w:p>
-    <w:p>
-      <w:pPr>
-        <w:pStyle w:val="Heading3"/>
-      </w:pPr>
-      <w:r>
-        <w:t>Supplied facts</w:t>
-      </w:r>
-    </w:p>
-    <w:p>
-      <w:pPr>
-        <w:spacing w:line="336" w:lineRule="auto" w:after="180"/>
-        <w:shd w:fill="F1F6FC"/>
-      </w:pPr>
-      <w:r>
-        <w:rPr>
-          <w:b w:val="0"/>
-        </w:rPr>
-        <w:t xml:space="preserve">Python 3: total=0; for value in range(1,5): total+=value; print(total). The print is after the </w:t>
-      </w:r>
-      <w:r>
-        <w:rPr>
-          <w:b/>
-        </w:rPr>
-        <w:t>loop</w:t>
-      </w:r>
-      <w:r>
-        <w:rPr>
-          <w:b w:val="0"/>
-        </w:rPr>
-        <w:t>.</w:t>
-      </w:r>
-    </w:p>
-    <w:p>
-      <w:r>
-        <w:drawing>
-          <wp:inline xmlns:a="http://schemas.openxmlformats.org/drawingml/2006/main" xmlns:pic="http://schemas.openxmlformats.org/drawingml/2006/picture">
-            <wp:extent cx="5486400" cy="4234543"/>
-            <wp:docPr id="1" name="Picture 1" descr="Running total after each visited value"/>
-            <wp:cNvGraphicFramePr>
-              <a:graphicFrameLocks noChangeAspect="1"/>
-            </wp:cNvGraphicFramePr>
-            <a:graphic>
-              <a:graphicData uri="http://schemas.openxmlformats.org/drawingml/2006/picture">
-                <pic:pic>
-                  <pic:nvPicPr>
-                    <pic:cNvPr id="0" name="academy-detail-python-bridge-6.png"/>
-                    <pic:cNvPicPr/>
-                  </pic:nvPicPr>
-                  <pic:blipFill>
-                    <a:blip r:embed="rId9"/>
-                    <a:stretch>
-                      <a:fillRect/>
-                    </a:stretch>
-                  </pic:blipFill>
-                  <pic:spPr>
-                    <a:xfrm>
-                      <a:off x="0" y="0"/>
-                      <a:ext cx="5486400" cy="4234543"/>
-                    </a:xfrm>
-                    <a:prstGeom prst="rect"/>
-                  </pic:spPr>
-                </pic:pic>
-              </a:graphicData>
-            </a:graphic>
-          </wp:inline>
-        </w:drawing>
       </w:r>
     </w:p>
     <w:p>
@@ -1525,7 +1928,7 @@
         <w:drawing>
           <wp:inline xmlns:a="http://schemas.openxmlformats.org/drawingml/2006/main" xmlns:pic="http://schemas.openxmlformats.org/drawingml/2006/picture">
             <wp:extent cx="5486400" cy="5145314"/>
-            <wp:docPr id="2" name="Picture 2" descr="Loops and trace tables. Visit the range: Values are 1,2,3,4; the stop value 5 is excluded.. Trace running total: Totals after each addition are 1,3,6,10.. Print after the loop: The final displayed value is 10."/>
+            <wp:docPr id="4" name="Picture 4" descr="Loops and trace tables. Visit the range: Values are 1,2,3,4; the stop value 5 is excluded.. Trace running total: Totals after each addition are 1,3,6,10.. Print after the loop: The final displayed value is 10."/>
             <wp:cNvGraphicFramePr>
               <a:graphicFrameLocks noChangeAspect="1"/>
             </wp:cNvGraphicFramePr>
@@ -1537,7 +1940,7 @@
                     <pic:cNvPicPr/>
                   </pic:nvPicPr>
                   <pic:blipFill>
-                    <a:blip r:embed="rId10"/>
+                    <a:blip r:embed="rId12"/>
                     <a:stretch>
                       <a:fillRect/>
                     </a:stretch>
@@ -1561,114 +1964,7 @@
         <w:pStyle w:val="Heading3"/>
       </w:pPr>
       <w:r>
-        <w:t>Read the picture one step at a time</w:t>
-      </w:r>
-    </w:p>
-    <w:tbl>
-      <w:tblPr>
-        <w:tblStyle w:val="LightShading-Accent1"/>
-        <w:tblW w:type="auto" w:w="0"/>
-        <w:tblLook w:firstColumn="1" w:firstRow="1" w:lastColumn="0" w:lastRow="0" w:noHBand="0" w:noVBand="1" w:val="04A0"/>
-      </w:tblPr>
-      <w:tblGrid>
-        <w:gridCol w:w="5112"/>
-        <w:gridCol w:w="5112"/>
-      </w:tblGrid>
-      <w:tr>
-        <w:trPr>
-          <w:tblHeader/>
-        </w:trPr>
-        <w:tc>
-          <w:tcPr>
-            <w:tcW w:type="dxa" w:w="5112"/>
-          </w:tcPr>
-          <w:p>
-            <w:r>
-              <w:t>Step</w:t>
-            </w:r>
-          </w:p>
-        </w:tc>
-        <w:tc>
-          <w:tcPr>
-            <w:tcW w:type="dxa" w:w="5112"/>
-          </w:tcPr>
-          <w:p>
-            <w:r>
-              <w:t>What happens and why</w:t>
-            </w:r>
-          </w:p>
-        </w:tc>
-      </w:tr>
-      <w:tr>
-        <w:tc>
-          <w:tcPr>
-            <w:tcW w:type="dxa" w:w="5112"/>
-          </w:tcPr>
-          <w:p>
-            <w:r>
-              <w:t>1. Visit the range</w:t>
-            </w:r>
-          </w:p>
-        </w:tc>
-        <w:tc>
-          <w:tcPr>
-            <w:tcW w:type="dxa" w:w="5112"/>
-          </w:tcPr>
-          <w:p>
-            <w:r>
-              <w:t>Values are 1,2,3,4; the stop value 5 is excluded.</w:t>
-            </w:r>
-          </w:p>
-        </w:tc>
-      </w:tr>
-      <w:tr>
-        <w:tc>
-          <w:tcPr>
-            <w:tcW w:type="dxa" w:w="5112"/>
-          </w:tcPr>
-          <w:p>
-            <w:r>
-              <w:t>2. Trace running total</w:t>
-            </w:r>
-          </w:p>
-        </w:tc>
-        <w:tc>
-          <w:tcPr>
-            <w:tcW w:type="dxa" w:w="5112"/>
-          </w:tcPr>
-          <w:p>
-            <w:r>
-              <w:t>Totals after each addition are 1,3,6,10.</w:t>
-            </w:r>
-          </w:p>
-        </w:tc>
-      </w:tr>
-      <w:tr>
-        <w:tc>
-          <w:tcPr>
-            <w:tcW w:type="dxa" w:w="5112"/>
-          </w:tcPr>
-          <w:p>
-            <w:r>
-              <w:t>3. Print after the loop</w:t>
-            </w:r>
-          </w:p>
-        </w:tc>
-        <w:tc>
-          <w:tcPr>
-            <w:tcW w:type="dxa" w:w="5112"/>
-          </w:tcPr>
-          <w:p>
-            <w:r>
-              <w:t>The final displayed value is 10.</w:t>
-            </w:r>
-          </w:p>
-        </w:tc>
-      </w:tr>
-    </w:tbl>
-    <w:p>
-      <w:r>
-        <w:t>Match each pictured step to the supplied facts. This is a worked teaching case, not an independent assessment.</w:t>
+        <w:t>Why this result follows</w:t>
       </w:r>
     </w:p>
     <w:p>
@@ -1676,168 +1972,28 @@
         <w:pStyle w:val="Heading3"/>
       </w:pPr>
       <w:r>
-        <w:t>Why this result follows</w:t>
-      </w:r>
-    </w:p>
-    <w:p>
-      <w:pPr>
-        <w:pStyle w:val="Heading3"/>
-      </w:pPr>
-      <w:r>
-        <w:t>Why the result follows</w:t>
-      </w:r>
-    </w:p>
-    <w:p>
-      <w:pPr>
-        <w:spacing w:line="336" w:lineRule="auto" w:after="180"/>
-        <w:shd w:fill="F1F6FC"/>
-      </w:pPr>
-      <w:r>
-        <w:rPr>
-          <w:b w:val="0"/>
-        </w:rPr>
-        <w:t xml:space="preserve">A </w:t>
-      </w:r>
-      <w:r>
-        <w:rPr>
-          <w:b/>
-        </w:rPr>
-        <w:t>loop</w:t>
-      </w:r>
-      <w:r>
-        <w:rPr>
-          <w:b w:val="0"/>
-        </w:rPr>
-        <w:t xml:space="preserve"> repeats an operation for each visited value. A </w:t>
-      </w:r>
-      <w:r>
-        <w:rPr>
-          <w:b/>
-        </w:rPr>
-        <w:t>trace table</w:t>
-      </w:r>
-      <w:r>
-        <w:rPr>
-          <w:b w:val="0"/>
-        </w:rPr>
-        <w:t xml:space="preserve"> distinguishes the current value from the </w:t>
-      </w:r>
-      <w:r>
-        <w:rPr>
-          <w:b/>
-        </w:rPr>
-        <w:t>accumulator</w:t>
-      </w:r>
-      <w:r>
-        <w:rPr>
-          <w:b w:val="0"/>
-        </w:rPr>
-        <w:t>; the range stop is not included.</w:t>
-      </w:r>
-    </w:p>
-    <w:p>
-      <w:pPr>
-        <w:pStyle w:val="Heading3"/>
-      </w:pPr>
-      <w:r>
         <w:t>What this example does not establish</w:t>
       </w:r>
     </w:p>
     <w:p>
       <w:pPr>
-        <w:pStyle w:val="Heading3"/>
-      </w:pPr>
-      <w:r>
-        <w:t>Keep the stated limit</w:t>
-      </w:r>
-    </w:p>
-    <w:p>
-      <w:pPr>
-        <w:spacing w:line="336" w:lineRule="auto" w:after="180"/>
-        <w:shd w:fill="FFF5E6"/>
-      </w:pPr>
-      <w:r>
-        <w:rPr>
-          <w:b w:val="0"/>
-        </w:rPr>
-        <w:t xml:space="preserve">This bounded </w:t>
-      </w:r>
-      <w:r>
-        <w:rPr>
-          <w:b/>
-        </w:rPr>
-        <w:t>loop</w:t>
-      </w:r>
-      <w:r>
-        <w:rPr>
-          <w:b w:val="0"/>
-        </w:rPr>
-        <w:t xml:space="preserve"> does not train an AI model; other </w:t>
-      </w:r>
-      <w:r>
-        <w:rPr>
-          <w:b/>
-        </w:rPr>
-        <w:t>loop</w:t>
-      </w:r>
-      <w:r>
-        <w:rPr>
-          <w:b w:val="0"/>
-        </w:rPr>
-        <w:t xml:space="preserve"> conditions may require separate termination checks.</w:t>
-      </w:r>
-    </w:p>
-    <w:p>
-      <w:pPr>
-        <w:pStyle w:val="Heading3"/>
-      </w:pPr>
-      <w:r>
-        <w:t>Keep the stated limit</w:t>
-      </w:r>
-    </w:p>
-    <w:p>
-      <w:pPr>
-        <w:spacing w:line="336" w:lineRule="auto" w:after="180"/>
-        <w:shd w:fill="FFF5E6"/>
-      </w:pPr>
-      <w:r>
-        <w:rPr>
-          <w:b w:val="0"/>
-        </w:rPr>
-        <w:t>Read the labelled picture: List the four visited values and their running totals. Explain why 5 is absent and what prints for range(1,1).</w:t>
-      </w:r>
-    </w:p>
-    <w:p>
-      <w:pPr>
-        <w:pStyle w:val="Heading3"/>
-      </w:pPr>
-      <w:r>
-        <w:t>Keep the stated limit</w:t>
-      </w:r>
-    </w:p>
-    <w:p>
-      <w:pPr>
-        <w:spacing w:line="336" w:lineRule="auto" w:after="180"/>
-        <w:shd w:fill="FFF5E6"/>
-      </w:pPr>
-      <w:r>
-        <w:rPr>
-          <w:b w:val="0"/>
-        </w:rPr>
-        <w:t>Change one thing: Replace range(1,5) with range(1,1). Predict the result before checking the explanation. What remains the same?</w:t>
-      </w:r>
-    </w:p>
-    <w:p>
-      <w:pPr>
         <w:pStyle w:val="Heading1"/>
       </w:pPr>
       <w:r>
-        <w:t>07. Find and repair a mistake</w:t>
-      </w:r>
-    </w:p>
-    <w:p>
-      <w:r>
-        <w:t>Find the unsupported step in the Loops and trace tables claim and explain a repair using the supplied evidence.</w:t>
+        <w:t>07. Find the reset that discards earlier additions</w:t>
+      </w:r>
+    </w:p>
+    <w:p>
+      <w:r>
+        <w:t>Moving a statement changes state or output events even when the final number sometimes agrees.</w:t>
+      </w:r>
+    </w:p>
+    <w:p>
+      <w:pPr>
+        <w:pStyle w:val="Heading2"/>
+      </w:pPr>
+      <w:r>
+        <w:t>Read the complete faulty reset version</w:t>
       </w:r>
     </w:p>
     <w:p>
@@ -1859,6 +2015,14 @@
     </w:p>
     <w:p>
       <w:pPr>
+        <w:pStyle w:val="Heading2"/>
+      </w:pPr>
+      <w:r>
+        <w:t>Trace lost state and the smallest repair</w:t>
+      </w:r>
+    </w:p>
+    <w:p>
+      <w:pPr>
         <w:spacing w:line="336" w:lineRule="auto" w:after="180"/>
       </w:pPr>
       <w:r>
@@ -1941,6 +2105,14 @@
     </w:p>
     <w:p>
       <w:pPr>
+        <w:pStyle w:val="Heading2"/>
+      </w:pPr>
+      <w:r>
+        <w:t>Compare printing inside and after the loop</w:t>
+      </w:r>
+    </w:p>
+    <w:p>
+      <w:pPr>
         <w:spacing w:line="336" w:lineRule="auto" w:after="180"/>
       </w:pPr>
       <w:r>
@@ -1999,33 +2171,101 @@
     </w:p>
     <w:p>
       <w:pPr>
+        <w:pStyle w:val="Heading2"/>
+      </w:pPr>
+      <w:r>
+        <w:t>Explain the erroneous final total</w:t>
+      </w:r>
+    </w:p>
+    <w:p>
+      <w:pPr>
+        <w:pStyle w:val="ListBullet"/>
+      </w:pPr>
+      <w:r>
+        <w:t>For the faulty script with range(1, 4), record total after each addition. Explain the wrong final output and remove only the faulty reset.</w:t>
+      </w:r>
+    </w:p>
+    <w:p>
+      <w:pPr>
         <w:pStyle w:val="Heading3"/>
       </w:pPr>
       <w:r>
+        <w:t>State one repair and the checks you would rerun.</w:t>
+      </w:r>
+    </w:p>
+    <w:p>
+      <w:r>
+        <w:t>________________________________________________________________</w:t>
+      </w:r>
+    </w:p>
+    <w:p>
+      <w:r>
+        <w:t>________________________________________________________________</w:t>
+      </w:r>
+    </w:p>
+    <w:p>
+      <w:r>
+        <w:t>________________________________________________________________</w:t>
+      </w:r>
+    </w:p>
+    <w:p>
+      <w:r>
+        <w:t>________________________________________________________________</w:t>
+      </w:r>
+    </w:p>
+    <w:p>
+      <w:r>
+        <w:t>________________________________________________________________</w:t>
+      </w:r>
+    </w:p>
+    <w:p>
+      <w:r>
+        <w:t>________________________________________________________________</w:t>
+      </w:r>
+    </w:p>
+    <w:p>
+      <w:pPr>
+        <w:pStyle w:val="Heading2"/>
+      </w:pPr>
+      <w:r>
+        <w:t>Earlier wording, alternatives and picture transcripts · reference / check after trying</w:t>
+      </w:r>
+    </w:p>
+    <w:p>
+      <w:pPr>
+        <w:pStyle w:val="Heading3"/>
+      </w:pPr>
+      <w:r>
         <w:t>Locate the earliest unsupported step</w:t>
       </w:r>
     </w:p>
     <w:p>
       <w:pPr>
-        <w:spacing w:line="336" w:lineRule="auto" w:after="180"/>
-      </w:pPr>
-      <w:r>
-        <w:rPr>
-          <w:b w:val="0"/>
-        </w:rPr>
-        <w:t xml:space="preserve">For the faulty script with range(1, 4), record total after each addition. Explain the wrong final </w:t>
-      </w:r>
-      <w:r>
-        <w:rPr>
-          <w:b/>
-        </w:rPr>
-        <w:t>output</w:t>
-      </w:r>
-      <w:r>
-        <w:rPr>
-          <w:b w:val="0"/>
-        </w:rPr>
-        <w:t xml:space="preserve"> and remove only the faulty reset.</w:t>
+        <w:pStyle w:val="Heading1"/>
+      </w:pPr>
+      <w:r>
+        <w:t>08. Practise the W2 range trace with less help</w:t>
+      </w:r>
+    </w:p>
+    <w:p>
+      <w:r>
+        <w:t>Write each visited value before following the updates.</w:t>
+      </w:r>
+    </w:p>
+    <w:p>
+      <w:pPr>
+        <w:pStyle w:val="Heading2"/>
+      </w:pPr>
+      <w:r>
+        <w:t>Explain the procedure</w:t>
+      </w:r>
+    </w:p>
+    <w:p>
+      <w:pPr>
+        <w:pStyle w:val="ListBullet"/>
+      </w:pPr>
+      <w:r>
+        <w:t>List the values supplied by range(2, 5) and explain why 5 is absent. How many times does its body run?</w:t>
       </w:r>
     </w:p>
     <w:p>
@@ -2033,7 +2273,7 @@
         <w:pStyle w:val="Heading3"/>
       </w:pPr>
       <w:r>
-        <w:t>State one repair and the checks you would rerun.</w:t>
+        <w:t>Replace range(1, 4) with range(1, 3) in the worked script. Predict the supplied values and final total. What stop value is needed to include 3?</w:t>
       </w:r>
     </w:p>
     <w:p>
@@ -2062,44 +2302,19 @@
       </w:r>
     </w:p>
     <w:p>
+      <w:pPr>
+        <w:pStyle w:val="Heading3"/>
+      </w:pPr>
+      <w:r>
+        <w:t>Explain your prediction to a partner before comparing results.</w:t>
+      </w:r>
+    </w:p>
+    <w:p>
       <w:r>
         <w:t>________________________________________________________________</w:t>
       </w:r>
     </w:p>
     <w:p>
-      <w:pPr>
-        <w:pStyle w:val="Heading1"/>
-      </w:pPr>
-      <w:r>
-        <w:t>08. Practise together</w:t>
-      </w:r>
-    </w:p>
-    <w:p>
-      <w:r>
-        <w:t>Practise Loops and trace tables with support, then explain the deciding step in your own words.</w:t>
-      </w:r>
-    </w:p>
-    <w:p>
-      <w:pPr>
-        <w:spacing w:line="336" w:lineRule="auto" w:after="180"/>
-        <w:shd w:fill="F5F1FB"/>
-      </w:pPr>
-      <w:r>
-        <w:rPr>
-          <w:b w:val="0"/>
-        </w:rPr>
-        <w:t>List the values supplied by range(2, 5) and explain why 5 is absent. How many times does its body run?</w:t>
-      </w:r>
-    </w:p>
-    <w:p>
-      <w:pPr>
-        <w:pStyle w:val="Heading3"/>
-      </w:pPr>
-      <w:r>
-        <w:t>Replace range(1, 4) with range(1, 3) in the worked script. Predict the supplied values and final total. What stop value is needed to include 3?</w:t>
-      </w:r>
-    </w:p>
-    <w:p>
       <w:r>
         <w:t>________________________________________________________________</w:t>
       </w:r>
@@ -2115,49 +2330,11 @@
       </w:r>
     </w:p>
     <w:p>
-      <w:r>
-        <w:t>________________________________________________________________</w:t>
-      </w:r>
-    </w:p>
-    <w:p>
-      <w:r>
-        <w:t>________________________________________________________________</w:t>
-      </w:r>
-    </w:p>
-    <w:p>
-      <w:pPr>
-        <w:pStyle w:val="Heading3"/>
-      </w:pPr>
-      <w:r>
-        <w:t>Explain your prediction to a partner before comparing results.</w:t>
-      </w:r>
-    </w:p>
-    <w:p>
-      <w:r>
-        <w:t>________________________________________________________________</w:t>
-      </w:r>
-    </w:p>
-    <w:p>
-      <w:r>
-        <w:t>________________________________________________________________</w:t>
-      </w:r>
-    </w:p>
-    <w:p>
-      <w:r>
-        <w:t>________________________________________________________________</w:t>
-      </w:r>
-    </w:p>
-    <w:p>
-      <w:r>
-        <w:t>________________________________________________________________</w:t>
-      </w:r>
-    </w:p>
-    <w:p>
-      <w:pPr>
-        <w:pStyle w:val="Heading3"/>
-      </w:pPr>
-      <w:r>
-        <w:t>Practise with less help: Trace before running</w:t>
+      <w:pPr>
+        <w:pStyle w:val="Heading2"/>
+      </w:pPr>
+      <w:r>
+        <w:t>Complete the 2-through-4 W2 trace</w:t>
       </w:r>
     </w:p>
     <w:p>
@@ -2288,6 +2465,109 @@
     </w:tbl>
     <w:p>
       <w:pPr>
+        <w:pStyle w:val="Heading2"/>
+      </w:pPr>
+      <w:r>
+        <w:t>Check the excluded stop</w:t>
+      </w:r>
+    </w:p>
+    <w:p>
+      <w:pPr>
+        <w:pStyle w:val="ListBullet"/>
+      </w:pPr>
+      <w:r>
+        <w:t>Use the worked case for Loops and trace tables. Proposed explanation: “The stop value is included”. Decide whether this explanation is supported. Point to the step or supplied fact that decides; explain your repair if needed.</w:t>
+      </w:r>
+    </w:p>
+    <w:p>
+      <w:pPr>
+        <w:pStyle w:val="ListBullet"/>
+      </w:pPr>
+      <w:r>
+        <w:t>Answer on your own before discussion. If you are unsure, say which step you need help with.</w:t>
+      </w:r>
+    </w:p>
+    <w:p>
+      <w:pPr>
+        <w:pStyle w:val="Heading2"/>
+      </w:pPr>
+      <w:r>
+        <w:t>Explain the empty pictured range</w:t>
+      </w:r>
+    </w:p>
+    <w:p>
+      <w:pPr>
+        <w:pStyle w:val="ListBullet"/>
+      </w:pPr>
+      <w:r>
+        <w:t>List the four visited values and their running totals. Explain why 5 is absent and what prints for range(1,1).</w:t>
+      </w:r>
+    </w:p>
+    <w:p>
+      <w:pPr>
+        <w:pStyle w:val="Heading3"/>
+      </w:pPr>
+      <w:r>
+        <w:t>My explanation using a pictured step and the given facts</w:t>
+      </w:r>
+    </w:p>
+    <w:p>
+      <w:r>
+        <w:t>________________________________________________________________</w:t>
+      </w:r>
+    </w:p>
+    <w:p>
+      <w:r>
+        <w:t>________________________________________________________________</w:t>
+      </w:r>
+    </w:p>
+    <w:p>
+      <w:r>
+        <w:t>________________________________________________________________</w:t>
+      </w:r>
+    </w:p>
+    <w:p>
+      <w:r>
+        <w:t>________________________________________________________________</w:t>
+      </w:r>
+    </w:p>
+    <w:p>
+      <w:pPr>
+        <w:pStyle w:val="Heading2"/>
+      </w:pPr>
+      <w:r>
+        <w:t>Reserve independent work</w:t>
+      </w:r>
+    </w:p>
+    <w:p>
+      <w:pPr>
+        <w:spacing w:line="336" w:lineRule="auto" w:after="180"/>
+      </w:pPr>
+      <w:r>
+        <w:rPr>
+          <w:b w:val="0"/>
+        </w:rPr>
+        <w:t>This is supported practice. Keep the separately named independent case for an attempt before feedback.</w:t>
+      </w:r>
+    </w:p>
+    <w:p>
+      <w:pPr>
+        <w:pStyle w:val="Heading2"/>
+      </w:pPr>
+      <w:r>
+        <w:t>Earlier wording, alternatives and picture transcripts · reference / check after trying</w:t>
+      </w:r>
+    </w:p>
+    <w:p>
+      <w:pPr>
+        <w:pStyle w:val="Heading3"/>
+      </w:pPr>
+      <w:r>
+        <w:t>Practise with less help: Trace before running</w:t>
+      </w:r>
+    </w:p>
+    <w:p>
+      <w:pPr>
         <w:spacing w:line="336" w:lineRule="auto" w:after="180"/>
       </w:pPr>
       <w:r>
@@ -2307,162 +2587,318 @@
     </w:p>
     <w:p>
       <w:pPr>
-        <w:spacing w:line="336" w:lineRule="auto" w:after="180"/>
-      </w:pPr>
+        <w:pStyle w:val="Heading3"/>
+      </w:pPr>
+      <w:r>
+        <w:t>Explain the picture</w:t>
+      </w:r>
+    </w:p>
+    <w:p>
+      <w:pPr>
+        <w:pStyle w:val="Heading1"/>
+      </w:pPr>
+      <w:r>
+        <w:t>09. Check six complete loop-state and output cases</w:t>
+      </w:r>
+    </w:p>
+    <w:p>
+      <w:r>
+        <w:t>List values, trace state and record each output event.</w:t>
+      </w:r>
+    </w:p>
+    <w:p>
+      <w:pPr>
+        <w:pStyle w:val="Heading2"/>
+      </w:pPr>
+      <w:r>
+        <w:t>All supplied range and mutation cases</w:t>
+      </w:r>
+    </w:p>
+    <w:tbl>
+      <w:tblPr>
+        <w:tblStyle w:val="LightShading-Accent1"/>
+        <w:tblW w:type="auto" w:w="0"/>
+        <w:tblLook w:firstColumn="1" w:firstRow="1" w:lastColumn="0" w:lastRow="0" w:noHBand="0" w:noVBand="1" w:val="04A0"/>
+      </w:tblPr>
+      <w:tblGrid>
+        <w:gridCol w:w="3408"/>
+        <w:gridCol w:w="3408"/>
+        <w:gridCol w:w="3408"/>
+      </w:tblGrid>
+      <w:tr>
+        <w:trPr>
+          <w:tblHeader/>
+        </w:trPr>
+        <w:tc>
+          <w:tcPr>
+            <w:tcW w:type="dxa" w:w="3408"/>
+          </w:tcPr>
+          <w:p>
+            <w:r>
+              <w:t>Complete supplied case</w:t>
+            </w:r>
+          </w:p>
+        </w:tc>
+        <w:tc>
+          <w:tcPr>
+            <w:tcW w:type="dxa" w:w="3408"/>
+          </w:tcPr>
+          <w:p>
+            <w:r>
+              <w:t>Visited values / expected output</w:t>
+            </w:r>
+          </w:p>
+        </w:tc>
+        <w:tc>
+          <w:tcPr>
+            <w:tcW w:type="dxa" w:w="3408"/>
+          </w:tcPr>
+          <w:p>
+            <w:r>
+              <w:t>Why test it</w:t>
+            </w:r>
+          </w:p>
+        </w:tc>
+      </w:tr>
+      <w:tr>
+        <w:tc>
+          <w:tcPr>
+            <w:tcW w:type="dxa" w:w="3408"/>
+          </w:tcPr>
+          <w:p>
+            <w:r>
+              <w:t>A · Correct script range(1,1)</w:t>
+            </w:r>
+          </w:p>
+        </w:tc>
+        <w:tc>
+          <w:tcPr>
+            <w:tcW w:type="dxa" w:w="3408"/>
+          </w:tcPr>
+          <w:p>
+            <w:r>
+              <w:t>No visits; final 0</w:t>
+            </w:r>
+          </w:p>
+        </w:tc>
+        <w:tc>
+          <w:tcPr>
+            <w:tcW w:type="dxa" w:w="3408"/>
+          </w:tcPr>
+          <w:p>
+            <w:r>
+              <w:t>Initialization must exist before a zero-iteration loop.</w:t>
+            </w:r>
+          </w:p>
+        </w:tc>
+      </w:tr>
+      <w:tr>
+        <w:tc>
+          <w:tcPr>
+            <w:tcW w:type="dxa" w:w="3408"/>
+          </w:tcPr>
+          <w:p>
+            <w:r>
+              <w:t>B · Correct script range(1,2)</w:t>
+            </w:r>
+          </w:p>
+        </w:tc>
+        <w:tc>
+          <w:tcPr>
+            <w:tcW w:type="dxa" w:w="3408"/>
+          </w:tcPr>
+          <w:p>
+            <w:r>
+              <w:t>Visit 1; final 1</w:t>
+            </w:r>
+          </w:p>
+        </w:tc>
+        <w:tc>
+          <w:tcPr>
+            <w:tcW w:type="dxa" w:w="3408"/>
+          </w:tcPr>
+          <w:p>
+            <w:r>
+              <w:t>One iteration alone hides the reset bug.</w:t>
+            </w:r>
+          </w:p>
+        </w:tc>
+      </w:tr>
+      <w:tr>
+        <w:tc>
+          <w:tcPr>
+            <w:tcW w:type="dxa" w:w="3408"/>
+          </w:tcPr>
+          <w:p>
+            <w:r>
+              <w:t>C · Correct script range(1,4)</w:t>
+            </w:r>
+          </w:p>
+        </w:tc>
+        <w:tc>
+          <w:tcPr>
+            <w:tcW w:type="dxa" w:w="3408"/>
+          </w:tcPr>
+          <w:p>
+            <w:r>
+              <w:t>Visit 1,2,3; final 6</w:t>
+            </w:r>
+          </w:p>
+        </w:tc>
+        <w:tc>
+          <w:tcPr>
+            <w:tcW w:type="dxa" w:w="3408"/>
+          </w:tcPr>
+          <w:p>
+            <w:r>
+              <w:t>Several iterations require accumulated state.</w:t>
+            </w:r>
+          </w:p>
+        </w:tc>
+      </w:tr>
+      <w:tr>
+        <w:tc>
+          <w:tcPr>
+            <w:tcW w:type="dxa" w:w="3408"/>
+          </w:tcPr>
+          <w:p>
+            <w:r>
+              <w:t>D · W2 range(2,5)</w:t>
+            </w:r>
+          </w:p>
+        </w:tc>
+        <w:tc>
+          <w:tcPr>
+            <w:tcW w:type="dxa" w:w="3408"/>
+          </w:tcPr>
+          <w:p>
+            <w:r>
+              <w:t>Visit 2,3,4; totals 2,5,9; final 9</w:t>
+            </w:r>
+          </w:p>
+        </w:tc>
+        <w:tc>
+          <w:tcPr>
+            <w:tcW w:type="dxa" w:w="3408"/>
+          </w:tcPr>
+          <w:p>
+            <w:r>
+              <w:t>Start changes and stop remains excluded.</w:t>
+            </w:r>
+          </w:p>
+        </w:tc>
+      </w:tr>
+      <w:tr>
+        <w:tc>
+          <w:tcPr>
+            <w:tcW w:type="dxa" w:w="3408"/>
+          </w:tcPr>
+          <w:p>
+            <w:r>
+              <w:t>E · Faulty reset version range(1,4)</w:t>
+            </w:r>
+          </w:p>
+        </w:tc>
+        <w:tc>
+          <w:tcPr>
+            <w:tcW w:type="dxa" w:w="3408"/>
+          </w:tcPr>
+          <w:p>
+            <w:r>
+              <w:t>After-addition totals 1,2,3; final 3</w:t>
+            </w:r>
+          </w:p>
+        </w:tc>
+        <w:tc>
+          <w:tcPr>
+            <w:tcW w:type="dxa" w:w="3408"/>
+          </w:tcPr>
+          <w:p>
+            <w:r>
+              <w:t>Earlier additions are erased.</w:t>
+            </w:r>
+          </w:p>
+        </w:tc>
+      </w:tr>
+      <w:tr>
+        <w:tc>
+          <w:tcPr>
+            <w:tcW w:type="dxa" w:w="3408"/>
+          </w:tcPr>
+          <w:p>
+            <w:r>
+              <w:t>F · Correct C with print moved inside</w:t>
+            </w:r>
+          </w:p>
+        </w:tc>
+        <w:tc>
+          <w:tcPr>
+            <w:tcW w:type="dxa" w:w="3408"/>
+          </w:tcPr>
+          <w:p>
+            <w:r>
+              <w:t>Output lines 1,3,6</w:t>
+            </w:r>
+          </w:p>
+        </w:tc>
+        <w:tc>
+          <w:tcPr>
+            <w:tcW w:type="dxa" w:w="3408"/>
+          </w:tcPr>
+          <w:p>
+            <w:r>
+              <w:t>Output-event location differs from final-only printing.</w:t>
+            </w:r>
+          </w:p>
+        </w:tc>
+      </w:tr>
+    </w:tbl>
+    <w:p>
+      <w:pPr>
+        <w:pStyle w:val="Heading2"/>
+      </w:pPr>
+      <w:r>
+        <w:t>Complete W2 script</w:t>
+      </w:r>
+    </w:p>
+    <w:p>
       <w:r>
         <w:rPr>
-          <w:b w:val="0"/>
+          <w:rFonts w:ascii="Courier New" w:hAnsi="Courier New"/>
+          <w:sz w:val="18"/>
         </w:rPr>
-        <w:t xml:space="preserve">Use the worked case for </w:t>
-      </w:r>
-      <w:r>
-        <w:rPr>
-          <w:b/>
-        </w:rPr>
-        <w:t>Loop</w:t>
-      </w:r>
-      <w:r>
-        <w:rPr>
-          <w:b w:val="0"/>
-        </w:rPr>
-        <w:t xml:space="preserve">s and </w:t>
-      </w:r>
-      <w:r>
-        <w:rPr>
-          <w:b/>
-        </w:rPr>
-        <w:t>trace table</w:t>
-      </w:r>
-      <w:r>
-        <w:rPr>
-          <w:b w:val="0"/>
-        </w:rPr>
-        <w:t>s. Proposed explanation: “The stop value is included”. Decide whether this explanation is supported. Point to the step or supplied fact that decides; explain your repair if needed.</w:t>
-      </w:r>
-    </w:p>
-    <w:p>
-      <w:pPr>
-        <w:spacing w:line="336" w:lineRule="auto" w:after="180"/>
-      </w:pPr>
-      <w:r>
-        <w:rPr>
-          <w:b w:val="0"/>
-        </w:rPr>
-        <w:t>Answer on your own before discussion. If you are unsure, say which step you need help with.</w:t>
-      </w:r>
-    </w:p>
-    <w:p>
-      <w:pPr>
-        <w:pStyle w:val="Heading3"/>
-      </w:pPr>
-      <w:r>
-        <w:t>Explain the picture</w:t>
-      </w:r>
-    </w:p>
-    <w:p>
-      <w:pPr>
-        <w:spacing w:line="336" w:lineRule="auto" w:after="180"/>
-      </w:pPr>
-      <w:r>
-        <w:rPr>
-          <w:b w:val="0"/>
-        </w:rPr>
-        <w:t>List the four visited values and their running totals. Explain why 5 is absent and what prints for range(1,1).</w:t>
-      </w:r>
-    </w:p>
-    <w:p>
-      <w:pPr>
-        <w:pStyle w:val="Heading3"/>
-      </w:pPr>
-      <w:r>
-        <w:t>My explanation using a pictured step and the given facts</w:t>
-      </w:r>
-    </w:p>
-    <w:p>
-      <w:r>
-        <w:t>________________________________________________________________</w:t>
-      </w:r>
-    </w:p>
-    <w:p>
-      <w:r>
-        <w:t>________________________________________________________________</w:t>
-      </w:r>
-    </w:p>
-    <w:p>
-      <w:r>
-        <w:t>________________________________________________________________</w:t>
-      </w:r>
-    </w:p>
-    <w:p>
-      <w:r>
-        <w:t>________________________________________________________________</w:t>
-      </w:r>
-    </w:p>
-    <w:p>
-      <w:pPr>
-        <w:spacing w:line="336" w:lineRule="auto" w:after="180"/>
-      </w:pPr>
-      <w:r>
-        <w:rPr>
-          <w:b w:val="0"/>
-        </w:rPr>
-        <w:t>This is supported practice. Keep the separately named independent case for an attempt before feedback.</w:t>
-      </w:r>
-    </w:p>
-    <w:p>
-      <w:pPr>
-        <w:pStyle w:val="Heading1"/>
-      </w:pPr>
-      <w:r>
-        <w:t>09. Run the investigation</w:t>
-      </w:r>
-    </w:p>
-    <w:p>
-      <w:r>
-        <w:t>Investigate Loops and trace tables. Record the prediction, actual observation or labelled paper trace, explanation and next test separately.</w:t>
-      </w:r>
-    </w:p>
-    <w:p>
-      <w:pPr>
-        <w:pStyle w:val="Heading3"/>
-      </w:pPr>
-      <w:r>
-        <w:t>Predict, investigate and preserve the evidence</w:t>
-      </w:r>
-    </w:p>
-    <w:p>
-      <w:pPr>
-        <w:spacing w:line="336" w:lineRule="auto" w:after="180"/>
-      </w:pPr>
-      <w:r>
-        <w:rPr>
-          <w:b w:val="0"/>
-        </w:rPr>
-        <w:t xml:space="preserve">Copy the worked script. Change the range to range(2, 5). Record turn, total before and total after each </w:t>
-      </w:r>
-      <w:r>
-        <w:rPr>
-          <w:b/>
-        </w:rPr>
-        <w:t>iteration</w:t>
-      </w:r>
-      <w:r>
-        <w:rPr>
-          <w:b w:val="0"/>
-        </w:rPr>
-        <w:t xml:space="preserve">. Predict the single </w:t>
-      </w:r>
-      <w:r>
-        <w:rPr>
-          <w:b/>
-        </w:rPr>
-        <w:t>output</w:t>
-      </w:r>
-      <w:r>
-        <w:rPr>
-          <w:b w:val="0"/>
-        </w:rPr>
-        <w:t>, then run and compare.</w:t>
+        <w:t>total = 0</w:t>
+        <w:br/>
+        <w:t>for turn in range(2, 5):</w:t>
+        <w:br/>
+        <w:t xml:space="preserve">    total = total + turn</w:t>
+        <w:br/>
+        <w:t>print(total)</w:t>
+        <w:br/>
+      </w:r>
+    </w:p>
+    <w:p>
+      <w:pPr>
+        <w:pStyle w:val="Heading2"/>
+      </w:pPr>
+      <w:r>
+        <w:t>Predict, run or trace, then diagnose the first change</w:t>
+      </w:r>
+    </w:p>
+    <w:p>
+      <w:pPr>
+        <w:pStyle w:val="ListNumber"/>
+      </w:pPr>
+      <w:r>
+        <w:t>Predict the visited values and before/after totals for A–F before running or paper tracing. Use the complete W2 script for D, and keep it separate from the pictured 1-through-4 script. Test the faulty reset at zero, one and several iterations; explain why agreement on a tiny case does not vindicate the procedure. Move print only after preserving the original output record, and count the output lines as well as their values. If a variable is first assigned inside an empty loop, it may not exist in a fresh namespace; do not rely on leftovers from earlier runs. These are bounded deterministic loops, not learning algorithms. Keep the selected 2-through-5 transfer unused until the individual attempt.</w:t>
+      </w:r>
+    </w:p>
+    <w:p>
+      <w:pPr>
+        <w:pStyle w:val="Heading2"/>
+      </w:pPr>
+      <w:r>
+        <w:t>Keep the original and faulty code as references · reference / check after trying</w:t>
       </w:r>
     </w:p>
     <w:p>
@@ -2495,6 +2931,49 @@
         <w:t xml:space="preserve">    total = total + turn</w:t>
         <w:br/>
         <w:t>print(total)</w:t>
+      </w:r>
+    </w:p>
+    <w:p>
+      <w:pPr>
+        <w:pStyle w:val="Heading2"/>
+      </w:pPr>
+      <w:r>
+        <w:t>Keep the evidence record</w:t>
+      </w:r>
+    </w:p>
+    <w:p>
+      <w:pPr>
+        <w:spacing w:line="336" w:lineRule="auto" w:after="180"/>
+      </w:pPr>
+      <w:r>
+        <w:rPr>
+          <w:b w:val="0"/>
+        </w:rPr>
+        <w:t xml:space="preserve">Copy the worked script. Change the range to range(2, 5). Record turn, total before and total after each </w:t>
+      </w:r>
+      <w:r>
+        <w:rPr>
+          <w:b/>
+        </w:rPr>
+        <w:t>iteration</w:t>
+      </w:r>
+      <w:r>
+        <w:rPr>
+          <w:b w:val="0"/>
+        </w:rPr>
+        <w:t xml:space="preserve">. Predict the single </w:t>
+      </w:r>
+      <w:r>
+        <w:rPr>
+          <w:b/>
+        </w:rPr>
+        <w:t>output</w:t>
+      </w:r>
+      <w:r>
+        <w:rPr>
+          <w:b w:val="0"/>
+        </w:rPr>
+        <w:t>, then run and compare.</w:t>
       </w:r>
     </w:p>
     <w:tbl>
@@ -2646,14 +3125,6 @@
     </w:p>
     <w:p>
       <w:pPr>
-        <w:pStyle w:val="Heading3"/>
-      </w:pPr>
-      <w:r>
-        <w:t>Plan → try → check</w:t>
-      </w:r>
-    </w:p>
-    <w:p>
-      <w:pPr>
         <w:spacing w:line="336" w:lineRule="auto" w:after="180"/>
       </w:pPr>
       <w:r>
@@ -2665,35 +3136,74 @@
     </w:p>
     <w:p>
       <w:pPr>
+        <w:pStyle w:val="Heading2"/>
+      </w:pPr>
+      <w:r>
+        <w:t>Earlier wording, alternatives and picture transcripts · reference / check after trying</w:t>
+      </w:r>
+    </w:p>
+    <w:p>
+      <w:pPr>
+        <w:pStyle w:val="Heading3"/>
+      </w:pPr>
+      <w:r>
+        <w:t>Predict, investigate and preserve the evidence</w:t>
+      </w:r>
+    </w:p>
+    <w:p>
+      <w:pPr>
+        <w:pStyle w:val="Heading3"/>
+      </w:pPr>
+      <w:r>
+        <w:t>Plan → try → check</w:t>
+      </w:r>
+    </w:p>
+    <w:p>
+      <w:pPr>
         <w:pStyle w:val="Heading1"/>
       </w:pPr>
       <w:r>
-        <w:t>10. Build your understanding</w:t>
-      </w:r>
-    </w:p>
-    <w:p>
-      <w:r>
-        <w:t>Move from recall to tracing, diagnosis and transfer in Loops and trace tables. Explain why each step is justified.</w:t>
-      </w:r>
-    </w:p>
-    <w:p>
-      <w:pPr>
-        <w:pStyle w:val="Heading3"/>
-      </w:pPr>
-      <w:r>
-        <w:t>Explain → apply → challenge</w:t>
+        <w:t>14. Try alone: trace the selected range and its empty variant</w:t>
+      </w:r>
+    </w:p>
+    <w:p>
+      <w:r>
+        <w:t>The stop value is excluded; the accumulator survives an empty loop when initialized first.</w:t>
+      </w:r>
+    </w:p>
+    <w:p>
+      <w:pPr>
+        <w:pStyle w:val="Heading2"/>
+      </w:pPr>
+      <w:r>
+        <w:t>Selected complete task and scope</w:t>
       </w:r>
     </w:p>
     <w:p>
       <w:pPr>
         <w:spacing w:line="336" w:lineRule="auto" w:after="180"/>
-        <w:shd w:fill="F5F1FB"/>
       </w:pPr>
       <w:r>
         <w:rPr>
           <w:b w:val="0"/>
         </w:rPr>
-        <w:t>List the values supplied by range(2, 5) and explain why 5 is absent. How many times does its body run?</w:t>
+        <w:t>List every value visited and each running total. Then predict the result for range(2,2).</w:t>
+      </w:r>
+    </w:p>
+    <w:p>
+      <w:r>
+        <w:rPr>
+          <w:rFonts w:ascii="Courier New" w:hAnsi="Courier New"/>
+          <w:sz w:val="18"/>
+        </w:rPr>
+        <w:t>total = 0</w:t>
+        <w:br/>
+        <w:t>for value in range(2, 6):</w:t>
+        <w:br/>
+        <w:t xml:space="preserve">    total = total + value</w:t>
+        <w:br/>
+        <w:t>print(total)</w:t>
+        <w:br/>
       </w:r>
     </w:p>
     <w:p>
@@ -2704,19 +3214,130 @@
         <w:rPr>
           <w:b w:val="0"/>
         </w:rPr>
-        <w:t xml:space="preserve">For the faulty script with range(1, 4), record total after each addition. Explain the wrong final </w:t>
+        <w:t>Trace the exact selected range independently, recording visited values and running totals. Then use the stated empty-range variant from a fresh initial state. Do not import the warm-up or pictured stop value; record any prior exposure to the exact case before interpreting it as fresh transfer.</w:t>
+      </w:r>
+    </w:p>
+    <w:p>
+      <w:pPr>
+        <w:pStyle w:val="Heading2"/>
+      </w:pPr>
+      <w:r>
+        <w:t>Your response and help record</w:t>
+      </w:r>
+    </w:p>
+    <w:p>
+      <w:pPr>
+        <w:pStyle w:val="Heading3"/>
+      </w:pPr>
+      <w:r>
+        <w:t>My independent explanation, trace and limits</w:t>
+      </w:r>
+    </w:p>
+    <w:p>
+      <w:r>
+        <w:t>________________________________________________________________</w:t>
+      </w:r>
+    </w:p>
+    <w:p>
+      <w:r>
+        <w:t>________________________________________________________________</w:t>
+      </w:r>
+    </w:p>
+    <w:p>
+      <w:r>
+        <w:t>________________________________________________________________</w:t>
+      </w:r>
+    </w:p>
+    <w:p>
+      <w:r>
+        <w:t>________________________________________________________________</w:t>
+      </w:r>
+    </w:p>
+    <w:p>
+      <w:r>
+        <w:t>________________________________________________________________</w:t>
+      </w:r>
+    </w:p>
+    <w:p>
+      <w:r>
+        <w:t>________________________________________________________________</w:t>
+      </w:r>
+    </w:p>
+    <w:p>
+      <w:r>
+        <w:t>________________________________________________________________</w:t>
+      </w:r>
+    </w:p>
+    <w:p>
+      <w:pPr>
+        <w:spacing w:line="336" w:lineRule="auto" w:after="180"/>
+      </w:pPr>
+      <w:r>
+        <w:rPr>
+          <w:b w:val="0"/>
+        </w:rPr>
+        <w:t>Attempt this case before feedback. Record any help. Earlier examples below are further practice; a case already practised with feedback cannot establish fresh transfer.</w:t>
+      </w:r>
+    </w:p>
+    <w:p>
+      <w:pPr>
+        <w:pStyle w:val="Heading2"/>
+      </w:pPr>
+      <w:r>
+        <w:t>Use feedback afterwards</w:t>
+      </w:r>
+    </w:p>
+    <w:p>
+      <w:pPr>
+        <w:spacing w:line="336" w:lineRule="auto" w:after="180"/>
+      </w:pPr>
+      <w:r>
+        <w:rPr>
+          <w:b w:val="0"/>
+        </w:rPr>
+        <w:t>Attempt the independent case before hints. Record whether you worked alone, used a hint or followed a model. After feedback, fix the first unsupported step and explain why it changed.</w:t>
+      </w:r>
+    </w:p>
+    <w:p>
+      <w:pPr>
+        <w:spacing w:line="336" w:lineRule="auto" w:after="180"/>
+      </w:pPr>
+      <w:r>
+        <w:rPr>
+          <w:b w:val="0"/>
+        </w:rPr>
+        <w:t>A later check uses a changed case, not a copied answer.</w:t>
+      </w:r>
+    </w:p>
+    <w:p>
+      <w:pPr>
+        <w:pStyle w:val="Heading2"/>
+      </w:pPr>
+      <w:r>
+        <w:t>Additional practice · Earlier loop transfer · reference / check after trying</w:t>
+      </w:r>
+    </w:p>
+    <w:p>
+      <w:pPr>
+        <w:spacing w:line="336" w:lineRule="auto" w:after="180"/>
+      </w:pPr>
+      <w:r>
+        <w:rPr>
+          <w:b w:val="0"/>
+        </w:rPr>
+        <w:t xml:space="preserve">A box starts with 5 counters. Each round adds 2 counters. Use rounds = 3, an initialized total and for turn in range(rounds). Print the final total once after the </w:t>
       </w:r>
       <w:r>
         <w:rPr>
           <w:b/>
         </w:rPr>
-        <w:t>output</w:t>
+        <w:t>loop</w:t>
       </w:r>
       <w:r>
         <w:rPr>
           <w:b w:val="0"/>
         </w:rPr>
-        <w:t xml:space="preserve"> and remove only the faulty reset.</w:t>
+        <w:t>.</w:t>
       </w:r>
     </w:p>
     <w:p>
@@ -2727,7 +3348,178 @@
         <w:rPr>
           <w:b w:val="0"/>
         </w:rPr>
-        <w:t xml:space="preserve">In your counter script, range(-2) performs no </w:t>
+        <w:t>Trace the totals and predict fresh runs with rounds 0, 1 and 3. Assume rounds is a nonnegative integer.</w:t>
+      </w:r>
+    </w:p>
+    <w:p>
+      <w:pPr>
+        <w:pStyle w:val="Heading3"/>
+      </w:pPr>
+      <w:r>
+        <w:t>My independent procedure, result and limitation</w:t>
+      </w:r>
+    </w:p>
+    <w:p>
+      <w:r>
+        <w:t>________________________________________________________________</w:t>
+      </w:r>
+    </w:p>
+    <w:p>
+      <w:r>
+        <w:t>________________________________________________________________</w:t>
+      </w:r>
+    </w:p>
+    <w:p>
+      <w:r>
+        <w:t>________________________________________________________________</w:t>
+      </w:r>
+    </w:p>
+    <w:p>
+      <w:r>
+        <w:t>________________________________________________________________</w:t>
+      </w:r>
+    </w:p>
+    <w:p>
+      <w:r>
+        <w:t>________________________________________________________________</w:t>
+      </w:r>
+    </w:p>
+    <w:p>
+      <w:r>
+        <w:t>________________________________________________________________</w:t>
+      </w:r>
+    </w:p>
+    <w:p>
+      <w:r>
+        <w:t>________________________________________________________________</w:t>
+      </w:r>
+    </w:p>
+    <w:p>
+      <w:r>
+        <w:t>________________________________________________________________</w:t>
+      </w:r>
+    </w:p>
+    <w:p>
+      <w:pPr>
+        <w:spacing w:line="336" w:lineRule="auto" w:after="180"/>
+      </w:pPr>
+      <w:r>
+        <w:rPr>
+          <w:b w:val="0"/>
+        </w:rPr>
+        <w:t>Record support used: none, hint or teacher explanation. After feedback, a different case is needed to demonstrate independence.</w:t>
+      </w:r>
+    </w:p>
+    <w:p>
+      <w:pPr>
+        <w:pStyle w:val="Heading2"/>
+      </w:pPr>
+      <w:r>
+        <w:t>Earlier wording, alternatives and picture transcripts · reference / check after trying</w:t>
+      </w:r>
+    </w:p>
+    <w:p>
+      <w:pPr>
+        <w:pStyle w:val="Heading3"/>
+      </w:pPr>
+      <w:r>
+        <w:t>Independent case: Count iterations and a stopping point</w:t>
+      </w:r>
+    </w:p>
+    <w:p>
+      <w:pPr>
+        <w:pStyle w:val="Heading3"/>
+      </w:pPr>
+      <w:r>
+        <w:t>Attempt this without hints</w:t>
+      </w:r>
+    </w:p>
+    <w:p>
+      <w:pPr>
+        <w:pStyle w:val="Heading3"/>
+      </w:pPr>
+      <w:r>
+        <w:t>Use feedback to improve</w:t>
+      </w:r>
+    </w:p>
+    <w:p>
+      <w:pPr>
+        <w:pStyle w:val="Heading1"/>
+      </w:pPr>
+      <w:r>
+        <w:t>11. Keep a before/after loop trace in the portfolio</w:t>
+      </w:r>
+    </w:p>
+    <w:p>
+      <w:r>
+        <w:t>A final number alone can hide an incorrect path.</w:t>
+      </w:r>
+    </w:p>
+    <w:p>
+      <w:pPr>
+        <w:pStyle w:val="Heading2"/>
+      </w:pPr>
+      <w:r>
+        <w:t>This week’s contribution</w:t>
+      </w:r>
+    </w:p>
+    <w:p>
+      <w:pPr>
+        <w:spacing w:line="336" w:lineRule="auto" w:after="180"/>
+      </w:pPr>
+      <w:r>
+        <w:rPr>
+          <w:b w:val="0"/>
+        </w:rPr>
+        <w:t xml:space="preserve">Add a labelled </w:t>
+      </w:r>
+      <w:r>
+        <w:rPr>
+          <w:b/>
+        </w:rPr>
+        <w:t>loop</w:t>
+      </w:r>
+      <w:r>
+        <w:rPr>
+          <w:b w:val="0"/>
+        </w:rPr>
+        <w:t xml:space="preserve">s and </w:t>
+      </w:r>
+      <w:r>
+        <w:rPr>
+          <w:b/>
+        </w:rPr>
+        <w:t>trace table</w:t>
+      </w:r>
+      <w:r>
+        <w:rPr>
+          <w:b w:val="0"/>
+        </w:rPr>
+        <w:t xml:space="preserve">s </w:t>
+      </w:r>
+      <w:r>
+        <w:rPr>
+          <w:b/>
+        </w:rPr>
+        <w:t>evidence</w:t>
+      </w:r>
+      <w:r>
+        <w:rPr>
+          <w:b w:val="0"/>
+        </w:rPr>
+        <w:t xml:space="preserve"> sheet to Python readiness portfolio. Show how you can trace variable values before and after each </w:t>
+      </w:r>
+      <w:r>
+        <w:rPr>
+          <w:b/>
+        </w:rPr>
+        <w:t>loop</w:t>
+      </w:r>
+      <w:r>
+        <w:rPr>
+          <w:b w:val="0"/>
+        </w:rPr>
+        <w:t xml:space="preserve"> </w:t>
       </w:r>
       <w:r>
         <w:rPr>
@@ -2739,123 +3531,6 @@
         <w:rPr>
           <w:b w:val="0"/>
         </w:rPr>
-        <w:t>s. Does returning the initial 5 make negative rounds valid? Explain what the script checks and what it assumes.</w:t>
-      </w:r>
-    </w:p>
-    <w:p>
-      <w:pPr>
-        <w:pStyle w:val="Heading3"/>
-      </w:pPr>
-      <w:r>
-        <w:t>Explain which evidence supports your conclusion and which claim remains unproved.</w:t>
-      </w:r>
-    </w:p>
-    <w:p>
-      <w:r>
-        <w:t>________________________________________________________________</w:t>
-      </w:r>
-    </w:p>
-    <w:p>
-      <w:r>
-        <w:t>________________________________________________________________</w:t>
-      </w:r>
-    </w:p>
-    <w:p>
-      <w:r>
-        <w:t>________________________________________________________________</w:t>
-      </w:r>
-    </w:p>
-    <w:p>
-      <w:r>
-        <w:t>________________________________________________________________</w:t>
-      </w:r>
-    </w:p>
-    <w:p>
-      <w:r>
-        <w:t>________________________________________________________________</w:t>
-      </w:r>
-    </w:p>
-    <w:p>
-      <w:pPr>
-        <w:pStyle w:val="Heading1"/>
-      </w:pPr>
-      <w:r>
-        <w:t>11. Connect your project</w:t>
-      </w:r>
-    </w:p>
-    <w:p>
-      <w:r>
-        <w:t>Apply this week’s idea to Python readiness portfolio. Keep an annotated decision and the evidence supporting it.</w:t>
-      </w:r>
-    </w:p>
-    <w:p>
-      <w:pPr>
-        <w:spacing w:line="336" w:lineRule="auto" w:after="180"/>
-      </w:pPr>
-      <w:r>
-        <w:rPr>
-          <w:b w:val="0"/>
-        </w:rPr>
-        <w:t xml:space="preserve">Add a labelled </w:t>
-      </w:r>
-      <w:r>
-        <w:rPr>
-          <w:b/>
-        </w:rPr>
-        <w:t>loop</w:t>
-      </w:r>
-      <w:r>
-        <w:rPr>
-          <w:b w:val="0"/>
-        </w:rPr>
-        <w:t xml:space="preserve">s and </w:t>
-      </w:r>
-      <w:r>
-        <w:rPr>
-          <w:b/>
-        </w:rPr>
-        <w:t>trace table</w:t>
-      </w:r>
-      <w:r>
-        <w:rPr>
-          <w:b w:val="0"/>
-        </w:rPr>
-        <w:t xml:space="preserve">s </w:t>
-      </w:r>
-      <w:r>
-        <w:rPr>
-          <w:b/>
-        </w:rPr>
-        <w:t>evidence</w:t>
-      </w:r>
-      <w:r>
-        <w:rPr>
-          <w:b w:val="0"/>
-        </w:rPr>
-        <w:t xml:space="preserve"> sheet to Python readiness portfolio. Show how you can trace variable values before and after each </w:t>
-      </w:r>
-      <w:r>
-        <w:rPr>
-          <w:b/>
-        </w:rPr>
-        <w:t>loop</w:t>
-      </w:r>
-      <w:r>
-        <w:rPr>
-          <w:b w:val="0"/>
-        </w:rPr>
-        <w:t xml:space="preserve"> </w:t>
-      </w:r>
-      <w:r>
-        <w:rPr>
-          <w:b/>
-        </w:rPr>
-        <w:t>iteration</w:t>
-      </w:r>
-      <w:r>
-        <w:rPr>
-          <w:b w:val="0"/>
-        </w:rPr>
         <w:t>.</w:t>
       </w:r>
     </w:p>
@@ -2892,6 +3567,14 @@
           <w:b w:val="0"/>
         </w:rPr>
         <w:t>, and limitation. Connect this record to last week’s record; a matching answer without a trace is insufficient.</w:t>
+      </w:r>
+    </w:p>
+    <w:p>
+      <w:pPr>
+        <w:pStyle w:val="Heading2"/>
+      </w:pPr>
+      <w:r>
+        <w:t>Project checkpoint and evidence</w:t>
       </w:r>
     </w:p>
     <w:tbl>
@@ -3012,14 +3695,6 @@
     </w:tbl>
     <w:p>
       <w:pPr>
-        <w:pStyle w:val="Heading3"/>
-      </w:pPr>
-      <w:r>
-        <w:t>Evidence for your project</w:t>
-      </w:r>
-    </w:p>
-    <w:p>
-      <w:pPr>
         <w:spacing w:line="336" w:lineRule="auto" w:after="180"/>
       </w:pPr>
       <w:r>
@@ -3055,15 +3730,88 @@
     </w:p>
     <w:p>
       <w:pPr>
+        <w:pStyle w:val="Heading2"/>
+      </w:pPr>
+      <w:r>
+        <w:t>Earlier wording, alternatives and picture transcripts · reference / check after trying</w:t>
+      </w:r>
+    </w:p>
+    <w:p>
+      <w:pPr>
+        <w:pStyle w:val="Heading3"/>
+      </w:pPr>
+      <w:r>
+        <w:t>Evidence for your project</w:t>
+      </w:r>
+    </w:p>
+    <w:p>
+      <w:pPr>
         <w:pStyle w:val="Heading1"/>
       </w:pPr>
       <w:r>
-        <w:t>12. Show what you know</w:t>
-      </w:r>
-    </w:p>
-    <w:p>
-      <w:r>
-        <w:t>Use a genuinely new case for independent evidence. Previously discussed examples remain practice; use the separately named independent case before feedback.</w:t>
+        <w:t>16. Finish: explain visited values, accumulated state and output position</w:t>
+      </w:r>
+    </w:p>
+    <w:p>
+      <w:r>
+        <w:t>A correct final total needs a trace consistent with the loop body.</w:t>
+      </w:r>
+    </w:p>
+    <w:p>
+      <w:pPr>
+        <w:pStyle w:val="Heading2"/>
+      </w:pPr>
+      <w:r>
+        <w:t>Explain without notes</w:t>
+      </w:r>
+    </w:p>
+    <w:p>
+      <w:pPr>
+        <w:pStyle w:val="ListBullet"/>
+      </w:pPr>
+      <w:r>
+        <w:t>Close your notes. Explain this goal in your own words: Trace variable values before and after each loop iteration</w:t>
+      </w:r>
+    </w:p>
+    <w:p>
+      <w:pPr>
+        <w:pStyle w:val="Heading3"/>
+      </w:pPr>
+      <w:r>
+        <w:t>My deciding step, evidence and one remaining question</w:t>
+      </w:r>
+    </w:p>
+    <w:p>
+      <w:r>
+        <w:t>________________________________________________________________</w:t>
+      </w:r>
+    </w:p>
+    <w:p>
+      <w:r>
+        <w:t>________________________________________________________________</w:t>
+      </w:r>
+    </w:p>
+    <w:p>
+      <w:r>
+        <w:t>________________________________________________________________</w:t>
+      </w:r>
+    </w:p>
+    <w:p>
+      <w:r>
+        <w:t>________________________________________________________________</w:t>
+      </w:r>
+    </w:p>
+    <w:p>
+      <w:r>
+        <w:t>________________________________________________________________</w:t>
+      </w:r>
+    </w:p>
+    <w:p>
+      <w:pPr>
+        <w:pStyle w:val="Heading2"/>
+      </w:pPr>
+      <w:r>
+        <w:t>Plan a changed-case return</w:t>
       </w:r>
     </w:p>
     <w:p>
@@ -3074,31 +3822,31 @@
         <w:rPr>
           <w:b w:val="0"/>
         </w:rPr>
-        <w:t xml:space="preserve">Write the expected range values and </w:t>
+        <w:t xml:space="preserve">If you are unsure, return to the worked picture and explain one arrow. If you are ready, change an </w:t>
       </w:r>
       <w:r>
         <w:rPr>
           <w:b/>
         </w:rPr>
-        <w:t>trace table</w:t>
+        <w:t>input</w:t>
       </w:r>
       <w:r>
         <w:rPr>
           <w:b w:val="0"/>
         </w:rPr>
-        <w:t xml:space="preserve"> before running. Keep predicted and observed </w:t>
+        <w:t xml:space="preserve"> or assumption and justify your </w:t>
       </w:r>
       <w:r>
         <w:rPr>
           <w:b/>
         </w:rPr>
-        <w:t>output</w:t>
+        <w:t>prediction</w:t>
       </w:r>
       <w:r>
         <w:rPr>
           <w:b w:val="0"/>
         </w:rPr>
-        <w:t xml:space="preserve"> separate, then explain the first row where they differ.</w:t>
+        <w:t>.</w:t>
       </w:r>
     </w:p>
     <w:p>
@@ -3109,50 +3857,347 @@
         <w:rPr>
           <w:b w:val="0"/>
         </w:rPr>
-        <w:t xml:space="preserve">For a </w:t>
+        <w:t xml:space="preserve">Save your workbook </w:t>
       </w:r>
       <w:r>
         <w:rPr>
           <w:b/>
         </w:rPr>
-        <w:t>loop</w:t>
+        <w:t>evidence</w:t>
       </w:r>
       <w:r>
         <w:rPr>
           <w:b w:val="0"/>
         </w:rPr>
-        <w:t xml:space="preserve"> that should add a fixed amount repeatedly, zero </w:t>
-      </w:r>
-      <w:r>
-        <w:rPr>
-          <w:b/>
-        </w:rPr>
-        <w:t>iteration</w:t>
-      </w:r>
-      <w:r>
-        <w:rPr>
-          <w:b w:val="0"/>
-        </w:rPr>
-        <w:t xml:space="preserve">s should preserve the initial amount. One </w:t>
-      </w:r>
-      <w:r>
-        <w:rPr>
-          <w:b/>
-        </w:rPr>
-        <w:t>iteration</w:t>
-      </w:r>
-      <w:r>
-        <w:rPr>
-          <w:b w:val="0"/>
-        </w:rPr>
-        <w:t xml:space="preserve"> checks one update; several check accumulation.</w:t>
-      </w:r>
-    </w:p>
+        <w:t>. At the next review, try a different case before opening your old answer.</w:t>
+      </w:r>
+    </w:p>
+    <w:p>
+      <w:pPr>
+        <w:pStyle w:val="Heading1"/>
+      </w:pPr>
+      <w:r>
+        <w:t>Reference bank and extra practice</w:t>
+      </w:r>
+    </w:p>
+    <w:p>
+      <w:pPr>
+        <w:pStyle w:val="Heading1"/>
+      </w:pPr>
+      <w:r>
+        <w:t>05. Reference · The words used in this procedure</w:t>
+      </w:r>
+    </w:p>
+    <w:p>
+      <w:r>
+        <w:t>Explain each term using a particular code line.</w:t>
+      </w:r>
+    </w:p>
+    <w:p>
+      <w:pPr>
+        <w:pStyle w:val="Heading2"/>
+      </w:pPr>
+      <w:r>
+        <w:t>Vocabulary and response</w:t>
+      </w:r>
+    </w:p>
+    <w:tbl>
+      <w:tblPr>
+        <w:tblStyle w:val="LightShading-Accent1"/>
+        <w:tblW w:type="auto" w:w="0"/>
+        <w:tblLook w:firstColumn="1" w:firstRow="1" w:lastColumn="0" w:lastRow="0" w:noHBand="0" w:noVBand="1" w:val="04A0"/>
+      </w:tblPr>
+      <w:tblGrid>
+        <w:gridCol w:w="5112"/>
+        <w:gridCol w:w="5112"/>
+      </w:tblGrid>
+      <w:tr>
+        <w:trPr>
+          <w:tblHeader/>
+        </w:trPr>
+        <w:tc>
+          <w:tcPr>
+            <w:tcW w:type="dxa" w:w="5112"/>
+          </w:tcPr>
+          <w:p>
+            <w:r>
+              <w:t>Word</w:t>
+            </w:r>
+          </w:p>
+        </w:tc>
+        <w:tc>
+          <w:tcPr>
+            <w:tcW w:type="dxa" w:w="5112"/>
+          </w:tcPr>
+          <w:p>
+            <w:r>
+              <w:t>Meaning</w:t>
+            </w:r>
+          </w:p>
+        </w:tc>
+      </w:tr>
+      <w:tr>
+        <w:tc>
+          <w:tcPr>
+            <w:tcW w:type="dxa" w:w="5112"/>
+          </w:tcPr>
+          <w:p>
+            <w:r>
+              <w:t>Loop</w:t>
+            </w:r>
+          </w:p>
+        </w:tc>
+        <w:tc>
+          <w:tcPr>
+            <w:tcW w:type="dxa" w:w="5112"/>
+          </w:tcPr>
+          <w:p>
+            <w:r>
+              <w:t>A block of instructions that can run repeatedly</w:t>
+            </w:r>
+          </w:p>
+        </w:tc>
+      </w:tr>
+      <w:tr>
+        <w:tc>
+          <w:tcPr>
+            <w:tcW w:type="dxa" w:w="5112"/>
+          </w:tcPr>
+          <w:p>
+            <w:r>
+              <w:t>Iteration</w:t>
+            </w:r>
+          </w:p>
+        </w:tc>
+        <w:tc>
+          <w:tcPr>
+            <w:tcW w:type="dxa" w:w="5112"/>
+          </w:tcPr>
+          <w:p>
+            <w:r>
+              <w:t>One execution of a loop body</w:t>
+            </w:r>
+          </w:p>
+        </w:tc>
+      </w:tr>
+      <w:tr>
+        <w:tc>
+          <w:tcPr>
+            <w:tcW w:type="dxa" w:w="5112"/>
+          </w:tcPr>
+          <w:p>
+            <w:r>
+              <w:t>Accumulator</w:t>
+            </w:r>
+          </w:p>
+        </w:tc>
+        <w:tc>
+          <w:tcPr>
+            <w:tcW w:type="dxa" w:w="5112"/>
+          </w:tcPr>
+          <w:p>
+            <w:r>
+              <w:t>A variable that keeps a running result</w:t>
+            </w:r>
+          </w:p>
+        </w:tc>
+      </w:tr>
+      <w:tr>
+        <w:tc>
+          <w:tcPr>
+            <w:tcW w:type="dxa" w:w="5112"/>
+          </w:tcPr>
+          <w:p>
+            <w:r>
+              <w:t>Initialization</w:t>
+            </w:r>
+          </w:p>
+        </w:tc>
+        <w:tc>
+          <w:tcPr>
+            <w:tcW w:type="dxa" w:w="5112"/>
+          </w:tcPr>
+          <w:p>
+            <w:r>
+              <w:t>Giving a variable its starting value</w:t>
+            </w:r>
+          </w:p>
+        </w:tc>
+      </w:tr>
+      <w:tr>
+        <w:tc>
+          <w:tcPr>
+            <w:tcW w:type="dxa" w:w="5112"/>
+          </w:tcPr>
+          <w:p>
+            <w:r>
+              <w:t>Trace table</w:t>
+            </w:r>
+          </w:p>
+        </w:tc>
+        <w:tc>
+          <w:tcPr>
+            <w:tcW w:type="dxa" w:w="5112"/>
+          </w:tcPr>
+          <w:p>
+            <w:r>
+              <w:t>A record of variable values as instructions execute</w:t>
+            </w:r>
+          </w:p>
+        </w:tc>
+      </w:tr>
+    </w:tbl>
     <w:p>
       <w:pPr>
         <w:pStyle w:val="Heading3"/>
       </w:pPr>
       <w:r>
+        <w:t>Use two terms to explain a step in this week’s example.</w:t>
+      </w:r>
+    </w:p>
+    <w:p>
+      <w:r>
+        <w:t>________________________________________________________________</w:t>
+      </w:r>
+    </w:p>
+    <w:p>
+      <w:r>
+        <w:t>________________________________________________________________</w:t>
+      </w:r>
+    </w:p>
+    <w:p>
+      <w:r>
+        <w:t>________________________________________________________________</w:t>
+      </w:r>
+    </w:p>
+    <w:p>
+      <w:pPr>
+        <w:pStyle w:val="Heading1"/>
+      </w:pPr>
+      <w:r>
+        <w:t>10. Extra challenge · Explain, apply and challenge</w:t>
+      </w:r>
+    </w:p>
+    <w:p>
+      <w:r>
+        <w:t>Choose the next useful task after supported practice.</w:t>
+      </w:r>
+    </w:p>
+    <w:p>
+      <w:pPr>
+        <w:pStyle w:val="Heading2"/>
+      </w:pPr>
+      <w:r>
+        <w:t>Choose a challenge</w:t>
+      </w:r>
+    </w:p>
+    <w:p>
+      <w:pPr>
+        <w:pStyle w:val="ListBullet"/>
+      </w:pPr>
+      <w:r>
+        <w:t>List the values supplied by range(2, 5) and explain why 5 is absent. How many times does its body run?</w:t>
+      </w:r>
+    </w:p>
+    <w:p>
+      <w:pPr>
+        <w:pStyle w:val="ListBullet"/>
+      </w:pPr>
+      <w:r>
+        <w:t>For the faulty script with range(1, 4), record total after each addition. Explain the wrong final output and remove only the faulty reset.</w:t>
+      </w:r>
+    </w:p>
+    <w:p>
+      <w:pPr>
+        <w:pStyle w:val="ListBullet"/>
+      </w:pPr>
+      <w:r>
+        <w:t>In your counter script, range(-2) performs no iterations. Does returning the initial 5 make negative rounds valid? Explain what the script checks and what it assumes.</w:t>
+      </w:r>
+    </w:p>
+    <w:p>
+      <w:pPr>
+        <w:pStyle w:val="Heading3"/>
+      </w:pPr>
+      <w:r>
+        <w:t>Explain which evidence supports your conclusion and which claim remains unproved.</w:t>
+      </w:r>
+    </w:p>
+    <w:p>
+      <w:r>
+        <w:t>________________________________________________________________</w:t>
+      </w:r>
+    </w:p>
+    <w:p>
+      <w:r>
+        <w:t>________________________________________________________________</w:t>
+      </w:r>
+    </w:p>
+    <w:p>
+      <w:r>
+        <w:t>________________________________________________________________</w:t>
+      </w:r>
+    </w:p>
+    <w:p>
+      <w:r>
+        <w:t>________________________________________________________________</w:t>
+      </w:r>
+    </w:p>
+    <w:p>
+      <w:r>
+        <w:t>________________________________________________________________</w:t>
+      </w:r>
+    </w:p>
+    <w:p>
+      <w:pPr>
+        <w:pStyle w:val="Heading2"/>
+      </w:pPr>
+      <w:r>
+        <w:t>Earlier wording, alternatives and picture transcripts · reference / check after trying</w:t>
+      </w:r>
+    </w:p>
+    <w:p>
+      <w:pPr>
+        <w:pStyle w:val="Heading3"/>
+      </w:pPr>
+      <w:r>
+        <w:t>Explain → apply → challenge</w:t>
+      </w:r>
+    </w:p>
+    <w:p>
+      <w:pPr>
+        <w:pStyle w:val="Heading1"/>
+      </w:pPr>
+      <w:r>
+        <w:t>12. Reference · Inspect your evidence</w:t>
+      </w:r>
+    </w:p>
+    <w:p>
+      <w:r>
+        <w:t>Use the record after practice rather than revealing the independent answer.</w:t>
+      </w:r>
+    </w:p>
+    <w:p>
+      <w:pPr>
+        <w:pStyle w:val="Heading2"/>
+      </w:pPr>
+      <w:r>
+        <w:t>Self-check and explanation</w:t>
+      </w:r>
+    </w:p>
+    <w:p>
+      <w:pPr>
+        <w:pStyle w:val="ListBullet"/>
+      </w:pPr>
+      <w:r>
+        <w:t>Write the expected range values and trace table before running. Keep predicted and observed output separate, then explain the first row where they differ. For a loop that should add a fixed amount repeatedly, zero iterations should preserve the initial amount. One iteration checks one update; several check accumulation.</w:t>
+      </w:r>
+    </w:p>
+    <w:p>
+      <w:pPr>
+        <w:pStyle w:val="Heading3"/>
+      </w:pPr>
+      <w:r>
         <w:t>A learner checks the reset bug using only range(1, 2) and sees the expected answer 1. Explain why this does not establish correctness, and give a revealing test with its expected correct output.</w:t>
       </w:r>
     </w:p>
@@ -3183,25 +4228,10 @@
     </w:p>
     <w:p>
       <w:pPr>
-        <w:spacing w:line="336" w:lineRule="auto" w:after="180"/>
-      </w:pPr>
-      <w:r>
-        <w:rPr>
-          <w:b w:val="0"/>
-        </w:rPr>
-        <w:t xml:space="preserve">In your counter script, range(-2) performs no </w:t>
-      </w:r>
-      <w:r>
-        <w:rPr>
-          <w:b/>
-        </w:rPr>
-        <w:t>iteration</w:t>
-      </w:r>
-      <w:r>
-        <w:rPr>
-          <w:b w:val="0"/>
-        </w:rPr>
-        <w:t>s. Does returning the initial 5 make negative rounds valid? Explain what the script checks and what it assumes.</w:t>
+        <w:pStyle w:val="ListBullet"/>
+      </w:pPr>
+      <w:r>
+        <w:t>In your counter script, range(-2) performs no iterations. Does returning the initial 5 make negative rounds valid? Explain what the script checks and what it assumes.</w:t>
       </w:r>
     </w:p>
     <w:p>
@@ -3237,12 +4267,28 @@
         <w:pStyle w:val="Heading1"/>
       </w:pPr>
       <w:r>
-        <w:t>13. Study a complete case</w:t>
-      </w:r>
-    </w:p>
-    <w:p>
-      <w:r>
-        <w:t>Revisit the complete Loops and trace tables case for supported practice. Repeated examples do not become fresh assessments.</w:t>
+        <w:t>13. Extra practice · A complete trace</w:t>
+      </w:r>
+    </w:p>
+    <w:p>
+      <w:r>
+        <w:t>Predict before opening the supplied trace.</w:t>
+      </w:r>
+    </w:p>
+    <w:p>
+      <w:pPr>
+        <w:pStyle w:val="Heading2"/>
+      </w:pPr>
+      <w:r>
+        <w:t>Explain the input and procedure</w:t>
+      </w:r>
+    </w:p>
+    <w:p>
+      <w:pPr>
+        <w:pStyle w:val="ListBullet"/>
+      </w:pPr>
+      <w:r>
+        <w:t>Follow the input through the stated procedure to its result. Cover the result first, predict it, then explain every intermediate step. The text/table accompanies the figure so the example can be read without colour.</w:t>
       </w:r>
     </w:p>
     <w:p>
@@ -3250,7 +4296,45 @@
         <w:pStyle w:val="Heading3"/>
       </w:pPr>
       <w:r>
-        <w:t>Complete evidence record</w:t>
+        <w:t>My complete trace of the worked case</w:t>
+      </w:r>
+    </w:p>
+    <w:p>
+      <w:r>
+        <w:t>________________________________________________________________</w:t>
+      </w:r>
+    </w:p>
+    <w:p>
+      <w:r>
+        <w:t>________________________________________________________________</w:t>
+      </w:r>
+    </w:p>
+    <w:p>
+      <w:r>
+        <w:t>________________________________________________________________</w:t>
+      </w:r>
+    </w:p>
+    <w:p>
+      <w:r>
+        <w:t>________________________________________________________________</w:t>
+      </w:r>
+    </w:p>
+    <w:p>
+      <w:r>
+        <w:t>________________________________________________________________</w:t>
+      </w:r>
+    </w:p>
+    <w:p>
+      <w:r>
+        <w:t>________________________________________________________________</w:t>
+      </w:r>
+    </w:p>
+    <w:p>
+      <w:pPr>
+        <w:pStyle w:val="Heading2"/>
+      </w:pPr>
+      <w:r>
+        <w:t>Check the complete trace · reference / check after trying</w:t>
       </w:r>
     </w:p>
     <w:p>
@@ -3411,25 +4495,10 @@
     </w:p>
     <w:p>
       <w:pPr>
-        <w:spacing w:line="336" w:lineRule="auto" w:after="180"/>
-      </w:pPr>
-      <w:r>
-        <w:rPr>
-          <w:b w:val="0"/>
-        </w:rPr>
-        <w:t xml:space="preserve">Follow the </w:t>
-      </w:r>
-      <w:r>
-        <w:rPr>
-          <w:b/>
-        </w:rPr>
-        <w:t>input</w:t>
-      </w:r>
-      <w:r>
-        <w:rPr>
-          <w:b w:val="0"/>
-        </w:rPr>
-        <w:t xml:space="preserve"> through the stated procedure to its result. Cover the result first, predict it, then explain every intermediate step. The text/table accompanies the figure so the example can be read without colour.</w:t>
+        <w:pStyle w:val="Heading2"/>
+      </w:pPr>
+      <w:r>
+        <w:t>Earlier wording, alternatives and picture transcripts · reference / check after trying</w:t>
       </w:r>
     </w:p>
     <w:p>
@@ -3437,37 +4506,7 @@
         <w:pStyle w:val="Heading3"/>
       </w:pPr>
       <w:r>
-        <w:t>My complete trace of the worked case</w:t>
-      </w:r>
-    </w:p>
-    <w:p>
-      <w:r>
-        <w:t>________________________________________________________________</w:t>
-      </w:r>
-    </w:p>
-    <w:p>
-      <w:r>
-        <w:t>________________________________________________________________</w:t>
-      </w:r>
-    </w:p>
-    <w:p>
-      <w:r>
-        <w:t>________________________________________________________________</w:t>
-      </w:r>
-    </w:p>
-    <w:p>
-      <w:r>
-        <w:t>________________________________________________________________</w:t>
-      </w:r>
-    </w:p>
-    <w:p>
-      <w:r>
-        <w:t>________________________________________________________________</w:t>
-      </w:r>
-    </w:p>
-    <w:p>
-      <w:r>
-        <w:t>________________________________________________________________</w:t>
+        <w:t>Complete evidence record</w:t>
       </w:r>
     </w:p>
     <w:p>
@@ -3475,256 +4514,20 @@
         <w:pStyle w:val="Heading1"/>
       </w:pPr>
       <w:r>
-        <w:t>14. Try a new case independently</w:t>
-      </w:r>
-    </w:p>
-    <w:p>
-      <w:r>
-        <w:t>Attempt the reserved new case before feedback. Record support; the earlier examples below remain additional practice.</w:t>
-      </w:r>
-    </w:p>
-    <w:p>
-      <w:pPr>
-        <w:pStyle w:val="Heading3"/>
-      </w:pPr>
-      <w:r>
-        <w:t>Independent case: Count iterations and a stopping point</w:t>
-      </w:r>
-    </w:p>
-    <w:p>
-      <w:pPr>
-        <w:spacing w:line="336" w:lineRule="auto" w:after="180"/>
-      </w:pPr>
-      <w:r>
-        <w:rPr>
-          <w:b w:val="0"/>
-        </w:rPr>
-        <w:t>List every value visited and each running total. Then predict the result for range(2,2).</w:t>
-      </w:r>
-    </w:p>
-    <w:p>
-      <w:r>
-        <w:rPr>
-          <w:rFonts w:ascii="Courier New" w:hAnsi="Courier New"/>
-          <w:sz w:val="18"/>
-        </w:rPr>
-        <w:t>total = 0</w:t>
-        <w:br/>
-        <w:t>for value in range(2, 6):</w:t>
-        <w:br/>
-        <w:t xml:space="preserve">    total = total + value</w:t>
-        <w:br/>
-        <w:t>print(total)</w:t>
-        <w:br/>
-      </w:r>
-    </w:p>
-    <w:p>
-      <w:pPr>
-        <w:pStyle w:val="Heading3"/>
-      </w:pPr>
-      <w:r>
-        <w:t>My independent explanation, trace and limits</w:t>
-      </w:r>
-    </w:p>
-    <w:p>
-      <w:r>
-        <w:t>________________________________________________________________</w:t>
-      </w:r>
-    </w:p>
-    <w:p>
-      <w:r>
-        <w:t>________________________________________________________________</w:t>
-      </w:r>
-    </w:p>
-    <w:p>
-      <w:r>
-        <w:t>________________________________________________________________</w:t>
-      </w:r>
-    </w:p>
-    <w:p>
-      <w:r>
-        <w:t>________________________________________________________________</w:t>
-      </w:r>
-    </w:p>
-    <w:p>
-      <w:r>
-        <w:t>________________________________________________________________</w:t>
-      </w:r>
-    </w:p>
-    <w:p>
-      <w:r>
-        <w:t>________________________________________________________________</w:t>
-      </w:r>
-    </w:p>
-    <w:p>
-      <w:r>
-        <w:t>________________________________________________________________</w:t>
-      </w:r>
-    </w:p>
-    <w:p>
-      <w:pPr>
-        <w:spacing w:line="336" w:lineRule="auto" w:after="180"/>
-      </w:pPr>
-      <w:r>
-        <w:rPr>
-          <w:b w:val="0"/>
-        </w:rPr>
-        <w:t>Attempt this case before feedback. Record any help. Earlier examples below are further practice; a case already practised with feedback cannot establish fresh transfer.</w:t>
-      </w:r>
-    </w:p>
-    <w:p>
-      <w:pPr>
-        <w:pStyle w:val="Heading3"/>
-      </w:pPr>
-      <w:r>
-        <w:t>Attempt this without hints</w:t>
-      </w:r>
-    </w:p>
-    <w:p>
-      <w:pPr>
-        <w:spacing w:line="336" w:lineRule="auto" w:after="180"/>
-      </w:pPr>
-      <w:r>
-        <w:rPr>
-          <w:b w:val="0"/>
-        </w:rPr>
-        <w:t xml:space="preserve">A box starts with 5 counters. Each round adds 2 counters. Use rounds = 3, an initialized total and for turn in range(rounds). Print the final total once after the </w:t>
-      </w:r>
-      <w:r>
-        <w:rPr>
-          <w:b/>
-        </w:rPr>
-        <w:t>loop</w:t>
-      </w:r>
-      <w:r>
-        <w:rPr>
-          <w:b w:val="0"/>
-        </w:rPr>
-        <w:t>.</w:t>
-      </w:r>
-    </w:p>
-    <w:p>
-      <w:pPr>
-        <w:spacing w:line="336" w:lineRule="auto" w:after="180"/>
-      </w:pPr>
-      <w:r>
-        <w:rPr>
-          <w:b w:val="0"/>
-        </w:rPr>
-        <w:t>Trace the totals and predict fresh runs with rounds 0, 1 and 3. Assume rounds is a nonnegative integer.</w:t>
-      </w:r>
-    </w:p>
-    <w:p>
-      <w:pPr>
-        <w:pStyle w:val="Heading3"/>
-      </w:pPr>
-      <w:r>
-        <w:t>My independent procedure, result and limitation</w:t>
-      </w:r>
-    </w:p>
-    <w:p>
-      <w:r>
-        <w:t>________________________________________________________________</w:t>
-      </w:r>
-    </w:p>
-    <w:p>
-      <w:r>
-        <w:t>________________________________________________________________</w:t>
-      </w:r>
-    </w:p>
-    <w:p>
-      <w:r>
-        <w:t>________________________________________________________________</w:t>
-      </w:r>
-    </w:p>
-    <w:p>
-      <w:r>
-        <w:t>________________________________________________________________</w:t>
-      </w:r>
-    </w:p>
-    <w:p>
-      <w:r>
-        <w:t>________________________________________________________________</w:t>
-      </w:r>
-    </w:p>
-    <w:p>
-      <w:r>
-        <w:t>________________________________________________________________</w:t>
-      </w:r>
-    </w:p>
-    <w:p>
-      <w:r>
-        <w:t>________________________________________________________________</w:t>
-      </w:r>
-    </w:p>
-    <w:p>
-      <w:r>
-        <w:t>________________________________________________________________</w:t>
-      </w:r>
-    </w:p>
-    <w:p>
-      <w:pPr>
-        <w:spacing w:line="336" w:lineRule="auto" w:after="180"/>
-      </w:pPr>
-      <w:r>
-        <w:rPr>
-          <w:b w:val="0"/>
-        </w:rPr>
-        <w:t>Record support used: none, hint or teacher explanation. After feedback, a different case is needed to demonstrate independence.</w:t>
-      </w:r>
-    </w:p>
-    <w:p>
-      <w:pPr>
-        <w:pStyle w:val="Heading3"/>
-      </w:pPr>
-      <w:r>
-        <w:t>Use feedback to improve</w:t>
-      </w:r>
-    </w:p>
-    <w:p>
-      <w:pPr>
-        <w:spacing w:line="336" w:lineRule="auto" w:after="180"/>
-      </w:pPr>
-      <w:r>
-        <w:rPr>
-          <w:b w:val="0"/>
-        </w:rPr>
-        <w:t>Attempt the independent case before hints. Record whether you worked alone, used a hint or followed a model. After feedback, fix the first unsupported step and explain why it changed.</w:t>
-      </w:r>
-    </w:p>
-    <w:p>
-      <w:pPr>
-        <w:spacing w:line="336" w:lineRule="auto" w:after="180"/>
-      </w:pPr>
-      <w:r>
-        <w:rPr>
-          <w:b w:val="0"/>
-        </w:rPr>
-        <w:t>A later check uses a changed case, not a copied answer.</w:t>
-      </w:r>
-    </w:p>
-    <w:p>
-      <w:pPr>
-        <w:pStyle w:val="Heading1"/>
-      </w:pPr>
-      <w:r>
-        <w:t>15. Your lesson route</w:t>
-      </w:r>
-    </w:p>
-    <w:p>
-      <w:r>
-        <w:t>Use this map to navigate Loops and trace tables, connect the goals to tasks and keep one evidence record for each attempt.</w:t>
-      </w:r>
-    </w:p>
-    <w:p>
-      <w:pPr>
-        <w:spacing w:line="336" w:lineRule="auto" w:after="180"/>
-      </w:pPr>
-      <w:r>
-        <w:rPr>
-          <w:b w:val="0"/>
-        </w:rPr>
-        <w:t>Start with this question: Accumulate a short range. A running total adds the integers visited by range(1,5).</w:t>
+        <w:t>15. Reference · Earlier route checklist</w:t>
+      </w:r>
+    </w:p>
+    <w:p>
+      <w:r>
+        <w:t>Keep one main lesson route and use this as a reminder.</w:t>
+      </w:r>
+    </w:p>
+    <w:p>
+      <w:pPr>
+        <w:pStyle w:val="Heading2"/>
+      </w:pPr>
+      <w:r>
+        <w:t>Checklist and first prediction</w:t>
       </w:r>
     </w:p>
     <w:tbl>
@@ -3889,15 +4692,10 @@
     </w:p>
     <w:p>
       <w:pPr>
-        <w:pStyle w:val="Heading1"/>
-      </w:pPr>
-      <w:r>
-        <w:t>16. Finish and return</w:t>
-      </w:r>
-    </w:p>
-    <w:p>
-      <w:r>
-        <w:t>Explain Loops and trace tables without notes, identify a remaining question and plan a later check with a changed case.</w:t>
+        <w:pStyle w:val="Heading2"/>
+      </w:pPr>
+      <w:r>
+        <w:t>Earlier wording, alternatives and picture transcripts · reference / check after trying</w:t>
       </w:r>
     </w:p>
     <w:p>
@@ -3908,7 +4706,136 @@
         <w:rPr>
           <w:b w:val="0"/>
         </w:rPr>
-        <w:t xml:space="preserve">Close your notes. Explain this goal in your own words: Trace variable values before and after each </w:t>
+        <w:t>Start with this question: Accumulate a short range. A running total adds the integers visited by range(1,5).</w:t>
+      </w:r>
+    </w:p>
+    <w:p>
+      <w:pPr>
+        <w:pStyle w:val="Heading1"/>
+      </w:pPr>
+      <w:r>
+        <w:t>17. Extra practice · Predict, check and repair</w:t>
+      </w:r>
+    </w:p>
+    <w:p>
+      <w:r>
+        <w:t>Use only after an attempt; keep the reserved assessment separate.</w:t>
+      </w:r>
+    </w:p>
+    <w:p>
+      <w:pPr>
+        <w:pStyle w:val="Heading2"/>
+      </w:pPr>
+      <w:r>
+        <w:t>First question and hint</w:t>
+      </w:r>
+    </w:p>
+    <w:p>
+      <w:pPr>
+        <w:pStyle w:val="ListBullet"/>
+      </w:pPr>
+      <w:r>
+        <w:t>Accumulate a short range. A running total adds the integers visited by range(1,5).</w:t>
+      </w:r>
+    </w:p>
+    <w:p>
+      <w:pPr>
+        <w:pStyle w:val="Heading3"/>
+      </w:pPr>
+      <w:r>
+        <w:t>Practice 1: explain the deciding evidence</w:t>
+      </w:r>
+    </w:p>
+    <w:p>
+      <w:pPr>
+        <w:pStyle w:val="ListBullet"/>
+      </w:pPr>
+      <w:r>
+        <w:t>Which labelled step matches this detail? The final displayed value is 10.</w:t>
+      </w:r>
+    </w:p>
+    <w:p>
+      <w:pPr>
+        <w:pStyle w:val="ListBullet"/>
+      </w:pPr>
+      <w:r>
+        <w:t>1. Trace running total</w:t>
+      </w:r>
+    </w:p>
+    <w:p>
+      <w:pPr>
+        <w:pStyle w:val="ListBullet"/>
+      </w:pPr>
+      <w:r>
+        <w:t>2. Print after the loop</w:t>
+      </w:r>
+    </w:p>
+    <w:p>
+      <w:pPr>
+        <w:pStyle w:val="ListBullet"/>
+      </w:pPr>
+      <w:r>
+        <w:t>3. Visit the range</w:t>
+      </w:r>
+    </w:p>
+    <w:p>
+      <w:pPr>
+        <w:pStyle w:val="Heading3"/>
+      </w:pPr>
+      <w:r>
+        <w:t>My selected conclusion, deciding fact and explanation</w:t>
+      </w:r>
+    </w:p>
+    <w:p>
+      <w:r>
+        <w:t>________________________________________________________________</w:t>
+      </w:r>
+    </w:p>
+    <w:p>
+      <w:r>
+        <w:t>________________________________________________________________</w:t>
+      </w:r>
+    </w:p>
+    <w:p>
+      <w:r>
+        <w:t>________________________________________________________________</w:t>
+      </w:r>
+    </w:p>
+    <w:p>
+      <w:r>
+        <w:t>________________________________________________________________</w:t>
+      </w:r>
+    </w:p>
+    <w:p>
+      <w:r>
+        <w:t>________________________________________________________________</w:t>
+      </w:r>
+    </w:p>
+    <w:p>
+      <w:pPr>
+        <w:pStyle w:val="ListBullet"/>
+      </w:pPr>
+      <w:r>
+        <w:t>Hint if needed: Read the steps in the pictorial case. Match the supplied detail to the stage that performs or records it.</w:t>
+      </w:r>
+    </w:p>
+    <w:p>
+      <w:pPr>
+        <w:pStyle w:val="Heading2"/>
+      </w:pPr>
+      <w:r>
+        <w:t>Check the first explanation · reference / check after trying</w:t>
+      </w:r>
+    </w:p>
+    <w:p>
+      <w:pPr>
+        <w:spacing w:line="336" w:lineRule="auto" w:after="180"/>
+      </w:pPr>
+      <w:r>
+        <w:rPr>
+          <w:b w:val="0"/>
+        </w:rPr>
+        <w:t xml:space="preserve">After your attempt, compare with the supported explanation: Print after the </w:t>
       </w:r>
       <w:r>
         <w:rPr>
@@ -3920,57 +4847,273 @@
         <w:rPr>
           <w:b w:val="0"/>
         </w:rPr>
-        <w:t xml:space="preserve"> </w:t>
+        <w:t xml:space="preserve"> The final displayed value is 10. A </w:t>
       </w:r>
       <w:r>
         <w:rPr>
           <w:b/>
         </w:rPr>
-        <w:t>iteration</w:t>
-      </w:r>
-    </w:p>
-    <w:p>
-      <w:pPr>
-        <w:pStyle w:val="Heading3"/>
-      </w:pPr>
-      <w:r>
-        <w:t>My deciding step, evidence and one remaining question</w:t>
-      </w:r>
-    </w:p>
-    <w:p>
-      <w:r>
-        <w:t>________________________________________________________________</w:t>
-      </w:r>
-    </w:p>
-    <w:p>
-      <w:r>
-        <w:t>________________________________________________________________</w:t>
-      </w:r>
-    </w:p>
-    <w:p>
-      <w:r>
-        <w:t>________________________________________________________________</w:t>
-      </w:r>
-    </w:p>
-    <w:p>
-      <w:r>
-        <w:t>________________________________________________________________</w:t>
-      </w:r>
-    </w:p>
-    <w:p>
-      <w:r>
-        <w:t>________________________________________________________________</w:t>
-      </w:r>
-    </w:p>
-    <w:p>
-      <w:pPr>
-        <w:spacing w:line="336" w:lineRule="auto" w:after="180"/>
-      </w:pPr>
+        <w:t>loop</w:t>
+      </w:r>
       <w:r>
         <w:rPr>
           <w:b w:val="0"/>
         </w:rPr>
-        <w:t xml:space="preserve">If you are unsure, return to the worked picture and explain one arrow. If you are ready, change an </w:t>
+        <w:t xml:space="preserve"> repeats an operation for each visited value.</w:t>
+      </w:r>
+    </w:p>
+    <w:p>
+      <w:pPr>
+        <w:spacing w:line="336" w:lineRule="auto" w:after="180"/>
+      </w:pPr>
+      <w:r>
+        <w:rPr>
+          <w:b w:val="0"/>
+        </w:rPr>
+        <w:t xml:space="preserve">A </w:t>
+      </w:r>
+      <w:r>
+        <w:rPr>
+          <w:b/>
+        </w:rPr>
+        <w:t>trace table</w:t>
+      </w:r>
+      <w:r>
+        <w:rPr>
+          <w:b w:val="0"/>
+        </w:rPr>
+        <w:t xml:space="preserve"> distinguishes the current value from the </w:t>
+      </w:r>
+      <w:r>
+        <w:rPr>
+          <w:b/>
+        </w:rPr>
+        <w:t>accumulator</w:t>
+      </w:r>
+      <w:r>
+        <w:rPr>
+          <w:b w:val="0"/>
+        </w:rPr>
+        <w:t>; the range stop is not included.</w:t>
+      </w:r>
+    </w:p>
+    <w:p>
+      <w:pPr>
+        <w:pStyle w:val="Heading2"/>
+      </w:pPr>
+      <w:r>
+        <w:t>Changed-case question and hint</w:t>
+      </w:r>
+    </w:p>
+    <w:p>
+      <w:pPr>
+        <w:pStyle w:val="Heading3"/>
+      </w:pPr>
+      <w:r>
+        <w:t>Practice 2: explain the deciding evidence</w:t>
+      </w:r>
+    </w:p>
+    <w:p>
+      <w:pPr>
+        <w:pStyle w:val="ListBullet"/>
+      </w:pPr>
+      <w:r>
+        <w:t>Changed-case practice: Replace range(1,5) with range(1,1). Which conclusion is supported by the supplied facts?</w:t>
+      </w:r>
+    </w:p>
+    <w:p>
+      <w:pPr>
+        <w:pStyle w:val="ListBullet"/>
+      </w:pPr>
+      <w:r>
+        <w:t>1. We can decide the result without examining the changed input or the procedure.</w:t>
+      </w:r>
+    </w:p>
+    <w:p>
+      <w:pPr>
+        <w:pStyle w:val="ListBullet"/>
+      </w:pPr>
+      <w:r>
+        <w:t>2. No values are visited and the final output is 0.</w:t>
+      </w:r>
+    </w:p>
+    <w:p>
+      <w:pPr>
+        <w:pStyle w:val="ListBullet"/>
+      </w:pPr>
+      <w:r>
+        <w:t>3. This one example guarantees correct results for every future input.</w:t>
+      </w:r>
+    </w:p>
+    <w:p>
+      <w:pPr>
+        <w:pStyle w:val="Heading3"/>
+      </w:pPr>
+      <w:r>
+        <w:t>My selected conclusion, deciding fact and explanation</w:t>
+      </w:r>
+    </w:p>
+    <w:p>
+      <w:r>
+        <w:t>________________________________________________________________</w:t>
+      </w:r>
+    </w:p>
+    <w:p>
+      <w:r>
+        <w:t>________________________________________________________________</w:t>
+      </w:r>
+    </w:p>
+    <w:p>
+      <w:r>
+        <w:t>________________________________________________________________</w:t>
+      </w:r>
+    </w:p>
+    <w:p>
+      <w:r>
+        <w:t>________________________________________________________________</w:t>
+      </w:r>
+    </w:p>
+    <w:p>
+      <w:r>
+        <w:t>________________________________________________________________</w:t>
+      </w:r>
+    </w:p>
+    <w:p>
+      <w:pPr>
+        <w:pStyle w:val="ListBullet"/>
+      </w:pPr>
+      <w:r>
+        <w:t>Hint if needed: Use the changed condition and the deciding step in the pictorial trace. The answer must say what follows from those facts.</w:t>
+      </w:r>
+    </w:p>
+    <w:p>
+      <w:pPr>
+        <w:pStyle w:val="Heading2"/>
+      </w:pPr>
+      <w:r>
+        <w:t>Check the changed explanation · reference / check after trying</w:t>
+      </w:r>
+    </w:p>
+    <w:p>
+      <w:pPr>
+        <w:spacing w:line="336" w:lineRule="auto" w:after="180"/>
+      </w:pPr>
+      <w:r>
+        <w:rPr>
+          <w:b w:val="0"/>
+        </w:rPr>
+        <w:t xml:space="preserve">After your attempt, compare with the supported explanation: No values are visited and the final </w:t>
+      </w:r>
+      <w:r>
+        <w:rPr>
+          <w:b/>
+        </w:rPr>
+        <w:t>output</w:t>
+      </w:r>
+      <w:r>
+        <w:rPr>
+          <w:b w:val="0"/>
+        </w:rPr>
+        <w:t xml:space="preserve"> is 0. The </w:t>
+      </w:r>
+      <w:r>
+        <w:rPr>
+          <w:b/>
+        </w:rPr>
+        <w:t>accumulator</w:t>
+      </w:r>
+      <w:r>
+        <w:rPr>
+          <w:b w:val="0"/>
+        </w:rPr>
+        <w:t xml:space="preserve"> starts at zero and an empty </w:t>
+      </w:r>
+      <w:r>
+        <w:rPr>
+          <w:b/>
+        </w:rPr>
+        <w:t>loop</w:t>
+      </w:r>
+      <w:r>
+        <w:rPr>
+          <w:b w:val="0"/>
+        </w:rPr>
+        <w:t xml:space="preserve"> never changes it.</w:t>
+      </w:r>
+    </w:p>
+    <w:p>
+      <w:pPr>
+        <w:pStyle w:val="Heading2"/>
+      </w:pPr>
+      <w:r>
+        <w:t>Repair and keep the record</w:t>
+      </w:r>
+    </w:p>
+    <w:p>
+      <w:pPr>
+        <w:spacing w:line="336" w:lineRule="auto" w:after="180"/>
+      </w:pPr>
+      <w:r>
+        <w:rPr>
+          <w:b w:val="0"/>
+        </w:rPr>
+        <w:t>Review Branching and boundary tests (python-bridge/5). Goal: Trace the selected branch in an if elif else chain. Short practice: Trace -2, 4 and 5 through the branches.</w:t>
+      </w:r>
+    </w:p>
+    <w:p>
+      <w:pPr>
+        <w:spacing w:line="336" w:lineRule="auto" w:after="180"/>
+      </w:pPr>
+      <w:r>
+        <w:rPr>
+          <w:b w:val="0"/>
+        </w:rPr>
+        <w:t>Explain why the negative check comes first and what label -2 gets if it is removed.. Return to this week and explain what you changed.</w:t>
+      </w:r>
+    </w:p>
+    <w:p>
+      <w:pPr>
+        <w:spacing w:line="336" w:lineRule="auto" w:after="180"/>
+      </w:pPr>
+      <w:r>
+        <w:rPr>
+          <w:b w:val="0"/>
+        </w:rPr>
+        <w:t>Review Expressions and operator order (python-bridge/3). Goal: Evaluate numeric expressions using Python’s grouping rules. Short practice: Trace the operation order in both expressions.</w:t>
+      </w:r>
+    </w:p>
+    <w:p>
+      <w:pPr>
+        <w:spacing w:line="336" w:lineRule="auto" w:after="180"/>
+      </w:pPr>
+      <w:r>
+        <w:rPr>
+          <w:b w:val="0"/>
+        </w:rPr>
+        <w:t>Identify which picture step changes with parentheses and predict both results when the multiplier becomes four.. Return to this week and explain what you changed.</w:t>
+      </w:r>
+    </w:p>
+    <w:p>
+      <w:pPr>
+        <w:spacing w:line="336" w:lineRule="auto" w:after="180"/>
+      </w:pPr>
+      <w:r>
+        <w:rPr>
+          <w:b w:val="0"/>
+        </w:rPr>
+        <w:t xml:space="preserve">The browser lab lets you edit the supported Python examples already included in this lesson. Predict first, run, inspect the actual </w:t>
+      </w:r>
+      <w:r>
+        <w:rPr>
+          <w:b/>
+        </w:rPr>
+        <w:t>output</w:t>
+      </w:r>
+      <w:r>
+        <w:rPr>
+          <w:b w:val="0"/>
+        </w:rPr>
+        <w:t xml:space="preserve"> or error, change one </w:t>
       </w:r>
       <w:r>
         <w:rPr>
@@ -3982,7 +5125,18 @@
         <w:rPr>
           <w:b w:val="0"/>
         </w:rPr>
-        <w:t xml:space="preserve"> or assumption and justify your </w:t>
+        <w:t>, then run again.</w:t>
+      </w:r>
+    </w:p>
+    <w:p>
+      <w:pPr>
+        <w:spacing w:line="336" w:lineRule="auto" w:after="180"/>
+      </w:pPr>
+      <w:r>
+        <w:rPr>
+          <w:b w:val="0"/>
+        </w:rPr>
+        <w:t xml:space="preserve">Keep code, </w:t>
       </w:r>
       <w:r>
         <w:rPr>
@@ -3994,7 +5148,7 @@
         <w:rPr>
           <w:b w:val="0"/>
         </w:rPr>
-        <w:t>.</w:t>
+        <w:t>s, actual results and a reasoned revision together. On paper, label your result as a trace rather than an execution.</w:t>
       </w:r>
     </w:p>
     <w:p>
@@ -4005,7 +5159,7 @@
         <w:rPr>
           <w:b w:val="0"/>
         </w:rPr>
-        <w:t xml:space="preserve">Save your workbook </w:t>
+        <w:t xml:space="preserve">Use Download completed work in the hosted lesson to export your answers, reflections, practice feedback and code-run </w:t>
       </w:r>
       <w:r>
         <w:rPr>
@@ -4017,20 +5171,26 @@
         <w:rPr>
           <w:b w:val="0"/>
         </w:rPr>
-        <w:t>. At the next review, try a different case before opening your old answer.</w:t>
-      </w:r>
-    </w:p>
-    <w:p>
-      <w:pPr>
-        <w:pStyle w:val="Heading1"/>
-      </w:pPr>
-      <w:r>
-        <w:t>17. Supported practice, repair and portfolio</w:t>
-      </w:r>
-    </w:p>
-    <w:p>
-      <w:r>
-        <w:t>Attempt supported questions before using hints or feedback. Review a missing building block, then keep the completed work.</w:t>
+        <w:t>. Open the HTML copy to read or print it.</w:t>
+      </w:r>
+    </w:p>
+    <w:p>
+      <w:pPr>
+        <w:spacing w:line="336" w:lineRule="auto" w:after="180"/>
+      </w:pPr>
+      <w:r>
+        <w:rPr>
+          <w:b w:val="0"/>
+        </w:rPr>
+        <w:t>Drafts stay in this browser when storage is available; clear drafts on a shared device.</w:t>
+      </w:r>
+    </w:p>
+    <w:p>
+      <w:pPr>
+        <w:pStyle w:val="Heading2"/>
+      </w:pPr>
+      <w:r>
+        <w:t>Earlier wording, alternatives and picture transcripts · reference / check after trying</w:t>
       </w:r>
     </w:p>
     <w:p>
@@ -4046,74 +5206,10 @@
     </w:p>
     <w:p>
       <w:pPr>
-        <w:spacing w:line="336" w:lineRule="auto" w:after="180"/>
-      </w:pPr>
-      <w:r>
-        <w:rPr>
-          <w:b w:val="0"/>
-        </w:rPr>
-        <w:t>Accumulate a short range. A running total adds the integers visited by range(1,5).</w:t>
-      </w:r>
-    </w:p>
-    <w:p>
-      <w:pPr>
         <w:pStyle w:val="Heading3"/>
       </w:pPr>
       <w:r>
-        <w:t>Practice 1: explain the deciding evidence</w:t>
-      </w:r>
-    </w:p>
-    <w:p>
-      <w:pPr>
-        <w:spacing w:line="336" w:lineRule="auto" w:after="180"/>
-      </w:pPr>
-      <w:r>
-        <w:rPr>
-          <w:b w:val="0"/>
-        </w:rPr>
-        <w:t>Which labelled step matches this detail? The final displayed value is 10.</w:t>
-      </w:r>
-    </w:p>
-    <w:p>
-      <w:pPr>
-        <w:spacing w:line="336" w:lineRule="auto" w:after="180"/>
-        <w:shd w:fill="F4F9FC"/>
-      </w:pPr>
-      <w:r>
-        <w:rPr>
-          <w:b w:val="0"/>
-        </w:rPr>
-        <w:t>1. Trace running total</w:t>
-      </w:r>
-    </w:p>
-    <w:p>
-      <w:pPr>
-        <w:spacing w:line="336" w:lineRule="auto" w:after="180"/>
-        <w:shd w:fill="F4F9FC"/>
-      </w:pPr>
-      <w:r>
-        <w:rPr>
-          <w:b w:val="0"/>
-        </w:rPr>
-        <w:t xml:space="preserve">2. Print after the </w:t>
-      </w:r>
-      <w:r>
-        <w:rPr>
-          <w:b/>
-        </w:rPr>
-        <w:t>loop</w:t>
-      </w:r>
-    </w:p>
-    <w:p>
-      <w:pPr>
-        <w:spacing w:line="336" w:lineRule="auto" w:after="180"/>
-        <w:shd w:fill="F4F9FC"/>
-      </w:pPr>
-      <w:r>
-        <w:rPr>
-          <w:b w:val="0"/>
-        </w:rPr>
-        <w:t>3. Visit the range</w:t>
+        <w:t>Repair a missing building block</w:t>
       </w:r>
     </w:p>
     <w:p>
@@ -4121,32 +5217,7 @@
         <w:pStyle w:val="Heading3"/>
       </w:pPr>
       <w:r>
-        <w:t>My selected conclusion, deciding fact and explanation</w:t>
-      </w:r>
-    </w:p>
-    <w:p>
-      <w:r>
-        <w:t>________________________________________________________________</w:t>
-      </w:r>
-    </w:p>
-    <w:p>
-      <w:r>
-        <w:t>________________________________________________________________</w:t>
-      </w:r>
-    </w:p>
-    <w:p>
-      <w:r>
-        <w:t>________________________________________________________________</w:t>
-      </w:r>
-    </w:p>
-    <w:p>
-      <w:r>
-        <w:t>________________________________________________________________</w:t>
-      </w:r>
-    </w:p>
-    <w:p>
-      <w:r>
-        <w:t>________________________________________________________________</w:t>
+        <w:t>Predict, run and debug</w:t>
       </w:r>
     </w:p>
     <w:p>
@@ -4154,486 +5225,25 @@
         <w:pStyle w:val="Heading3"/>
       </w:pPr>
       <w:r>
-        <w:t>Hint · try first</w:t>
-      </w:r>
-    </w:p>
-    <w:p>
-      <w:pPr>
-        <w:spacing w:line="336" w:lineRule="auto" w:after="180"/>
-        <w:shd w:fill="F1F6F8"/>
-      </w:pPr>
-      <w:r>
-        <w:rPr>
-          <w:b w:val="0"/>
-        </w:rPr>
-        <w:t>Hint if needed: Read the steps in the pictorial case. Match the supplied detail to the stage that performs or records it.</w:t>
-      </w:r>
-    </w:p>
-    <w:p>
-      <w:pPr>
-        <w:pStyle w:val="Heading3"/>
-      </w:pPr>
-      <w:r>
-        <w:t>Feedback · compare after trying</w:t>
-      </w:r>
-    </w:p>
-    <w:p>
-      <w:pPr>
-        <w:spacing w:line="336" w:lineRule="auto" w:after="180"/>
-        <w:shd w:fill="F1F6FC"/>
-      </w:pPr>
-      <w:r>
-        <w:rPr>
-          <w:b w:val="0"/>
-        </w:rPr>
-        <w:t xml:space="preserve">After your attempt, compare with the supported explanation: Print after the </w:t>
-      </w:r>
-      <w:r>
-        <w:rPr>
-          <w:b/>
-        </w:rPr>
-        <w:t>loop</w:t>
-      </w:r>
-      <w:r>
-        <w:rPr>
-          <w:b w:val="0"/>
-        </w:rPr>
-        <w:t xml:space="preserve"> The final displayed value is 10. A </w:t>
-      </w:r>
-      <w:r>
-        <w:rPr>
-          <w:b/>
-        </w:rPr>
-        <w:t>loop</w:t>
-      </w:r>
-      <w:r>
-        <w:rPr>
-          <w:b w:val="0"/>
-        </w:rPr>
-        <w:t xml:space="preserve"> repeats an operation for each visited value.</w:t>
-      </w:r>
-    </w:p>
-    <w:p>
-      <w:pPr>
-        <w:spacing w:line="336" w:lineRule="auto" w:after="180"/>
-        <w:shd w:fill="F1F6FC"/>
-      </w:pPr>
-      <w:r>
-        <w:rPr>
-          <w:b w:val="0"/>
-        </w:rPr>
-        <w:t xml:space="preserve">A </w:t>
-      </w:r>
-      <w:r>
-        <w:rPr>
-          <w:b/>
-        </w:rPr>
-        <w:t>trace table</w:t>
-      </w:r>
-      <w:r>
-        <w:rPr>
-          <w:b w:val="0"/>
-        </w:rPr>
-        <w:t xml:space="preserve"> distinguishes the current value from the </w:t>
-      </w:r>
-      <w:r>
-        <w:rPr>
-          <w:b/>
-        </w:rPr>
-        <w:t>accumulator</w:t>
-      </w:r>
-      <w:r>
-        <w:rPr>
-          <w:b w:val="0"/>
-        </w:rPr>
-        <w:t>; the range stop is not included.</w:t>
-      </w:r>
-    </w:p>
-    <w:p>
-      <w:pPr>
-        <w:pStyle w:val="Heading3"/>
-      </w:pPr>
-      <w:r>
-        <w:t>Practice 2: explain the deciding evidence</w:t>
-      </w:r>
-    </w:p>
-    <w:p>
-      <w:pPr>
-        <w:pStyle w:val="Heading3"/>
-      </w:pPr>
-      <w:r>
-        <w:t>Changed case · predict first</w:t>
-      </w:r>
-    </w:p>
-    <w:p>
-      <w:pPr>
-        <w:spacing w:line="336" w:lineRule="auto" w:after="180"/>
-        <w:shd w:fill="F5F1FB"/>
-      </w:pPr>
-      <w:r>
-        <w:rPr>
-          <w:b w:val="0"/>
-        </w:rPr>
-        <w:t>Changed-case practice: Replace range(1,5) with range(1,1). Which conclusion is supported by the supplied facts?</w:t>
-      </w:r>
-    </w:p>
-    <w:p>
-      <w:pPr>
-        <w:spacing w:line="336" w:lineRule="auto" w:after="180"/>
-        <w:shd w:fill="F4F9FC"/>
-      </w:pPr>
-      <w:r>
-        <w:rPr>
-          <w:b w:val="0"/>
-        </w:rPr>
-        <w:t xml:space="preserve">1. We can decide the result without examining the changed </w:t>
-      </w:r>
-      <w:r>
-        <w:rPr>
-          <w:b/>
-        </w:rPr>
-        <w:t>input</w:t>
-      </w:r>
-      <w:r>
-        <w:rPr>
-          <w:b w:val="0"/>
-        </w:rPr>
-        <w:t xml:space="preserve"> or the procedure.</w:t>
-      </w:r>
-    </w:p>
-    <w:p>
-      <w:pPr>
-        <w:spacing w:line="336" w:lineRule="auto" w:after="180"/>
-        <w:shd w:fill="F4F9FC"/>
-      </w:pPr>
-      <w:r>
-        <w:rPr>
-          <w:b w:val="0"/>
-        </w:rPr>
-        <w:t xml:space="preserve">2. No values are visited and the final </w:t>
-      </w:r>
-      <w:r>
-        <w:rPr>
-          <w:b/>
-        </w:rPr>
-        <w:t>output</w:t>
-      </w:r>
-      <w:r>
-        <w:rPr>
-          <w:b w:val="0"/>
-        </w:rPr>
-        <w:t xml:space="preserve"> is 0.</w:t>
-      </w:r>
-    </w:p>
-    <w:p>
-      <w:pPr>
-        <w:spacing w:line="336" w:lineRule="auto" w:after="180"/>
-        <w:shd w:fill="F4F9FC"/>
-      </w:pPr>
-      <w:r>
-        <w:rPr>
-          <w:b w:val="0"/>
-        </w:rPr>
-        <w:t xml:space="preserve">3. This one example guarantees correct results for every future </w:t>
-      </w:r>
-      <w:r>
-        <w:rPr>
-          <w:b/>
-        </w:rPr>
-        <w:t>input</w:t>
-      </w:r>
-      <w:r>
-        <w:rPr>
-          <w:b w:val="0"/>
-        </w:rPr>
-        <w:t>.</w:t>
-      </w:r>
-    </w:p>
-    <w:p>
-      <w:pPr>
-        <w:pStyle w:val="Heading3"/>
-      </w:pPr>
-      <w:r>
-        <w:t>My selected conclusion, deciding fact and explanation</w:t>
-      </w:r>
-    </w:p>
-    <w:p>
-      <w:r>
-        <w:t>________________________________________________________________</w:t>
-      </w:r>
-    </w:p>
-    <w:p>
-      <w:r>
-        <w:t>________________________________________________________________</w:t>
-      </w:r>
-    </w:p>
-    <w:p>
-      <w:r>
-        <w:t>________________________________________________________________</w:t>
-      </w:r>
-    </w:p>
-    <w:p>
-      <w:r>
-        <w:t>________________________________________________________________</w:t>
-      </w:r>
-    </w:p>
-    <w:p>
-      <w:r>
-        <w:t>________________________________________________________________</w:t>
-      </w:r>
-    </w:p>
-    <w:p>
-      <w:pPr>
-        <w:pStyle w:val="Heading3"/>
-      </w:pPr>
-      <w:r>
-        <w:t>Hint · try first</w:t>
-      </w:r>
-    </w:p>
-    <w:p>
-      <w:pPr>
-        <w:spacing w:line="336" w:lineRule="auto" w:after="180"/>
-        <w:shd w:fill="F1F6F8"/>
-      </w:pPr>
-      <w:r>
-        <w:rPr>
-          <w:b w:val="0"/>
-        </w:rPr>
-        <w:t>Hint if needed: Use the changed condition and the deciding step in the pictorial trace. The answer must say what follows from those facts.</w:t>
-      </w:r>
-    </w:p>
-    <w:p>
-      <w:pPr>
-        <w:pStyle w:val="Heading3"/>
-      </w:pPr>
-      <w:r>
-        <w:t>Feedback · compare after trying</w:t>
-      </w:r>
-    </w:p>
-    <w:p>
-      <w:pPr>
-        <w:spacing w:line="336" w:lineRule="auto" w:after="180"/>
-        <w:shd w:fill="F1F6FC"/>
-      </w:pPr>
-      <w:r>
-        <w:rPr>
-          <w:b w:val="0"/>
-        </w:rPr>
-        <w:t xml:space="preserve">After your attempt, compare with the supported explanation: No values are visited and the final </w:t>
-      </w:r>
-      <w:r>
-        <w:rPr>
-          <w:b/>
-        </w:rPr>
-        <w:t>output</w:t>
-      </w:r>
-      <w:r>
-        <w:rPr>
-          <w:b w:val="0"/>
-        </w:rPr>
-        <w:t xml:space="preserve"> is 0. The </w:t>
-      </w:r>
-      <w:r>
-        <w:rPr>
-          <w:b/>
-        </w:rPr>
-        <w:t>accumulator</w:t>
-      </w:r>
-      <w:r>
-        <w:rPr>
-          <w:b w:val="0"/>
-        </w:rPr>
-        <w:t xml:space="preserve"> starts at zero and an empty </w:t>
-      </w:r>
-      <w:r>
-        <w:rPr>
-          <w:b/>
-        </w:rPr>
-        <w:t>loop</w:t>
-      </w:r>
-      <w:r>
-        <w:rPr>
-          <w:b w:val="0"/>
-        </w:rPr>
-        <w:t xml:space="preserve"> never changes it.</w:t>
-      </w:r>
-    </w:p>
-    <w:p>
-      <w:pPr>
-        <w:pStyle w:val="Heading3"/>
-      </w:pPr>
-      <w:r>
-        <w:t>Repair a missing building block</w:t>
-      </w:r>
-    </w:p>
-    <w:p>
-      <w:pPr>
-        <w:spacing w:line="336" w:lineRule="auto" w:after="180"/>
-      </w:pPr>
-      <w:r>
-        <w:rPr>
-          <w:b w:val="0"/>
-        </w:rPr>
-        <w:t>Review Branching and boundary tests (python-bridge/5). Goal: Trace the selected branch in an if elif else chain. Short practice: Trace -2, 4 and 5 through the branches.</w:t>
-      </w:r>
-    </w:p>
-    <w:p>
-      <w:pPr>
-        <w:spacing w:line="336" w:lineRule="auto" w:after="180"/>
-      </w:pPr>
-      <w:r>
-        <w:rPr>
-          <w:b w:val="0"/>
-        </w:rPr>
-        <w:t>Explain why the negative check comes first and what label -2 gets if it is removed.. Return to this week and explain what you changed.</w:t>
-      </w:r>
-    </w:p>
-    <w:p>
-      <w:pPr>
-        <w:spacing w:line="336" w:lineRule="auto" w:after="180"/>
-      </w:pPr>
-      <w:r>
-        <w:rPr>
-          <w:b w:val="0"/>
-        </w:rPr>
-        <w:t>Review Expressions and operator order (python-bridge/3). Goal: Evaluate numeric expressions using Python’s grouping rules. Short practice: Trace the operation order in both expressions.</w:t>
-      </w:r>
-    </w:p>
-    <w:p>
-      <w:pPr>
-        <w:spacing w:line="336" w:lineRule="auto" w:after="180"/>
-      </w:pPr>
-      <w:r>
-        <w:rPr>
-          <w:b w:val="0"/>
-        </w:rPr>
-        <w:t>Identify which picture step changes with parentheses and predict both results when the multiplier becomes four.. Return to this week and explain what you changed.</w:t>
-      </w:r>
-    </w:p>
-    <w:p>
-      <w:pPr>
-        <w:pStyle w:val="Heading3"/>
-      </w:pPr>
-      <w:r>
-        <w:t>Predict, run and debug</w:t>
-      </w:r>
-    </w:p>
-    <w:p>
-      <w:pPr>
-        <w:spacing w:line="336" w:lineRule="auto" w:after="180"/>
-      </w:pPr>
-      <w:r>
-        <w:rPr>
-          <w:b w:val="0"/>
-        </w:rPr>
-        <w:t xml:space="preserve">The browser lab lets you edit the supported Python examples already included in this lesson. Predict first, run, inspect the actual </w:t>
-      </w:r>
-      <w:r>
-        <w:rPr>
-          <w:b/>
-        </w:rPr>
-        <w:t>output</w:t>
-      </w:r>
-      <w:r>
-        <w:rPr>
-          <w:b w:val="0"/>
-        </w:rPr>
-        <w:t xml:space="preserve"> or error, change one </w:t>
-      </w:r>
-      <w:r>
-        <w:rPr>
-          <w:b/>
-        </w:rPr>
-        <w:t>input</w:t>
-      </w:r>
-      <w:r>
-        <w:rPr>
-          <w:b w:val="0"/>
-        </w:rPr>
-        <w:t>, then run again.</w:t>
-      </w:r>
-    </w:p>
-    <w:p>
-      <w:pPr>
-        <w:spacing w:line="336" w:lineRule="auto" w:after="180"/>
-      </w:pPr>
-      <w:r>
-        <w:rPr>
-          <w:b w:val="0"/>
-        </w:rPr>
-        <w:t xml:space="preserve">Keep code, </w:t>
-      </w:r>
-      <w:r>
-        <w:rPr>
-          <w:b/>
-        </w:rPr>
-        <w:t>prediction</w:t>
-      </w:r>
-      <w:r>
-        <w:rPr>
-          <w:b w:val="0"/>
-        </w:rPr>
-        <w:t>s, actual results and a reasoned revision together. On paper, label your result as a trace rather than an execution.</w:t>
-      </w:r>
-    </w:p>
-    <w:p>
-      <w:pPr>
-        <w:pStyle w:val="Heading3"/>
-      </w:pPr>
-      <w:r>
         <w:t>Keep your completed work</w:t>
       </w:r>
     </w:p>
     <w:p>
       <w:pPr>
-        <w:spacing w:line="336" w:lineRule="auto" w:after="180"/>
-      </w:pPr>
-      <w:r>
-        <w:rPr>
-          <w:b w:val="0"/>
-        </w:rPr>
-        <w:t xml:space="preserve">Use Download completed work in the hosted lesson to export your answers, reflections, practice feedback and code-run </w:t>
-      </w:r>
-      <w:r>
-        <w:rPr>
-          <w:b/>
-        </w:rPr>
-        <w:t>evidence</w:t>
-      </w:r>
-      <w:r>
-        <w:rPr>
-          <w:b w:val="0"/>
-        </w:rPr>
-        <w:t>. Open the HTML copy to read or print it.</w:t>
-      </w:r>
-    </w:p>
-    <w:p>
-      <w:pPr>
-        <w:spacing w:line="336" w:lineRule="auto" w:after="180"/>
-      </w:pPr>
-      <w:r>
-        <w:rPr>
-          <w:b w:val="0"/>
-        </w:rPr>
-        <w:t>Drafts stay in this browser when storage is available; clear drafts on a shared device.</w:t>
-      </w:r>
-    </w:p>
-    <w:p>
-      <w:pPr>
         <w:pStyle w:val="Heading1"/>
       </w:pPr>
       <w:r>
-        <w:t>18. Visual concept journey</w:t>
-      </w:r>
-    </w:p>
-    <w:p>
-      <w:r>
-        <w:t>Explain each Loops and trace tables graphic using its labels, deciding evidence and relevant limitation.</w:t>
-      </w:r>
-    </w:p>
-    <w:p>
-      <w:pPr>
-        <w:pStyle w:val="Heading3"/>
+        <w:t>18. Reference · The six-picture journey</w:t>
+      </w:r>
+    </w:p>
+    <w:p>
+      <w:r>
+        <w:t>Choose the picture needed for the present question.</w:t>
+      </w:r>
+    </w:p>
+    <w:p>
+      <w:pPr>
+        <w:pStyle w:val="Heading2"/>
       </w:pPr>
       <w:r>
         <w:t>01. Loops and trace tables: the case</w:t>
@@ -4644,7 +5254,7 @@
         <w:drawing>
           <wp:inline xmlns:a="http://schemas.openxmlformats.org/drawingml/2006/main" xmlns:pic="http://schemas.openxmlformats.org/drawingml/2006/picture">
             <wp:extent cx="5486400" cy="2834640"/>
-            <wp:docPr id="3" name="Picture 3" descr="Accumulate a short range. A running total adds the integers visited by range(1,5). Supplied facts: Python 3: total=0; for value in range(1,5): total+=value; print(total). The print is after the loop."/>
+            <wp:docPr id="5" name="Picture 5" descr="Accumulate a short range. A running total adds the integers visited by range(1,5). Supplied facts: Python 3: total=0; for value in range(1,5): total+=value; print(total). The print is after the loop."/>
             <wp:cNvGraphicFramePr>
               <a:graphicFrameLocks noChangeAspect="1"/>
             </wp:cNvGraphicFramePr>
@@ -4656,7 +5266,7 @@
                     <pic:cNvPicPr/>
                   </pic:nvPicPr>
                   <pic:blipFill>
-                    <a:blip r:embed="rId11"/>
+                    <a:blip r:embed="rId13"/>
                     <a:stretch>
                       <a:fillRect/>
                     </a:stretch>
@@ -4701,7 +5311,6 @@
     <w:p>
       <w:pPr>
         <w:spacing w:line="336" w:lineRule="auto" w:after="180"/>
-        <w:shd w:fill="F5F1FB"/>
       </w:pPr>
       <w:r>
         <w:rPr>
@@ -4712,7 +5321,7 @@
     </w:p>
     <w:p>
       <w:pPr>
-        <w:pStyle w:val="Heading3"/>
+        <w:pStyle w:val="Heading2"/>
       </w:pPr>
       <w:r>
         <w:t>02. Follow the deciding steps</w:t>
@@ -4723,7 +5332,7 @@
         <w:drawing>
           <wp:inline xmlns:a="http://schemas.openxmlformats.org/drawingml/2006/main" xmlns:pic="http://schemas.openxmlformats.org/drawingml/2006/picture">
             <wp:extent cx="5486400" cy="3182112"/>
-            <wp:docPr id="4" name="Picture 4" descr="Visit the range: Values are 1,2,3,4; the stop value 5 is excluded. → Trace running total: Totals after each addition are 1,3,6,10. → Print after the loop: The final displayed value is 10."/>
+            <wp:docPr id="6" name="Picture 6" descr="Visit the range: Values are 1,2,3,4; the stop value 5 is excluded. → Trace running total: Totals after each addition are 1,3,6,10. → Print after the loop: The final displayed value is 10."/>
             <wp:cNvGraphicFramePr>
               <a:graphicFrameLocks noChangeAspect="1"/>
             </wp:cNvGraphicFramePr>
@@ -4735,7 +5344,7 @@
                     <pic:cNvPicPr/>
                   </pic:nvPicPr>
                   <pic:blipFill>
-                    <a:blip r:embed="rId12"/>
+                    <a:blip r:embed="rId9"/>
                     <a:stretch>
                       <a:fillRect/>
                     </a:stretch>
@@ -4780,7 +5389,6 @@
     <w:p>
       <w:pPr>
         <w:spacing w:line="336" w:lineRule="auto" w:after="180"/>
-        <w:shd w:fill="F5F1FB"/>
       </w:pPr>
       <w:r>
         <w:rPr>
@@ -4803,7 +5411,7 @@
     </w:p>
     <w:p>
       <w:pPr>
-        <w:pStyle w:val="Heading3"/>
+        <w:pStyle w:val="Heading2"/>
       </w:pPr>
       <w:r>
         <w:t>03. Running total after each visited value</w:t>
@@ -4814,7 +5422,7 @@
         <w:drawing>
           <wp:inline xmlns:a="http://schemas.openxmlformats.org/drawingml/2006/main" xmlns:pic="http://schemas.openxmlformats.org/drawingml/2006/picture">
             <wp:extent cx="5486400" cy="3938016"/>
-            <wp:docPr id="5" name="Picture 5" descr="Running total after each visited value. Visit 1: Current value = 1, Running total = 1. Visit 2: Current value = 2, Running total = 3. Visit 3: Current value = 3, Running total = 6. Visit 4: Current value = 4, Running total = 10."/>
+            <wp:docPr id="7" name="Picture 7" descr="Running total after each visited value. Visit 1: Current value = 1, Running total = 1. Visit 2: Current value = 2, Running total = 3. Visit 3: Current value = 3, Running total = 6. Visit 4: Current value = 4, Running total = 10."/>
             <wp:cNvGraphicFramePr>
               <a:graphicFrameLocks noChangeAspect="1"/>
             </wp:cNvGraphicFramePr>
@@ -4826,7 +5434,7 @@
                     <pic:cNvPicPr/>
                   </pic:nvPicPr>
                   <pic:blipFill>
-                    <a:blip r:embed="rId13"/>
+                    <a:blip r:embed="rId14"/>
                     <a:stretch>
                       <a:fillRect/>
                     </a:stretch>
@@ -4870,7 +5478,6 @@
     <w:p>
       <w:pPr>
         <w:spacing w:line="336" w:lineRule="auto" w:after="180"/>
-        <w:shd w:fill="F5F1FB"/>
       </w:pPr>
       <w:r>
         <w:rPr>
@@ -4881,7 +5488,7 @@
     </w:p>
     <w:p>
       <w:pPr>
-        <w:pStyle w:val="Heading3"/>
+        <w:pStyle w:val="Heading2"/>
       </w:pPr>
       <w:r>
         <w:t>04. Change one thing. Trace what follows.</w:t>
@@ -4892,7 +5499,7 @@
         <w:drawing>
           <wp:inline xmlns:a="http://schemas.openxmlformats.org/drawingml/2006/main" xmlns:pic="http://schemas.openxmlformats.org/drawingml/2006/picture">
             <wp:extent cx="5486400" cy="3026664"/>
-            <wp:docPr id="6" name="Picture 6" descr="Original case: The final displayed value is 10. Changed condition: Replace range(1,5) with range(1,1). Expected result: No values are visited and the final output is 0. Reason: The accumulator starts at zero and an empty loop never changes it."/>
+            <wp:docPr id="8" name="Picture 8" descr="Original case: The final displayed value is 10. Changed condition: Replace range(1,5) with range(1,1). Expected result: No values are visited and the final output is 0. Reason: The accumulator starts at zero and an empty loop never changes it."/>
             <wp:cNvGraphicFramePr>
               <a:graphicFrameLocks noChangeAspect="1"/>
             </wp:cNvGraphicFramePr>
@@ -4904,7 +5511,7 @@
                     <pic:cNvPicPr/>
                   </pic:nvPicPr>
                   <pic:blipFill>
-                    <a:blip r:embed="rId14"/>
+                    <a:blip r:embed="rId11"/>
                     <a:stretch>
                       <a:fillRect/>
                     </a:stretch>
@@ -4984,7 +5591,6 @@
     <w:p>
       <w:pPr>
         <w:spacing w:line="336" w:lineRule="auto" w:after="180"/>
-        <w:shd w:fill="F5F1FB"/>
       </w:pPr>
       <w:r>
         <w:rPr>
@@ -4995,7 +5601,7 @@
     </w:p>
     <w:p>
       <w:pPr>
-        <w:pStyle w:val="Heading3"/>
+        <w:pStyle w:val="Heading2"/>
       </w:pPr>
       <w:r>
         <w:t>05. Connect the explanation to its limit</w:t>
@@ -5006,7 +5612,7 @@
         <w:drawing>
           <wp:inline xmlns:a="http://schemas.openxmlformats.org/drawingml/2006/main" xmlns:pic="http://schemas.openxmlformats.org/drawingml/2006/picture">
             <wp:extent cx="5486400" cy="2834640"/>
-            <wp:docPr id="7" name="Picture 7" descr="A loop repeats an operation for each visited value. A trace table distinguishes the current value from the accumulator; the range stop is not included. Limit: This bounded loop does not train an AI model; other loop conditions may require separate termination checks."/>
+            <wp:docPr id="9" name="Picture 9" descr="A loop repeats an operation for each visited value. A trace table distinguishes the current value from the accumulator; the range stop is not included. Limit: This bounded loop does not train an AI model; other loop conditions may require separate termination checks."/>
             <wp:cNvGraphicFramePr>
               <a:graphicFrameLocks noChangeAspect="1"/>
             </wp:cNvGraphicFramePr>
@@ -5122,7 +5728,6 @@
     <w:p>
       <w:pPr>
         <w:spacing w:line="336" w:lineRule="auto" w:after="180"/>
-        <w:shd w:fill="F5F1FB"/>
       </w:pPr>
       <w:r>
         <w:rPr>
@@ -5133,7 +5738,7 @@
     </w:p>
     <w:p>
       <w:pPr>
-        <w:pStyle w:val="Heading3"/>
+        <w:pStyle w:val="Heading2"/>
       </w:pPr>
       <w:r>
         <w:t>06. Make the idea visible in your project</w:t>
@@ -5144,7 +5749,7 @@
         <w:drawing>
           <wp:inline xmlns:a="http://schemas.openxmlformats.org/drawingml/2006/main" xmlns:pic="http://schemas.openxmlformats.org/drawingml/2006/picture">
             <wp:extent cx="5486400" cy="3681984"/>
-            <wp:docPr id="8" name="Picture 8" descr="For Python readiness before the Responsible Plant Classifier, retain a trace of the values, the predicted outputs and the changed-case explanation. Use actual Python 3 results to check the prediction after reasoning first. Draw your input, deciding step, result and limit. Supported question: List the four visited values and their running totals. Explain why 5 is absent and what prints for range(1,1)."/>
+            <wp:docPr id="10" name="Picture 10" descr="For Python readiness before the Responsible Plant Classifier, retain a trace of the values, the predicted outputs and the changed-case explanation. Use actual Python 3 results to check the prediction after reasoning first. Draw your input, deciding step, result and limit. Supported question: List the four visited values and their running totals. Explain why 5 is absent and what prints for range(1,1)."/>
             <wp:cNvGraphicFramePr>
               <a:graphicFrameLocks noChangeAspect="1"/>
             </wp:cNvGraphicFramePr>
@@ -5236,7 +5841,6 @@
     <w:p>
       <w:pPr>
         <w:spacing w:line="336" w:lineRule="auto" w:after="180"/>
-        <w:shd w:fill="F5F1FB"/>
       </w:pPr>
       <w:r>
         <w:rPr>
@@ -5255,6 +5859,62 @@
           <w:b w:val="0"/>
         </w:rPr>
         <w:t>.</w:t>
+      </w:r>
+    </w:p>
+    <w:p>
+      <w:pPr>
+        <w:pStyle w:val="Heading2"/>
+      </w:pPr>
+      <w:r>
+        <w:t>Earlier wording, alternatives and picture transcripts · reference / check after trying</w:t>
+      </w:r>
+    </w:p>
+    <w:p>
+      <w:pPr>
+        <w:pStyle w:val="Heading3"/>
+      </w:pPr>
+      <w:r>
+        <w:t>01. Loops and trace tables: the case</w:t>
+      </w:r>
+    </w:p>
+    <w:p>
+      <w:pPr>
+        <w:pStyle w:val="Heading3"/>
+      </w:pPr>
+      <w:r>
+        <w:t>02. Follow the deciding steps</w:t>
+      </w:r>
+    </w:p>
+    <w:p>
+      <w:pPr>
+        <w:pStyle w:val="Heading3"/>
+      </w:pPr>
+      <w:r>
+        <w:t>03. Running total after each visited value</w:t>
+      </w:r>
+    </w:p>
+    <w:p>
+      <w:pPr>
+        <w:pStyle w:val="Heading3"/>
+      </w:pPr>
+      <w:r>
+        <w:t>04. Change one thing. Trace what follows.</w:t>
+      </w:r>
+    </w:p>
+    <w:p>
+      <w:pPr>
+        <w:pStyle w:val="Heading3"/>
+      </w:pPr>
+      <w:r>
+        <w:t>05. Connect the explanation to its limit</w:t>
+      </w:r>
+    </w:p>
+    <w:p>
+      <w:pPr>
+        <w:pStyle w:val="Heading3"/>
+      </w:pPr>
+      <w:r>
+        <w:t>06. Make the idea visible in your project</w:t>
       </w:r>
     </w:p>
     <w:sectPr>
